--- a/clients/johanna_castillo/Johanna_Castillo_3Day_Training_Plan_Client_View.docx
+++ b/clients/johanna_castillo/Johanna_Castillo_3Day_Training_Plan_Client_View.docx
@@ -81,7 +81,7 @@
           <w:sz w:val="17"/>
           <w:szCs w:val="17"/>
         </w:rPr>
-        <w:t xml:space="preserve">This is your ICONS Index program — built for your body, your goals, and where you are right now. You’re not fragile. You’re powerful, capable, and still evolving.</w:t>
+        <w:t xml:space="preserve">This is your ICONS Index program — built for your body, your goals, and where you are right now. Control precedes power. Strength builds confidence. Energy becomes identity.</w:t>
       </w:r>
     </w:p>
     <w:p>

--- a/clients/johanna_castillo/Johanna_Castillo_3Day_Training_Plan_Client_View.docx
+++ b/clients/johanna_castillo/Johanna_Castillo_3Day_Training_Plan_Client_View.docx
@@ -1893,7 +1893,7 @@
           <w:sz w:val="17"/>
           <w:szCs w:val="17"/>
         </w:rPr>
-        <w:t xml:space="preserve">Brace before lifting, exhale on exertion — no breath-holding. If you experience any leaking, heaviness, or pressure, stop and flag your coach. This is common and treatable.</w:t>
+        <w:t xml:space="preserve">Match your bracing to the load: breathe freely on lighter sets, exhale on exertion as your default, and use a brief, controlled brace on your heaviest working sets. If you experience any leaking, heaviness, or pressure, stop and flag your coach. This is common and treatable.</w:t>
       </w:r>
     </w:p>
     <w:p>
@@ -6099,7 +6099,7 @@
           <w:sz w:val="17"/>
           <w:szCs w:val="17"/>
         </w:rPr>
-        <w:t xml:space="preserve">Brace before lifting, exhale on exertion — no breath-holding. If you experience any leaking, heaviness, or pressure, stop and flag your coach. This is common and treatable.</w:t>
+        <w:t xml:space="preserve">Match your bracing to the load: breathe freely on lighter sets, exhale on exertion as your default, and use a brief, controlled brace on your heaviest working sets. If you experience any leaking, heaviness, or pressure, stop and flag your coach. This is common and treatable.</w:t>
       </w:r>
     </w:p>
     <w:p>
@@ -9607,7 +9607,7 @@
           <w:sz w:val="17"/>
           <w:szCs w:val="17"/>
         </w:rPr>
-        <w:t xml:space="preserve">Brace before lifting, exhale on exertion — no breath-holding. If you experience any leaking, heaviness, or pressure, stop and flag your coach. This is common and treatable.</w:t>
+        <w:t xml:space="preserve">Match your bracing to the load: breathe freely on lighter sets, exhale on exertion as your default, and use a brief, controlled brace on your heaviest working sets. If you experience any leaking, heaviness, or pressure, stop and flag your coach. This is common and treatable.</w:t>
       </w:r>
     </w:p>
     <w:p>

--- a/clients/johanna_castillo/Johanna_Castillo_3Day_Training_Plan_Client_View.docx
+++ b/clients/johanna_castillo/Johanna_Castillo_3Day_Training_Plan_Client_View.docx
@@ -1395,7 +1395,7 @@
           <w:sz w:val="17"/>
           <w:szCs w:val="17"/>
         </w:rPr>
-        <w:t xml:space="preserve">ALST Index Optimal — 7.23 kg/m²:  </w:t>
+        <w:t xml:space="preserve">ALST Index Within Normal Reference Range — 7.23 kg/m²:  </w:t>
       </w:r>
       <w:r>
         <w:rPr>
@@ -1404,7 +1404,7 @@
           <w:sz w:val="17"/>
           <w:szCs w:val="17"/>
         </w:rPr>
-        <w:t xml:space="preserve">Above the 7.0 kg/m² EWGSOP2 optimal threshold. This program layers strength maintenance under a fat-loss/cardiometabolic focus rather than muscle-building-primary — loads hold at tested baselines while the conditioning finisher does the heavy lifting on body composition.</w:t>
+        <w:t xml:space="preserve">Well above the 5.5 kg/m² EWGSOP2 female at-risk cutoff — not At-Risk, and there is no higher "Optimal" tier above that threshold for women (EWGSOP2's 7.0 kg/m² cutoff is the separate MALE at-risk threshold, not a female target — corrected 8/17/2026, see CLAUDE.md's "ALST Index" section). Read this as a healthy number tracked as a trend over time, not a graded score. This program layers strength maintenance under a fat-loss/cardiometabolic focus rather than muscle-building-primary — loads hold at tested baselines while the conditioning finisher does the heavy lifting on body composition.</w:t>
       </w:r>
     </w:p>
     <w:p>
@@ -1554,7 +1554,7 @@
           <w:sz w:val="17"/>
           <w:szCs w:val="17"/>
         </w:rPr>
-        <w:t xml:space="preserve">At 51, Johanna sits in the 45–55 age bracket, confirmed postmenopausal. Protein and creatine targets already reflect the 2.0–2.2 g/kg "50+" tier (resolved automatically once age crosses 50), and creatine is strongly indicated by age and postmenopausal status alike. LIFTMOR-style bone-loading candidacy screening (T-score &lt; -1.0) is worth introducing as part of ongoing care as estrogen decline accelerates through this window — framed as "bone investment," not added risk — though no DEXA/T-score data is currently on file to confirm candidacy either way.</w:t>
+        <w:t xml:space="preserve">At 51, Johanna sits in the 45–55 age bracket, confirmed postmenopausal. Creatine is strongly indicated by age and postmenopausal status alike. Protein moves up within the 1.6–2.2 g/kg range for a genuine energy deficit, heavy training load, or ALST At-Risk status — not for age or postmenopausal status alone (Johanna's ALST, 7.23 kg/m², is well within normal reference range). LIFTMOR-style bone-loading candidacy screening (T-score &lt; -1.0) is worth introducing as part of ongoing care as estrogen decline accelerates through this window — framed as "bone investment," not added risk — though no DEXA/T-score data is currently on file to confirm candidacy either way.</w:t>
       </w:r>
     </w:p>
     <w:p>
@@ -1843,7 +1843,7 @@
           <w:sz w:val="17"/>
           <w:szCs w:val="17"/>
         </w:rPr>
-        <w:t xml:space="preserve">Moderate strength, building volume without peak CNS demand. Loads sit on today's tested baselines (Hip Thrust, Seated OHP) while a conditioning finisher supports the VFA and body-fat priority from your Styku scan. This is strength maintenance layered under fat-loss focus, not muscle-building-primary — your ALST is already optimal at 7.23 kg/m².</w:t>
+        <w:t xml:space="preserve">Moderate strength, building volume without peak CNS demand. Loads sit on today's tested baselines (Hip Thrust, Seated OHP) while a conditioning finisher supports the VFA and body-fat priority from your Styku scan. This is strength maintenance layered under fat-loss focus, not muscle-building-primary — your ALST is well within normal reference range at 7.23 kg/m².</w:t>
       </w:r>
     </w:p>
     <w:p>
@@ -13971,7 +13971,7 @@
           <w:sz w:val="17"/>
           <w:szCs w:val="17"/>
         </w:rPr>
-        <w:t xml:space="preserve">Rebook Styku scan at 8 weeks. Track: VFA and body fat % direction, left/right leg LST gap (baseline 0.5 lb), right arm LST gap (baseline 0.3 lb, monitor for trigger), ALST maintenance (currently optimal at 7.23 kg/m²).</w:t>
+        <w:t xml:space="preserve">Rebook Styku scan at 8 weeks. Track: VFA and body fat % direction, left/right leg LST gap (baseline 0.5 lb), right arm LST gap (baseline 0.3 lb, monitor for trigger), ALST maintenance (currently 7.23 kg/m², within normal reference range).</w:t>
       </w:r>
     </w:p>
     <w:p>

--- a/clients/johanna_castillo/Johanna_Castillo_3Day_Training_Plan_Client_View.docx
+++ b/clients/johanna_castillo/Johanna_Castillo_3Day_Training_Plan_Client_View.docx
@@ -1384,6 +1384,50 @@
     </w:p>
     <w:p>
       <w:pPr>
+        <w:pBdr>
+          <w:bottom w:val="single" w:color="00695C" w:sz="4" w:space="2"/>
+        </w:pBdr>
+        <w:spacing w:after="80" w:before="120"/>
+      </w:pPr>
+      <w:r>
+        <w:rPr>
+          <w:rFonts w:ascii="Arial" w:cs="Arial" w:eastAsia="Arial" w:hAnsi="Arial"/>
+          <w:b/>
+          <w:bCs/>
+          <w:color w:val="00695C"/>
+          <w:sz w:val="17"/>
+          <w:szCs w:val="17"/>
+        </w:rPr>
+        <w:t xml:space="preserve">Styku Body Composition Scan</w:t>
+      </w:r>
+    </w:p>
+    <w:p>
+      <w:pPr>
+        <w:spacing w:after="100"/>
+      </w:pPr>
+      <w:r>
+        <w:rPr>
+          <w:rFonts w:ascii="Arial" w:cs="Arial" w:eastAsia="Arial" w:hAnsi="Arial"/>
+          <w:b/>
+          <w:bCs/>
+          <w:color w:val="00695C"/>
+          <w:sz w:val="17"/>
+          <w:szCs w:val="17"/>
+        </w:rPr>
+        <w:t xml:space="preserve">Scan Values on Record:  </w:t>
+      </w:r>
+      <w:r>
+        <w:rPr>
+          <w:rFonts w:ascii="Arial" w:cs="Arial" w:eastAsia="Arial" w:hAnsi="Arial"/>
+          <w:color w:val="2C2C2C"/>
+          <w:sz w:val="17"/>
+          <w:szCs w:val="17"/>
+        </w:rPr>
+        <w:t xml:space="preserve">Body Fat 40.4% (Styku's own At-Risk classification) · ALST Index 7.23 kg/m² · Visceral Fat Area 142.7 cm² · Segmental lean soft tissue — Left Arm 8.7 lbs / Right Arm 8.4 lbs, Left Leg 17.5 lbs / Right Leg 18.0 lbs. These are the figures every clinical note in this document is built from: the fat-loss and cardiometabolic emphasis, the conditioning finisher on each training day, and the per-side logging on unilateral work all trace back to them.</w:t>
+      </w:r>
+    </w:p>
+    <w:p>
+      <w:pPr>
         <w:spacing w:after="100"/>
       </w:pPr>
       <w:r>
@@ -1404,7 +1448,7 @@
           <w:sz w:val="17"/>
           <w:szCs w:val="17"/>
         </w:rPr>
-        <w:t xml:space="preserve">Well above the 5.5 kg/m² EWGSOP2 female at-risk cutoff — not At-Risk, and there is no higher "Optimal" tier above that threshold for women (EWGSOP2's 7.0 kg/m² cutoff is the separate MALE at-risk threshold, not a female target — corrected 8/17/2026, see CLAUDE.md's "ALST Index" section). Read this as a healthy number tracked as a trend over time, not a graded score. This program layers strength maintenance under a fat-loss/cardiometabolic focus rather than muscle-building-primary — loads hold at tested baselines while the conditioning finisher does the heavy lifting on body composition.</w:t>
+        <w:t xml:space="preserve">Well above the 5.5 kg/m² EWGSOP2 female at-risk cutoff — not At-Risk, and there is no higher "Optimal" tier above that threshold for women. Read this as a healthy number tracked as a trend over time, not a graded score. This program layers strength maintenance under a fat-loss/cardiometabolic focus rather than muscle-building-primary — loads hold at tested baselines while the conditioning finisher does the heavy lifting on body composition.</w:t>
       </w:r>
     </w:p>
     <w:p>
@@ -1420,7 +1464,7 @@
           <w:sz w:val="17"/>
           <w:szCs w:val="17"/>
         </w:rPr>
-        <w:t xml:space="preserve">VFA 142.7 cm² — Moderate Cardiometabolic Risk:  </w:t>
+        <w:t xml:space="preserve">VFA 142.7 cm² — Elevated, Tracked as a Trend:  </w:t>
       </w:r>
       <w:r>
         <w:rPr>
@@ -1429,7 +1473,7 @@
           <w:sz w:val="17"/>
           <w:szCs w:val="17"/>
         </w:rPr>
-        <w:t xml:space="preserve">Falls in the 100–149 cm² moderate-risk band. Drives the metabolic finisher on every training day — brisk, sustainable conditioning, not max-effort testing.</w:t>
+        <w:t xml:space="preserve">A genuinely elevated reading, and one of the two findings driving the conditioning finisher on every training day — brisk, sustainable work, not max-effort testing. Read it as a personal trend figure to follow scan over scan rather than a graded risk classification: no consensus body endorses a single visceral-fat cutoff, published thresholds vary widely, and this scanner's visceral-fat output was validated against DXA in kilograms rather than CT in cm², so the absolute number carries real individual-level uncertainty. Waist circumference, measured to protocol, is the primary clinical-facing metric going forward — add it at the next scan and track the two together.</w:t>
       </w:r>
     </w:p>
     <w:p>
@@ -1470,7 +1514,7 @@
           <w:sz w:val="17"/>
           <w:szCs w:val="17"/>
         </w:rPr>
-        <w:t xml:space="preserve">Left Leg Asymmetry — 17.5 vs 18.0 lbs LST:  </w:t>
+        <w:t xml:space="preserve">Segmental Lean Mass — Left Leg Leads Unilateral Work:  </w:t>
       </w:r>
       <w:r>
         <w:rPr>
@@ -1479,7 +1523,7 @@
           <w:sz w:val="17"/>
           <w:szCs w:val="17"/>
         </w:rPr>
-        <w:t xml:space="preserve">Gap of 0.5 lbs meets the asymmetry protocol trigger. LEFT leg leads every unilateral lower-body exercise. Log left vs. right loads separately.</w:t>
+        <w:t xml:space="preserve">Left Leg 17.5 lbs / Right Leg 18.0 lbs — the left leg reads as the lighter side on this scan and leads every unilateral lower-body exercise in this program, which caps the stronger side at what the weaker side can match. Log left and right loads separately, and recheck both figures at the next rescan.</w:t>
       </w:r>
     </w:p>
     <w:p>
@@ -1495,7 +1539,7 @@
           <w:sz w:val="17"/>
           <w:szCs w:val="17"/>
         </w:rPr>
-        <w:t xml:space="preserve">Right Arm — 8.4 vs 8.7 lbs LST (Monitor Only):  </w:t>
+        <w:t xml:space="preserve">Segmental Lean Mass — Arms (Monitor Only):  </w:t>
       </w:r>
       <w:r>
         <w:rPr>
@@ -1504,7 +1548,7 @@
           <w:sz w:val="17"/>
           <w:szCs w:val="17"/>
         </w:rPr>
-        <w:t xml:space="preserve">Gap of 0.3 lbs sits below the 0.5 lb asymmetry-protocol threshold. Logged per side on single-arm row and suitcase carry as routine monitoring, not a formal lead-side prescription.</w:t>
+        <w:t xml:space="preserve">Left Arm 8.7 lbs / Right Arm 8.4 lbs — a small difference, well inside the range read as routine scan-to-scan variation. Logged per side on the single-arm row and suitcase carry as monitoring only; no lead-side prescription is applied to upper-body work.</w:t>
       </w:r>
     </w:p>
     <w:p>
@@ -1648,7 +1692,7 @@
           <w:sz w:val="17"/>
           <w:szCs w:val="17"/>
         </w:rPr>
-        <w:t xml:space="preserve">Postmenopausal status. Prescribe 3–5g creatine monohydrate daily with food, no loading phase. Saturates in 3–4 weeks. Well-supported for strength, power, and cognition; bone-density evidence is mixed, not settled — a possible upside alongside LIFTMOR-style loading, not a substitute for it.</w:t>
+        <w:t xml:space="preserve">Postmenopausal status. 3–5g creatine monohydrate daily with food, no loading phase. Saturates in 3–4 weeks. Well-supported for strength, power, and cognition; bone-density evidence is mixed, not settled — a possible upside alongside LIFTMOR-style loading, not a substitute for it.</w:t>
       </w:r>
     </w:p>
     <w:p>
@@ -1673,7 +1717,7 @@
           <w:sz w:val="17"/>
           <w:szCs w:val="17"/>
         </w:rPr>
-        <w:t xml:space="preserve">15g collagen peptides + 50mg Vitamin C, taken 30–60 minutes before the loading session. Doubles collagen synthesis markers when paired with mechanical load (Shaw et al. 2017).</w:t>
+        <w:t xml:space="preserve">15g collagen peptides + 50mg Vitamin C, taken 45–60 minutes before the loading session. A connective-tissue support protocol taken consistently on training days over 12+ weeks — the benefit is structural and builds over time, not a pre-workout performance boost. Requires mechanical load to work. Ranks below protein and creatine in priority (Shaw et al. 2017).</w:t>
       </w:r>
     </w:p>
     <w:p>
@@ -6049,7 +6093,7 @@
           <w:sz w:val="17"/>
           <w:szCs w:val="17"/>
         </w:rPr>
-        <w:t xml:space="preserve">Squat and deadlift were not tested in the initial battery, so today's loads are deliberately light and become the new 8-week baseline. Left leg leads every unilateral set — Styku segmental LST shows a 0.5 lb deficit (17.5 vs 18.0 lbs), exactly at the asymmetry protocol trigger. Work every set at 3+ RIR.</w:t>
+        <w:t xml:space="preserve">Squat and deadlift were not tested in the initial battery, so today's loads are deliberately light and become the new 8-week baseline. Left leg leads every unilateral set — segmental lean mass reads lighter on the left (17.5 vs 18.0 lbs), so the left side sets the working load and the right matches it. Work every set at 3+ RIR.</w:t>
       </w:r>
     </w:p>
     <w:p>
@@ -7708,7 +7752,7 @@
           <w:sz w:val="17"/>
           <w:szCs w:val="17"/>
         </w:rPr>
-        <w:t xml:space="preserve">Styku scan shows a 0.5 lb left-leg deficit (L 17.5 / R 18.0) — at the asymmetry trigger threshold. Left leg leads every set below; log reps per side.</w:t>
+        <w:t xml:space="preserve">Segmental lean mass reads lighter on the left (L 17.5 / R 18.0 lbs), so the left leg leads every set below and sets the working load. Log reps per side.</w:t>
       </w:r>
     </w:p>
     <w:tbl>
@@ -9557,7 +9601,7 @@
           <w:sz w:val="17"/>
           <w:szCs w:val="17"/>
         </w:rPr>
-        <w:t xml:space="preserve">Moderate strength, building pressing/pulling volume without peak CNS demand. Single-arm row and suitcase carry are logged per side given the marginal right-arm deficit on Styku (0.3 lb gap — below the formal 0.5 lb trigger, tracked as routine monitoring).</w:t>
+        <w:t xml:space="preserve">Moderate strength, building pressing/pulling volume without peak CNS demand. Single-arm row and suitcase carry are logged per side given the marginal right-arm difference on Styku (8.4 vs 8.7 lbs — a small gap tracked as routine monitoring, not a lead-side prescription).</w:t>
       </w:r>
     </w:p>
     <w:p>
@@ -13048,7 +13092,7 @@
           <w:sz w:val="17"/>
           <w:szCs w:val="17"/>
         </w:rPr>
-        <w:t xml:space="preserve">Log single-arm row and suitcase carry reps per side — right arm is marginally lighter on Styku (8.4 vs 8.7 lbs) though below the formal asymmetry trigger. Keep bracing on the suitcase carry, as flagged above.</w:t>
+        <w:t xml:space="preserve">Log single-arm row and suitcase carry reps per side — right arm is marginally lighter on Styku (8.4 vs 8.7 lbs), tracked as routine monitoring rather than a formal lead-side protocol. Keep bracing on the suitcase carry, as flagged above.</w:t>
       </w:r>
     </w:p>
     <w:p>
@@ -13946,7 +13990,7 @@
           <w:sz w:val="17"/>
           <w:szCs w:val="17"/>
         </w:rPr>
-        <w:t xml:space="preserve">Squat/deadlift 8-week retest against today's new baseline. VFA and body fat % trending down from 142.7 cm² / 40.4%. Left/right leg LST gap reduced from 0.5 lbs. Hip thrust and OHP progressed from current working loads.</w:t>
+        <w:t xml:space="preserve">Squat/deadlift 8-week retest against today's new baseline. VFA and body fat % trending down from 142.7 cm² / 40.4%. Left/right leg lean-mass gap (currently 17.5 vs 18.0 lbs) holding steady or narrowing. Hip thrust and OHP progressed from current working loads.</w:t>
       </w:r>
     </w:p>
     <w:p>
@@ -13971,7 +14015,7 @@
           <w:sz w:val="17"/>
           <w:szCs w:val="17"/>
         </w:rPr>
-        <w:t xml:space="preserve">Rebook Styku scan at 8 weeks. Track: VFA and body fat % direction, left/right leg LST gap (baseline 0.5 lb), right arm LST gap (baseline 0.3 lb, monitor for trigger), ALST maintenance (currently 7.23 kg/m², within normal reference range).</w:t>
+        <w:t xml:space="preserve">Rebook Styku scan at 8 weeks. Track: VFA and body fat % direction, left/right leg LST gap (currently 17.5 vs 18.0 lbs, roughly 3% — track the percentage, not the raw pounds), arm LST gap (currently 8.7 vs 8.4 lbs, monitor only), ALST maintenance (currently 7.23 kg/m², within normal reference range).</w:t>
       </w:r>
     </w:p>
     <w:p>

--- a/clients/johanna_castillo/Johanna_Castillo_3Day_Training_Plan_Client_View.docx
+++ b/clients/johanna_castillo/Johanna_Castillo_3Day_Training_Plan_Client_View.docx
@@ -632,6 +632,616 @@
     <w:p>
       <w:pPr>
         <w:pBdr>
+          <w:bottom w:val="single" w:color="00695C" w:sz="4" w:space="2"/>
+        </w:pBdr>
+        <w:spacing w:after="80" w:before="120"/>
+      </w:pPr>
+      <w:r>
+        <w:rPr>
+          <w:rFonts w:ascii="Arial" w:cs="Arial" w:eastAsia="Arial" w:hAnsi="Arial"/>
+          <w:b/>
+          <w:bCs/>
+          <w:color w:val="00695C"/>
+          <w:sz w:val="17"/>
+          <w:szCs w:val="17"/>
+        </w:rPr>
+        <w:t xml:space="preserve">Styku Body Composition Scan</w:t>
+      </w:r>
+    </w:p>
+    <w:p>
+      <w:pPr>
+        <w:spacing w:after="80"/>
+      </w:pPr>
+      <w:r>
+        <w:rPr>
+          <w:rFonts w:ascii="Arial" w:cs="Arial" w:eastAsia="Arial" w:hAnsi="Arial"/>
+          <w:i/>
+          <w:iCs/>
+          <w:color w:val="6B6B6B"/>
+          <w:sz w:val="14"/>
+          <w:szCs w:val="14"/>
+        </w:rPr>
+        <w:t xml:space="preserve">Scan Date: 8/7/2026</w:t>
+      </w:r>
+    </w:p>
+    <w:tbl>
+      <w:tblPr>
+        <w:tblW w:type="dxa" w:w="10440"/>
+        <w:tblBorders>
+          <w:top w:val="none" w:color="FFFFFF" w:sz="0"/>
+          <w:left w:val="none" w:color="FFFFFF" w:sz="0"/>
+          <w:bottom w:val="none" w:color="FFFFFF" w:sz="0"/>
+          <w:right w:val="none" w:color="FFFFFF" w:sz="0"/>
+          <w:insideH w:val="single" w:color="auto" w:sz="4"/>
+          <w:insideV w:val="single" w:color="auto" w:sz="4"/>
+        </w:tblBorders>
+      </w:tblPr>
+      <w:tblGrid>
+        <w:gridCol w:w="5220"/>
+        <w:gridCol w:w="5220"/>
+      </w:tblGrid>
+      <w:tr>
+        <w:tc>
+          <w:tcPr>
+            <w:tcW w:type="dxa" w:w="5220"/>
+            <w:tcBorders>
+              <w:top w:val="none" w:color="FFFFFF" w:sz="0"/>
+              <w:left w:val="none" w:color="FFFFFF" w:sz="0"/>
+              <w:bottom w:val="none" w:color="FFFFFF" w:sz="0"/>
+              <w:right w:val="none" w:color="FFFFFF" w:sz="0"/>
+            </w:tcBorders>
+            <w:shd w:fill="F0FAFA" w:color="auto" w:val="clear"/>
+            <w:tcMar>
+              <w:top w:type="dxa" w:w="40"/>
+              <w:left w:type="dxa" w:w="80"/>
+              <w:bottom w:type="dxa" w:w="40"/>
+              <w:right w:type="dxa" w:w="80"/>
+            </w:tcMar>
+            <w:vAlign w:val="center"/>
+          </w:tcPr>
+          <w:p>
+            <w:r>
+              <w:rPr>
+                <w:rFonts w:ascii="Arial" w:cs="Arial" w:eastAsia="Arial" w:hAnsi="Arial"/>
+                <w:color w:val="6B6B6B"/>
+                <w:sz w:val="13"/>
+                <w:szCs w:val="13"/>
+              </w:rPr>
+              <w:t xml:space="preserve">Body Fat %</w:t>
+            </w:r>
+          </w:p>
+          <w:p>
+            <w:r>
+              <w:rPr>
+                <w:rFonts w:ascii="Arial" w:cs="Arial" w:eastAsia="Arial" w:hAnsi="Arial"/>
+                <w:b/>
+                <w:bCs/>
+                <w:color w:val="2C2C2C"/>
+                <w:sz w:val="15"/>
+                <w:szCs w:val="15"/>
+              </w:rPr>
+              <w:t xml:space="preserve">40.4% (At-Risk)</w:t>
+            </w:r>
+          </w:p>
+        </w:tc>
+        <w:tc>
+          <w:tcPr>
+            <w:tcW w:type="dxa" w:w="5220"/>
+            <w:tcBorders>
+              <w:top w:val="none" w:color="FFFFFF" w:sz="0"/>
+              <w:left w:val="none" w:color="FFFFFF" w:sz="0"/>
+              <w:bottom w:val="none" w:color="FFFFFF" w:sz="0"/>
+              <w:right w:val="none" w:color="FFFFFF" w:sz="0"/>
+            </w:tcBorders>
+            <w:shd w:fill="F0FAFA" w:color="auto" w:val="clear"/>
+            <w:tcMar>
+              <w:top w:type="dxa" w:w="40"/>
+              <w:left w:type="dxa" w:w="80"/>
+              <w:bottom w:type="dxa" w:w="40"/>
+              <w:right w:type="dxa" w:w="80"/>
+            </w:tcMar>
+            <w:vAlign w:val="center"/>
+          </w:tcPr>
+          <w:p>
+            <w:r>
+              <w:rPr>
+                <w:rFonts w:ascii="Arial" w:cs="Arial" w:eastAsia="Arial" w:hAnsi="Arial"/>
+                <w:color w:val="6B6B6B"/>
+                <w:sz w:val="13"/>
+                <w:szCs w:val="13"/>
+              </w:rPr>
+              <w:t xml:space="preserve">VFA (Visceral Fat)</w:t>
+            </w:r>
+          </w:p>
+          <w:p>
+            <w:r>
+              <w:rPr>
+                <w:rFonts w:ascii="Arial" w:cs="Arial" w:eastAsia="Arial" w:hAnsi="Arial"/>
+                <w:b/>
+                <w:bCs/>
+                <w:color w:val="2C2C2C"/>
+                <w:sz w:val="15"/>
+                <w:szCs w:val="15"/>
+              </w:rPr>
+              <w:t xml:space="preserve">142.7 cm²</w:t>
+            </w:r>
+          </w:p>
+        </w:tc>
+      </w:tr>
+      <w:tr>
+        <w:tc>
+          <w:tcPr>
+            <w:tcW w:type="dxa" w:w="5220"/>
+            <w:tcBorders>
+              <w:top w:val="none" w:color="FFFFFF" w:sz="0"/>
+              <w:left w:val="none" w:color="FFFFFF" w:sz="0"/>
+              <w:bottom w:val="none" w:color="FFFFFF" w:sz="0"/>
+              <w:right w:val="none" w:color="FFFFFF" w:sz="0"/>
+            </w:tcBorders>
+            <w:shd w:fill="FFFFFF" w:color="auto" w:val="clear"/>
+            <w:tcMar>
+              <w:top w:type="dxa" w:w="40"/>
+              <w:left w:type="dxa" w:w="80"/>
+              <w:bottom w:type="dxa" w:w="40"/>
+              <w:right w:type="dxa" w:w="80"/>
+            </w:tcMar>
+            <w:vAlign w:val="center"/>
+          </w:tcPr>
+          <w:p>
+            <w:r>
+              <w:rPr>
+                <w:rFonts w:ascii="Arial" w:cs="Arial" w:eastAsia="Arial" w:hAnsi="Arial"/>
+                <w:color w:val="6B6B6B"/>
+                <w:sz w:val="13"/>
+                <w:szCs w:val="13"/>
+              </w:rPr>
+              <w:t xml:space="preserve">Lean Mass</w:t>
+            </w:r>
+          </w:p>
+          <w:p>
+            <w:r>
+              <w:rPr>
+                <w:rFonts w:ascii="Arial" w:cs="Arial" w:eastAsia="Arial" w:hAnsi="Arial"/>
+                <w:b/>
+                <w:bCs/>
+                <w:color w:val="2C2C2C"/>
+                <w:sz w:val="15"/>
+                <w:szCs w:val="15"/>
+              </w:rPr>
+              <w:t xml:space="preserve">97.7 lbs (56.9%)</w:t>
+            </w:r>
+          </w:p>
+        </w:tc>
+        <w:tc>
+          <w:tcPr>
+            <w:tcW w:type="dxa" w:w="5220"/>
+            <w:tcBorders>
+              <w:top w:val="none" w:color="FFFFFF" w:sz="0"/>
+              <w:left w:val="none" w:color="FFFFFF" w:sz="0"/>
+              <w:bottom w:val="none" w:color="FFFFFF" w:sz="0"/>
+              <w:right w:val="none" w:color="FFFFFF" w:sz="0"/>
+            </w:tcBorders>
+            <w:shd w:fill="FFFFFF" w:color="auto" w:val="clear"/>
+            <w:tcMar>
+              <w:top w:type="dxa" w:w="40"/>
+              <w:left w:type="dxa" w:w="80"/>
+              <w:bottom w:type="dxa" w:w="40"/>
+              <w:right w:type="dxa" w:w="80"/>
+            </w:tcMar>
+            <w:vAlign w:val="center"/>
+          </w:tcPr>
+          <w:p>
+            <w:r>
+              <w:rPr>
+                <w:rFonts w:ascii="Arial" w:cs="Arial" w:eastAsia="Arial" w:hAnsi="Arial"/>
+                <w:color w:val="6B6B6B"/>
+                <w:sz w:val="13"/>
+                <w:szCs w:val="13"/>
+              </w:rPr>
+              <w:t xml:space="preserve">Shape Score</w:t>
+            </w:r>
+          </w:p>
+          <w:p>
+            <w:r>
+              <w:rPr>
+                <w:rFonts w:ascii="Arial" w:cs="Arial" w:eastAsia="Arial" w:hAnsi="Arial"/>
+                <w:b/>
+                <w:bCs/>
+                <w:color w:val="2C2C2C"/>
+                <w:sz w:val="15"/>
+                <w:szCs w:val="15"/>
+              </w:rPr>
+              <w:t xml:space="preserve">54/100 — Needs Improvement</w:t>
+            </w:r>
+          </w:p>
+        </w:tc>
+      </w:tr>
+      <w:tr>
+        <w:tc>
+          <w:tcPr>
+            <w:tcW w:type="dxa" w:w="5220"/>
+            <w:tcBorders>
+              <w:top w:val="none" w:color="FFFFFF" w:sz="0"/>
+              <w:left w:val="none" w:color="FFFFFF" w:sz="0"/>
+              <w:bottom w:val="none" w:color="FFFFFF" w:sz="0"/>
+              <w:right w:val="none" w:color="FFFFFF" w:sz="0"/>
+            </w:tcBorders>
+            <w:shd w:fill="F0FAFA" w:color="auto" w:val="clear"/>
+            <w:tcMar>
+              <w:top w:type="dxa" w:w="40"/>
+              <w:left w:type="dxa" w:w="80"/>
+              <w:bottom w:type="dxa" w:w="40"/>
+              <w:right w:type="dxa" w:w="80"/>
+            </w:tcMar>
+            <w:vAlign w:val="center"/>
+          </w:tcPr>
+          <w:p>
+            <w:r>
+              <w:rPr>
+                <w:rFonts w:ascii="Arial" w:cs="Arial" w:eastAsia="Arial" w:hAnsi="Arial"/>
+                <w:color w:val="6B6B6B"/>
+                <w:sz w:val="13"/>
+                <w:szCs w:val="13"/>
+              </w:rPr>
+              <w:t xml:space="preserve">Fat Mass</w:t>
+            </w:r>
+          </w:p>
+          <w:p>
+            <w:r>
+              <w:rPr>
+                <w:rFonts w:ascii="Arial" w:cs="Arial" w:eastAsia="Arial" w:hAnsi="Arial"/>
+                <w:b/>
+                <w:bCs/>
+                <w:color w:val="2C2C2C"/>
+                <w:sz w:val="15"/>
+                <w:szCs w:val="15"/>
+              </w:rPr>
+              <w:t xml:space="preserve">69.4 lbs</w:t>
+            </w:r>
+          </w:p>
+        </w:tc>
+        <w:tc>
+          <w:tcPr>
+            <w:tcW w:type="dxa" w:w="5220"/>
+            <w:tcBorders>
+              <w:top w:val="none" w:color="FFFFFF" w:sz="0"/>
+              <w:left w:val="none" w:color="FFFFFF" w:sz="0"/>
+              <w:bottom w:val="none" w:color="FFFFFF" w:sz="0"/>
+              <w:right w:val="none" w:color="FFFFFF" w:sz="0"/>
+            </w:tcBorders>
+            <w:shd w:fill="F0FAFA" w:color="auto" w:val="clear"/>
+            <w:tcMar>
+              <w:top w:type="dxa" w:w="40"/>
+              <w:left w:type="dxa" w:w="80"/>
+              <w:bottom w:type="dxa" w:w="40"/>
+              <w:right w:type="dxa" w:w="80"/>
+            </w:tcMar>
+            <w:vAlign w:val="center"/>
+          </w:tcPr>
+          <w:p>
+            <w:r>
+              <w:rPr>
+                <w:rFonts w:ascii="Arial" w:cs="Arial" w:eastAsia="Arial" w:hAnsi="Arial"/>
+                <w:color w:val="6B6B6B"/>
+                <w:sz w:val="13"/>
+                <w:szCs w:val="13"/>
+              </w:rPr>
+              <w:t xml:space="preserve">ALST Index</w:t>
+            </w:r>
+          </w:p>
+          <w:p>
+            <w:r>
+              <w:rPr>
+                <w:rFonts w:ascii="Arial" w:cs="Arial" w:eastAsia="Arial" w:hAnsi="Arial"/>
+                <w:b/>
+                <w:bCs/>
+                <w:color w:val="2C2C2C"/>
+                <w:sz w:val="15"/>
+                <w:szCs w:val="15"/>
+              </w:rPr>
+              <w:t xml:space="preserve">7.23 kg/m²</w:t>
+            </w:r>
+          </w:p>
+        </w:tc>
+      </w:tr>
+      <w:tr>
+        <w:tc>
+          <w:tcPr>
+            <w:tcW w:type="dxa" w:w="5220"/>
+            <w:tcBorders>
+              <w:top w:val="none" w:color="FFFFFF" w:sz="0"/>
+              <w:left w:val="none" w:color="FFFFFF" w:sz="0"/>
+              <w:bottom w:val="none" w:color="FFFFFF" w:sz="0"/>
+              <w:right w:val="none" w:color="FFFFFF" w:sz="0"/>
+            </w:tcBorders>
+            <w:shd w:fill="FFFFFF" w:color="auto" w:val="clear"/>
+            <w:tcMar>
+              <w:top w:type="dxa" w:w="40"/>
+              <w:left w:type="dxa" w:w="80"/>
+              <w:bottom w:type="dxa" w:w="40"/>
+              <w:right w:type="dxa" w:w="80"/>
+            </w:tcMar>
+            <w:vAlign w:val="center"/>
+          </w:tcPr>
+          <w:p>
+            <w:r>
+              <w:rPr>
+                <w:rFonts w:ascii="Arial" w:cs="Arial" w:eastAsia="Arial" w:hAnsi="Arial"/>
+                <w:color w:val="6B6B6B"/>
+                <w:sz w:val="13"/>
+                <w:szCs w:val="13"/>
+              </w:rPr>
+              <w:t xml:space="preserve">Bone Mass (Styku est.)</w:t>
+            </w:r>
+          </w:p>
+          <w:p>
+            <w:r>
+              <w:rPr>
+                <w:rFonts w:ascii="Arial" w:cs="Arial" w:eastAsia="Arial" w:hAnsi="Arial"/>
+                <w:b/>
+                <w:bCs/>
+                <w:color w:val="2C2C2C"/>
+                <w:sz w:val="15"/>
+                <w:szCs w:val="15"/>
+              </w:rPr>
+              <w:t xml:space="preserve">4.7 lbs</w:t>
+            </w:r>
+          </w:p>
+        </w:tc>
+        <w:tc>
+          <w:tcPr>
+            <w:tcW w:type="dxa" w:w="5220"/>
+            <w:tcBorders>
+              <w:top w:val="none" w:color="FFFFFF" w:sz="0"/>
+              <w:left w:val="none" w:color="FFFFFF" w:sz="0"/>
+              <w:bottom w:val="none" w:color="FFFFFF" w:sz="0"/>
+              <w:right w:val="none" w:color="FFFFFF" w:sz="0"/>
+            </w:tcBorders>
+            <w:shd w:fill="FFFFFF" w:color="auto" w:val="clear"/>
+            <w:tcMar>
+              <w:top w:type="dxa" w:w="40"/>
+              <w:left w:type="dxa" w:w="80"/>
+              <w:bottom w:type="dxa" w:w="40"/>
+              <w:right w:type="dxa" w:w="80"/>
+            </w:tcMar>
+            <w:vAlign w:val="center"/>
+          </w:tcPr>
+          <w:p>
+            <w:r>
+              <w:rPr>
+                <w:rFonts w:ascii="Arial" w:cs="Arial" w:eastAsia="Arial" w:hAnsi="Arial"/>
+                <w:color w:val="6B6B6B"/>
+                <w:sz w:val="13"/>
+                <w:szCs w:val="13"/>
+              </w:rPr>
+              <w:t xml:space="preserve">Left Arm LST</w:t>
+            </w:r>
+          </w:p>
+          <w:p>
+            <w:r>
+              <w:rPr>
+                <w:rFonts w:ascii="Arial" w:cs="Arial" w:eastAsia="Arial" w:hAnsi="Arial"/>
+                <w:b/>
+                <w:bCs/>
+                <w:color w:val="2C2C2C"/>
+                <w:sz w:val="15"/>
+                <w:szCs w:val="15"/>
+              </w:rPr>
+              <w:t xml:space="preserve">8.7 lbs</w:t>
+            </w:r>
+          </w:p>
+        </w:tc>
+      </w:tr>
+      <w:tr>
+        <w:tc>
+          <w:tcPr>
+            <w:tcW w:type="dxa" w:w="5220"/>
+            <w:tcBorders>
+              <w:top w:val="none" w:color="FFFFFF" w:sz="0"/>
+              <w:left w:val="none" w:color="FFFFFF" w:sz="0"/>
+              <w:bottom w:val="none" w:color="FFFFFF" w:sz="0"/>
+              <w:right w:val="none" w:color="FFFFFF" w:sz="0"/>
+            </w:tcBorders>
+            <w:shd w:fill="F0FAFA" w:color="auto" w:val="clear"/>
+            <w:tcMar>
+              <w:top w:type="dxa" w:w="40"/>
+              <w:left w:type="dxa" w:w="80"/>
+              <w:bottom w:type="dxa" w:w="40"/>
+              <w:right w:type="dxa" w:w="80"/>
+            </w:tcMar>
+            <w:vAlign w:val="center"/>
+          </w:tcPr>
+          <w:p>
+            <w:r>
+              <w:rPr>
+                <w:rFonts w:ascii="Arial" w:cs="Arial" w:eastAsia="Arial" w:hAnsi="Arial"/>
+                <w:color w:val="6B6B6B"/>
+                <w:sz w:val="13"/>
+                <w:szCs w:val="13"/>
+              </w:rPr>
+              <w:t xml:space="preserve">BMI</w:t>
+            </w:r>
+          </w:p>
+          <w:p>
+            <w:r>
+              <w:rPr>
+                <w:rFonts w:ascii="Arial" w:cs="Arial" w:eastAsia="Arial" w:hAnsi="Arial"/>
+                <w:b/>
+                <w:bCs/>
+                <w:color w:val="2C2C2C"/>
+                <w:sz w:val="15"/>
+                <w:szCs w:val="15"/>
+              </w:rPr>
+              <w:t xml:space="preserve">29.5</w:t>
+            </w:r>
+          </w:p>
+        </w:tc>
+        <w:tc>
+          <w:tcPr>
+            <w:tcW w:type="dxa" w:w="5220"/>
+            <w:tcBorders>
+              <w:top w:val="none" w:color="FFFFFF" w:sz="0"/>
+              <w:left w:val="none" w:color="FFFFFF" w:sz="0"/>
+              <w:bottom w:val="none" w:color="FFFFFF" w:sz="0"/>
+              <w:right w:val="none" w:color="FFFFFF" w:sz="0"/>
+            </w:tcBorders>
+            <w:shd w:fill="F0FAFA" w:color="auto" w:val="clear"/>
+            <w:tcMar>
+              <w:top w:type="dxa" w:w="40"/>
+              <w:left w:type="dxa" w:w="80"/>
+              <w:bottom w:type="dxa" w:w="40"/>
+              <w:right w:type="dxa" w:w="80"/>
+            </w:tcMar>
+            <w:vAlign w:val="center"/>
+          </w:tcPr>
+          <w:p>
+            <w:r>
+              <w:rPr>
+                <w:rFonts w:ascii="Arial" w:cs="Arial" w:eastAsia="Arial" w:hAnsi="Arial"/>
+                <w:color w:val="6B6B6B"/>
+                <w:sz w:val="13"/>
+                <w:szCs w:val="13"/>
+              </w:rPr>
+              <w:t xml:space="preserve">Right Arm LST</w:t>
+            </w:r>
+          </w:p>
+          <w:p>
+            <w:r>
+              <w:rPr>
+                <w:rFonts w:ascii="Arial" w:cs="Arial" w:eastAsia="Arial" w:hAnsi="Arial"/>
+                <w:b/>
+                <w:bCs/>
+                <w:color w:val="2C2C2C"/>
+                <w:sz w:val="15"/>
+                <w:szCs w:val="15"/>
+              </w:rPr>
+              <w:t xml:space="preserve">8.4 lbs</w:t>
+            </w:r>
+          </w:p>
+        </w:tc>
+      </w:tr>
+      <w:tr>
+        <w:tc>
+          <w:tcPr>
+            <w:tcW w:type="dxa" w:w="5220"/>
+            <w:tcBorders>
+              <w:top w:val="none" w:color="FFFFFF" w:sz="0"/>
+              <w:left w:val="none" w:color="FFFFFF" w:sz="0"/>
+              <w:bottom w:val="none" w:color="FFFFFF" w:sz="0"/>
+              <w:right w:val="none" w:color="FFFFFF" w:sz="0"/>
+            </w:tcBorders>
+            <w:shd w:fill="FFFFFF" w:color="auto" w:val="clear"/>
+            <w:tcMar>
+              <w:top w:type="dxa" w:w="40"/>
+              <w:left w:type="dxa" w:w="80"/>
+              <w:bottom w:type="dxa" w:w="40"/>
+              <w:right w:type="dxa" w:w="80"/>
+            </w:tcMar>
+            <w:vAlign w:val="center"/>
+          </w:tcPr>
+          <w:p>
+            <w:r>
+              <w:rPr>
+                <w:rFonts w:ascii="Arial" w:cs="Arial" w:eastAsia="Arial" w:hAnsi="Arial"/>
+                <w:color w:val="6B6B6B"/>
+                <w:sz w:val="13"/>
+                <w:szCs w:val="13"/>
+              </w:rPr>
+              <w:t xml:space="preserve">BMR</w:t>
+            </w:r>
+          </w:p>
+          <w:p>
+            <w:r>
+              <w:rPr>
+                <w:rFonts w:ascii="Arial" w:cs="Arial" w:eastAsia="Arial" w:hAnsi="Arial"/>
+                <w:b/>
+                <w:bCs/>
+                <w:color w:val="2C2C2C"/>
+                <w:sz w:val="15"/>
+                <w:szCs w:val="15"/>
+              </w:rPr>
+              <w:t xml:space="preserve">1451 cal/day</w:t>
+            </w:r>
+          </w:p>
+        </w:tc>
+        <w:tc>
+          <w:tcPr>
+            <w:tcW w:type="dxa" w:w="5220"/>
+            <w:tcBorders>
+              <w:top w:val="none" w:color="FFFFFF" w:sz="0"/>
+              <w:left w:val="none" w:color="FFFFFF" w:sz="0"/>
+              <w:bottom w:val="none" w:color="FFFFFF" w:sz="0"/>
+              <w:right w:val="none" w:color="FFFFFF" w:sz="0"/>
+            </w:tcBorders>
+            <w:shd w:fill="FFFFFF" w:color="auto" w:val="clear"/>
+            <w:tcMar>
+              <w:top w:type="dxa" w:w="40"/>
+              <w:left w:type="dxa" w:w="80"/>
+              <w:bottom w:type="dxa" w:w="40"/>
+              <w:right w:type="dxa" w:w="80"/>
+            </w:tcMar>
+            <w:vAlign w:val="center"/>
+          </w:tcPr>
+          <w:p>
+            <w:r>
+              <w:rPr>
+                <w:rFonts w:ascii="Arial" w:cs="Arial" w:eastAsia="Arial" w:hAnsi="Arial"/>
+                <w:color w:val="6B6B6B"/>
+                <w:sz w:val="13"/>
+                <w:szCs w:val="13"/>
+              </w:rPr>
+              <w:t xml:space="preserve">Left / Right Leg LST</w:t>
+            </w:r>
+          </w:p>
+          <w:p>
+            <w:r>
+              <w:rPr>
+                <w:rFonts w:ascii="Arial" w:cs="Arial" w:eastAsia="Arial" w:hAnsi="Arial"/>
+                <w:b/>
+                <w:bCs/>
+                <w:color w:val="2C2C2C"/>
+                <w:sz w:val="15"/>
+                <w:szCs w:val="15"/>
+              </w:rPr>
+              <w:t xml:space="preserve">17.5 / 18 lbs</w:t>
+            </w:r>
+          </w:p>
+        </w:tc>
+      </w:tr>
+    </w:tbl>
+    <w:p>
+      <w:pPr>
+        <w:spacing w:after="100"/>
+      </w:pPr>
+    </w:p>
+    <w:p>
+      <w:pPr>
+        <w:spacing w:after="100"/>
+      </w:pPr>
+      <w:r>
+        <w:rPr>
+          <w:rFonts w:ascii="Arial" w:cs="Arial" w:eastAsia="Arial" w:hAnsi="Arial"/>
+          <w:b/>
+          <w:bCs/>
+          <w:color w:val="00695C"/>
+          <w:sz w:val="17"/>
+          <w:szCs w:val="17"/>
+        </w:rPr>
+        <w:t xml:space="preserve">Peer Comparison:  </w:t>
+      </w:r>
+      <w:r>
+        <w:rPr>
+          <w:rFonts w:ascii="Arial" w:cs="Arial" w:eastAsia="Arial" w:hAnsi="Arial"/>
+          <w:color w:val="2C2C2C"/>
+          <w:sz w:val="17"/>
+          <w:szCs w:val="17"/>
+        </w:rPr>
+        <w:t xml:space="preserve">Lower body fat than 20% of your peers</w:t>
+      </w:r>
+    </w:p>
+    <w:p>
+      <w:pPr>
+        <w:pBdr>
           <w:bottom w:val="single" w:color="C9A227" w:sz="4" w:space="2"/>
         </w:pBdr>
         <w:spacing w:after="80" w:before="120"/>
@@ -1381,50 +1991,6 @@
       <w:pPr>
         <w:spacing w:after="100"/>
       </w:pPr>
-    </w:p>
-    <w:p>
-      <w:pPr>
-        <w:pBdr>
-          <w:bottom w:val="single" w:color="00695C" w:sz="4" w:space="2"/>
-        </w:pBdr>
-        <w:spacing w:after="80" w:before="120"/>
-      </w:pPr>
-      <w:r>
-        <w:rPr>
-          <w:rFonts w:ascii="Arial" w:cs="Arial" w:eastAsia="Arial" w:hAnsi="Arial"/>
-          <w:b/>
-          <w:bCs/>
-          <w:color w:val="00695C"/>
-          <w:sz w:val="17"/>
-          <w:szCs w:val="17"/>
-        </w:rPr>
-        <w:t xml:space="preserve">Styku Body Composition Scan</w:t>
-      </w:r>
-    </w:p>
-    <w:p>
-      <w:pPr>
-        <w:spacing w:after="100"/>
-      </w:pPr>
-      <w:r>
-        <w:rPr>
-          <w:rFonts w:ascii="Arial" w:cs="Arial" w:eastAsia="Arial" w:hAnsi="Arial"/>
-          <w:b/>
-          <w:bCs/>
-          <w:color w:val="00695C"/>
-          <w:sz w:val="17"/>
-          <w:szCs w:val="17"/>
-        </w:rPr>
-        <w:t xml:space="preserve">Scan Values on Record:  </w:t>
-      </w:r>
-      <w:r>
-        <w:rPr>
-          <w:rFonts w:ascii="Arial" w:cs="Arial" w:eastAsia="Arial" w:hAnsi="Arial"/>
-          <w:color w:val="2C2C2C"/>
-          <w:sz w:val="17"/>
-          <w:szCs w:val="17"/>
-        </w:rPr>
-        <w:t xml:space="preserve">Body Fat 40.4% (Styku's own At-Risk classification) · ALST Index 7.23 kg/m² · Visceral Fat Area 142.7 cm² · Segmental lean soft tissue — Left Arm 8.7 lbs / Right Arm 8.4 lbs, Left Leg 17.5 lbs / Right Leg 18.0 lbs. These are the figures every clinical note in this document is built from: the fat-loss and cardiometabolic emphasis, the conditioning finisher on each training day, and the per-side logging on unilateral work all trace back to them.</w:t>
-      </w:r>
     </w:p>
     <w:p>
       <w:pPr>
@@ -1489,7 +2055,7 @@
           <w:sz w:val="17"/>
           <w:szCs w:val="17"/>
         </w:rPr>
-        <w:t xml:space="preserve">Body Fat 40.4% At-Risk:  </w:t>
+        <w:t xml:space="preserve">Body Fat 40.4% — Styku Body-Fat Rank At-Risk:  </w:t>
       </w:r>
       <w:r>
         <w:rPr>
@@ -1498,7 +2064,7 @@
           <w:sz w:val="17"/>
           <w:szCs w:val="17"/>
         </w:rPr>
-        <w:t xml:space="preserve">Tracked alongside VFA as the cardiometabolic/fat-loss priority for this block. Reassess at the 8-week Styku rescan.</w:t>
+        <w:t xml:space="preserve">This is Styku's own body-fat ranking, a body-composition figure — separate from the ALST lean-mass reading above, which is within normal reference range. Tracked alongside VFA as the cardiometabolic/fat-loss priority for this block, which is what the conditioning finisher on each training day is built for. Her BMI reads 29.5, in the standard overweight band and just under the 30 cutoff; read it alongside body composition rather than on its own. Reassess all three at the 8-week Styku rescan.</w:t>
       </w:r>
     </w:p>
     <w:p>

--- a/clients/johanna_castillo/Johanna_Castillo_3Day_Training_Plan_Client_View.docx
+++ b/clients/johanna_castillo/Johanna_Castillo_3Day_Training_Plan_Client_View.docx
@@ -1555,7 +1555,7 @@
                 <w:sz w:val="16"/>
                 <w:szCs w:val="16"/>
               </w:rPr>
-              <w:t xml:space="preserve">Day 1 working load holds at tested baseline (60 lbs × 8, 2 RIR) — reassess at 8-week retest</w:t>
+              <w:t xml:space="preserve">Day 1 working load holds at tested baseline (60 lbs × 8, 2 RIR) — re-checked at the 4-week strength check; formal retest at 8 weeks</w:t>
             </w:r>
           </w:p>
         </w:tc>
@@ -1697,7 +1697,7 @@
                 <w:sz w:val="16"/>
                 <w:szCs w:val="16"/>
               </w:rPr>
-              <w:t xml:space="preserve">Day 1 working load holds at tested baseline (17.5 lbs × 8, 2 RIR) — reassess at 8-week retest</w:t>
+              <w:t xml:space="preserve">Day 1 working load holds at tested baseline (17.5 lbs × 8, 2 RIR) — re-checked at the 4-week strength check; formal retest at 8 weeks</w:t>
             </w:r>
           </w:p>
         </w:tc>
@@ -2164,7 +2164,57 @@
           <w:sz w:val="17"/>
           <w:szCs w:val="17"/>
         </w:rPr>
-        <w:t xml:space="preserve">At 51, Johanna sits in the 45–55 age bracket, confirmed postmenopausal. Creatine is strongly indicated by age and postmenopausal status alike. Protein moves up within the 1.6–2.2 g/kg range for a genuine energy deficit, heavy training load, or ALST At-Risk status — not for age or postmenopausal status alone (Johanna's ALST, 7.23 kg/m², is well within normal reference range). LIFTMOR-style bone-loading candidacy screening (T-score &lt; -1.0) is worth introducing as part of ongoing care as estrogen decline accelerates through this window — framed as "bone investment," not added risk — though no DEXA/T-score data is currently on file to confirm candidacy either way.</w:t>
+        <w:t xml:space="preserve">At 51, Johanna sits in the 45–55 age bracket, confirmed postmenopausal. Creatine is strongly indicated by age and postmenopausal status alike. Protein moves up within the 1.6–2.2 g/kg range for a genuine energy deficit, heavy training load, or ALST At-Risk status — not for age or postmenopausal status alone (Johanna's ALST, 7.23 kg/m², is well within normal reference range). For Johanna specifically, the fat-loss priority driving this program means training in an intended energy deficit — and that deficit is exactly the condition that puts her protein target toward the upper end of the range: protein is what protects the lean mass this program is built to keep while the body fat comes down. LIFTMOR-style bone-loading candidacy screening (T-score &lt; -1.0) is worth introducing as part of ongoing care as estrogen decline accelerates through this window — framed as "bone investment," not added risk — though no DEXA/T-score data is currently on file to confirm candidacy either way.</w:t>
+      </w:r>
+    </w:p>
+    <w:p>
+      <w:pPr>
+        <w:spacing w:after="100"/>
+      </w:pPr>
+      <w:r>
+        <w:rPr>
+          <w:rFonts w:ascii="Arial" w:cs="Arial" w:eastAsia="Arial" w:hAnsi="Arial"/>
+          <w:b/>
+          <w:bCs/>
+          <w:color w:val="C9A227"/>
+          <w:sz w:val="17"/>
+          <w:szCs w:val="17"/>
+        </w:rPr>
+        <w:t xml:space="preserve">Reassessment Cadence:  </w:t>
+      </w:r>
+      <w:r>
+        <w:rPr>
+          <w:rFonts w:ascii="Arial" w:cs="Arial" w:eastAsia="Arial" w:hAnsi="Arial"/>
+          <w:color w:val="2C2C2C"/>
+          <w:sz w:val="17"/>
+          <w:szCs w:val="17"/>
+        </w:rPr>
+        <w:t xml:space="preserve">Strength reassessment runs every 4 weeks: the tested lifts in the table above get re-checked against their Week 4 targets and working loads reset from the result, with the formal full retest of the newly-baselined squat and deadlift at 8 weeks. Body-composition rescanning runs on its own longer cycle of 8–12 weeks — the two are tracked separately, not on the same clock.</w:t>
+      </w:r>
+    </w:p>
+    <w:p>
+      <w:pPr>
+        <w:spacing w:after="100"/>
+      </w:pPr>
+      <w:r>
+        <w:rPr>
+          <w:rFonts w:ascii="Arial" w:cs="Arial" w:eastAsia="Arial" w:hAnsi="Arial"/>
+          <w:b/>
+          <w:bCs/>
+          <w:color w:val="1565C0"/>
+          <w:sz w:val="17"/>
+          <w:szCs w:val="17"/>
+        </w:rPr>
+        <w:t xml:space="preserve">Planned Deload Slot — Week 5, Flexible:  </w:t>
+      </w:r>
+      <w:r>
+        <w:rPr>
+          <w:rFonts w:ascii="Arial" w:cs="Arial" w:eastAsia="Arial" w:hAnsi="Arial"/>
+          <w:color w:val="2C2C2C"/>
+          <w:sz w:val="17"/>
+          <w:szCs w:val="17"/>
+        </w:rPr>
+        <w:t xml:space="preserve">One lighter week is built into this program's calendar: Week 5, directly after the Week 4 strength check, is the standing deload ("reload") slot — same movements, working sets roughly halved, loads at about 50–70% of normal working weights, every set comfortably sub-maximal, conditioning finishers kept but easy. At this program's moderate intensities the slot is flexible rather than fixed: if energy, sleep, and sessions all feel strong at Week 4, it can slide a week later; if soreness or flat sessions show up earlier, it moves up. One light week costs nothing that matters — it is where the previous month's work consolidates before the push toward the 8-week retest and rescan.</w:t>
       </w:r>
     </w:p>
     <w:p>
@@ -3521,7 +3571,7 @@
           <w:sz w:val="17"/>
           <w:szCs w:val="17"/>
         </w:rPr>
-        <w:t xml:space="preserve">B — PRIMARY STRENGTH</w:t>
+        <w:t xml:space="preserve">B — PRIMARY COMPOUND — HIP THRUST (ICONS BATTERY)</w:t>
       </w:r>
     </w:p>
     <w:p>
@@ -3546,7 +3596,7 @@
           <w:sz w:val="17"/>
           <w:szCs w:val="17"/>
         </w:rPr>
-        <w:t xml:space="preserve">Working sets at 70% — 2 RIR.</w:t>
+        <w:t xml:space="preserve">Working sets at 70% — 2 RIR, holding at the tested 60 lbs × 8 baseline. If the day calls for a variation, rotate between: a barbell hip thrust in the rack, a B-stance hip thrust (one leg takes the working share), or a heavier banded glute bridge — every option keeps the same brace-and-exhale rule as the lift itself. The DB hip thrust stays the tested lift we track and retest.</w:t>
       </w:r>
     </w:p>
     <w:tbl>
@@ -4070,486 +4120,6 @@
           </w:p>
         </w:tc>
       </w:tr>
-      <w:tr>
-        <w:tc>
-          <w:tcPr>
-            <w:tcW w:type="dxa" w:w="2400"/>
-            <w:tcBorders>
-              <w:top w:val="none" w:color="FFFFFF" w:sz="0"/>
-              <w:left w:val="none" w:color="FFFFFF" w:sz="0"/>
-              <w:bottom w:val="none" w:color="FFFFFF" w:sz="0"/>
-              <w:right w:val="none" w:color="FFFFFF" w:sz="0"/>
-            </w:tcBorders>
-            <w:shd w:fill="FFFFFF" w:color="auto" w:val="clear"/>
-            <w:tcMar>
-              <w:top w:type="dxa" w:w="40"/>
-              <w:left w:type="dxa" w:w="80"/>
-              <w:bottom w:type="dxa" w:w="40"/>
-              <w:right w:type="dxa" w:w="80"/>
-            </w:tcMar>
-            <w:vAlign w:val="center"/>
-          </w:tcPr>
-          <w:p>
-            <w:r>
-              <w:rPr>
-                <w:rFonts w:ascii="Arial" w:cs="Arial" w:eastAsia="Arial" w:hAnsi="Arial"/>
-                <w:b/>
-                <w:bCs/>
-                <w:color w:val="2C2C2C"/>
-                <w:sz w:val="18"/>
-                <w:szCs w:val="18"/>
-              </w:rPr>
-              <w:t xml:space="preserve">Seated DB Overhead Press</w:t>
-            </w:r>
-          </w:p>
-        </w:tc>
-        <w:tc>
-          <w:tcPr>
-            <w:tcW w:type="dxa" w:w="380"/>
-            <w:tcBorders>
-              <w:top w:val="none" w:color="FFFFFF" w:sz="0"/>
-              <w:left w:val="none" w:color="FFFFFF" w:sz="0"/>
-              <w:bottom w:val="none" w:color="FFFFFF" w:sz="0"/>
-              <w:right w:val="none" w:color="FFFFFF" w:sz="0"/>
-            </w:tcBorders>
-            <w:shd w:fill="FFFFFF" w:color="auto" w:val="clear"/>
-            <w:tcMar>
-              <w:top w:type="dxa" w:w="40"/>
-              <w:left w:type="dxa" w:w="80"/>
-              <w:bottom w:type="dxa" w:w="40"/>
-              <w:right w:type="dxa" w:w="80"/>
-            </w:tcMar>
-            <w:vAlign w:val="center"/>
-          </w:tcPr>
-          <w:p>
-            <w:pPr>
-              <w:jc w:val="center"/>
-            </w:pPr>
-            <w:r>
-              <w:rPr>
-                <w:rFonts w:ascii="Arial" w:cs="Arial" w:eastAsia="Arial" w:hAnsi="Arial"/>
-                <w:color w:val="6B6B6B"/>
-                <w:sz w:val="15"/>
-                <w:szCs w:val="15"/>
-              </w:rPr>
-              <w:t xml:space="preserve">3</w:t>
-            </w:r>
-          </w:p>
-        </w:tc>
-        <w:tc>
-          <w:tcPr>
-            <w:tcW w:type="dxa" w:w="420"/>
-            <w:tcBorders>
-              <w:top w:val="none" w:color="FFFFFF" w:sz="0"/>
-              <w:left w:val="none" w:color="FFFFFF" w:sz="0"/>
-              <w:bottom w:val="none" w:color="FFFFFF" w:sz="0"/>
-              <w:right w:val="none" w:color="FFFFFF" w:sz="0"/>
-            </w:tcBorders>
-            <w:shd w:fill="FFFFFF" w:color="auto" w:val="clear"/>
-            <w:tcMar>
-              <w:top w:type="dxa" w:w="40"/>
-              <w:left w:type="dxa" w:w="80"/>
-              <w:bottom w:type="dxa" w:w="40"/>
-              <w:right w:type="dxa" w:w="80"/>
-            </w:tcMar>
-            <w:vAlign w:val="center"/>
-          </w:tcPr>
-          <w:p>
-            <w:pPr>
-              <w:jc w:val="center"/>
-            </w:pPr>
-            <w:r>
-              <w:rPr>
-                <w:rFonts w:ascii="Arial" w:cs="Arial" w:eastAsia="Arial" w:hAnsi="Arial"/>
-                <w:color w:val="6B6B6B"/>
-                <w:sz w:val="15"/>
-                <w:szCs w:val="15"/>
-              </w:rPr>
-              <w:t xml:space="preserve">8</w:t>
-            </w:r>
-          </w:p>
-        </w:tc>
-        <w:tc>
-          <w:tcPr>
-            <w:tcW w:type="dxa" w:w="680"/>
-            <w:tcBorders>
-              <w:top w:val="none" w:color="FFFFFF" w:sz="0"/>
-              <w:left w:val="none" w:color="FFFFFF" w:sz="0"/>
-              <w:bottom w:val="none" w:color="FFFFFF" w:sz="0"/>
-              <w:right w:val="none" w:color="FFFFFF" w:sz="0"/>
-            </w:tcBorders>
-            <w:shd w:fill="FFFFFF" w:color="auto" w:val="clear"/>
-            <w:tcMar>
-              <w:top w:type="dxa" w:w="40"/>
-              <w:left w:type="dxa" w:w="80"/>
-              <w:bottom w:type="dxa" w:w="40"/>
-              <w:right w:type="dxa" w:w="80"/>
-            </w:tcMar>
-            <w:vAlign w:val="center"/>
-          </w:tcPr>
-          <w:p>
-            <w:pPr>
-              <w:jc w:val="center"/>
-            </w:pPr>
-            <w:r>
-              <w:rPr>
-                <w:rFonts w:ascii="Arial" w:cs="Arial" w:eastAsia="Arial" w:hAnsi="Arial"/>
-                <w:color w:val="6B6B6B"/>
-                <w:sz w:val="15"/>
-                <w:szCs w:val="15"/>
-              </w:rPr>
-              <w:t xml:space="preserve">17.5 lbs</w:t>
-            </w:r>
-          </w:p>
-        </w:tc>
-        <w:tc>
-          <w:tcPr>
-            <w:tcW w:type="dxa" w:w="540"/>
-            <w:tcBorders>
-              <w:top w:val="none" w:color="FFFFFF" w:sz="0"/>
-              <w:left w:val="none" w:color="FFFFFF" w:sz="0"/>
-              <w:bottom w:val="none" w:color="FFFFFF" w:sz="0"/>
-              <w:right w:val="none" w:color="FFFFFF" w:sz="0"/>
-            </w:tcBorders>
-            <w:shd w:fill="FFFFFF" w:color="auto" w:val="clear"/>
-            <w:tcMar>
-              <w:top w:type="dxa" w:w="40"/>
-              <w:left w:type="dxa" w:w="80"/>
-              <w:bottom w:type="dxa" w:w="40"/>
-              <w:right w:type="dxa" w:w="80"/>
-            </w:tcMar>
-            <w:vAlign w:val="center"/>
-          </w:tcPr>
-          <w:p>
-            <w:pPr>
-              <w:jc w:val="center"/>
-            </w:pPr>
-            <w:r>
-              <w:rPr>
-                <w:rFonts w:ascii="Arial" w:cs="Arial" w:eastAsia="Arial" w:hAnsi="Arial"/>
-                <w:color w:val="6B6B6B"/>
-                <w:sz w:val="15"/>
-                <w:szCs w:val="15"/>
-              </w:rPr>
-              <w:t xml:space="preserve">2-0-2</w:t>
-            </w:r>
-          </w:p>
-        </w:tc>
-        <w:tc>
-          <w:tcPr>
-            <w:tcW w:type="dxa" w:w="440"/>
-            <w:tcBorders>
-              <w:top w:val="none" w:color="FFFFFF" w:sz="0"/>
-              <w:left w:val="none" w:color="FFFFFF" w:sz="0"/>
-              <w:bottom w:val="none" w:color="FFFFFF" w:sz="0"/>
-              <w:right w:val="none" w:color="FFFFFF" w:sz="0"/>
-            </w:tcBorders>
-            <w:shd w:fill="FFFFFF" w:color="auto" w:val="clear"/>
-            <w:tcMar>
-              <w:top w:type="dxa" w:w="40"/>
-              <w:left w:type="dxa" w:w="80"/>
-              <w:bottom w:type="dxa" w:w="40"/>
-              <w:right w:type="dxa" w:w="80"/>
-            </w:tcMar>
-            <w:vAlign w:val="center"/>
-          </w:tcPr>
-          <w:p>
-            <w:pPr>
-              <w:jc w:val="center"/>
-            </w:pPr>
-            <w:r>
-              <w:rPr>
-                <w:rFonts w:ascii="Arial" w:cs="Arial" w:eastAsia="Arial" w:hAnsi="Arial"/>
-                <w:color w:val="6B6B6B"/>
-                <w:sz w:val="15"/>
-                <w:szCs w:val="15"/>
-              </w:rPr>
-              <w:t xml:space="preserve">75s</w:t>
-            </w:r>
-          </w:p>
-        </w:tc>
-        <w:tc>
-          <w:tcPr>
-            <w:tcW w:type="dxa" w:w="5580"/>
-            <w:tcBorders>
-              <w:top w:val="none" w:color="FFFFFF" w:sz="0"/>
-              <w:left w:val="none" w:color="FFFFFF" w:sz="0"/>
-              <w:bottom w:val="none" w:color="FFFFFF" w:sz="0"/>
-              <w:right w:val="none" w:color="FFFFFF" w:sz="0"/>
-            </w:tcBorders>
-            <w:shd w:fill="FFFFFF" w:color="auto" w:val="clear"/>
-            <w:tcMar>
-              <w:top w:type="dxa" w:w="40"/>
-              <w:left w:type="dxa" w:w="80"/>
-              <w:bottom w:type="dxa" w:w="40"/>
-              <w:right w:type="dxa" w:w="80"/>
-            </w:tcMar>
-            <w:vAlign w:val="center"/>
-          </w:tcPr>
-          <w:p>
-            <w:r>
-              <w:rPr>
-                <w:rFonts w:ascii="Arial" w:cs="Arial" w:eastAsia="Arial" w:hAnsi="Arial"/>
-                <w:color w:val="6B6B6B"/>
-                <w:sz w:val="17"/>
-                <w:szCs w:val="17"/>
-              </w:rPr>
-              <w:t xml:space="preserve">Ribs stacked over hips, press straight up.</w:t>
-            </w:r>
-            <w:r>
-              <w:rPr>
-                <w:rFonts w:ascii="Arial" w:cs="Arial" w:eastAsia="Arial" w:hAnsi="Arial"/>
-                <w:i/>
-                <w:iCs/>
-                <w:color w:val="00695C"/>
-                <w:sz w:val="14"/>
-                <w:szCs w:val="14"/>
-              </w:rPr>
-              <w:t xml:space="preserve">  2 RIR</w:t>
-            </w:r>
-          </w:p>
-        </w:tc>
-      </w:tr>
-      <w:tr>
-        <w:tc>
-          <w:tcPr>
-            <w:tcW w:type="dxa" w:w="2400"/>
-            <w:tcBorders>
-              <w:top w:val="none" w:color="FFFFFF" w:sz="0"/>
-              <w:left w:val="none" w:color="FFFFFF" w:sz="0"/>
-              <w:bottom w:val="none" w:color="FFFFFF" w:sz="0"/>
-              <w:right w:val="none" w:color="FFFFFF" w:sz="0"/>
-            </w:tcBorders>
-            <w:shd w:fill="F1F8F2" w:color="auto" w:val="clear"/>
-            <w:tcMar>
-              <w:top w:type="dxa" w:w="40"/>
-              <w:left w:type="dxa" w:w="80"/>
-              <w:bottom w:type="dxa" w:w="40"/>
-              <w:right w:type="dxa" w:w="80"/>
-            </w:tcMar>
-            <w:vAlign w:val="center"/>
-          </w:tcPr>
-          <w:p>
-            <w:r>
-              <w:rPr>
-                <w:rFonts w:ascii="Arial" w:cs="Arial" w:eastAsia="Arial" w:hAnsi="Arial"/>
-                <w:b/>
-                <w:bCs/>
-                <w:color w:val="2C2C2C"/>
-                <w:sz w:val="18"/>
-                <w:szCs w:val="18"/>
-              </w:rPr>
-              <w:t xml:space="preserve">Chest-Supported Row</w:t>
-            </w:r>
-          </w:p>
-        </w:tc>
-        <w:tc>
-          <w:tcPr>
-            <w:tcW w:type="dxa" w:w="380"/>
-            <w:tcBorders>
-              <w:top w:val="none" w:color="FFFFFF" w:sz="0"/>
-              <w:left w:val="none" w:color="FFFFFF" w:sz="0"/>
-              <w:bottom w:val="none" w:color="FFFFFF" w:sz="0"/>
-              <w:right w:val="none" w:color="FFFFFF" w:sz="0"/>
-            </w:tcBorders>
-            <w:shd w:fill="F1F8F2" w:color="auto" w:val="clear"/>
-            <w:tcMar>
-              <w:top w:type="dxa" w:w="40"/>
-              <w:left w:type="dxa" w:w="80"/>
-              <w:bottom w:type="dxa" w:w="40"/>
-              <w:right w:type="dxa" w:w="80"/>
-            </w:tcMar>
-            <w:vAlign w:val="center"/>
-          </w:tcPr>
-          <w:p>
-            <w:pPr>
-              <w:jc w:val="center"/>
-            </w:pPr>
-            <w:r>
-              <w:rPr>
-                <w:rFonts w:ascii="Arial" w:cs="Arial" w:eastAsia="Arial" w:hAnsi="Arial"/>
-                <w:color w:val="6B6B6B"/>
-                <w:sz w:val="15"/>
-                <w:szCs w:val="15"/>
-              </w:rPr>
-              <w:t xml:space="preserve">3</w:t>
-            </w:r>
-          </w:p>
-        </w:tc>
-        <w:tc>
-          <w:tcPr>
-            <w:tcW w:type="dxa" w:w="420"/>
-            <w:tcBorders>
-              <w:top w:val="none" w:color="FFFFFF" w:sz="0"/>
-              <w:left w:val="none" w:color="FFFFFF" w:sz="0"/>
-              <w:bottom w:val="none" w:color="FFFFFF" w:sz="0"/>
-              <w:right w:val="none" w:color="FFFFFF" w:sz="0"/>
-            </w:tcBorders>
-            <w:shd w:fill="F1F8F2" w:color="auto" w:val="clear"/>
-            <w:tcMar>
-              <w:top w:type="dxa" w:w="40"/>
-              <w:left w:type="dxa" w:w="80"/>
-              <w:bottom w:type="dxa" w:w="40"/>
-              <w:right w:type="dxa" w:w="80"/>
-            </w:tcMar>
-            <w:vAlign w:val="center"/>
-          </w:tcPr>
-          <w:p>
-            <w:pPr>
-              <w:jc w:val="center"/>
-            </w:pPr>
-            <w:r>
-              <w:rPr>
-                <w:rFonts w:ascii="Arial" w:cs="Arial" w:eastAsia="Arial" w:hAnsi="Arial"/>
-                <w:color w:val="6B6B6B"/>
-                <w:sz w:val="15"/>
-                <w:szCs w:val="15"/>
-              </w:rPr>
-              <w:t xml:space="preserve">10</w:t>
-            </w:r>
-          </w:p>
-        </w:tc>
-        <w:tc>
-          <w:tcPr>
-            <w:tcW w:type="dxa" w:w="680"/>
-            <w:tcBorders>
-              <w:top w:val="none" w:color="FFFFFF" w:sz="0"/>
-              <w:left w:val="none" w:color="FFFFFF" w:sz="0"/>
-              <w:bottom w:val="none" w:color="FFFFFF" w:sz="0"/>
-              <w:right w:val="none" w:color="FFFFFF" w:sz="0"/>
-            </w:tcBorders>
-            <w:shd w:fill="F1F8F2" w:color="auto" w:val="clear"/>
-            <w:tcMar>
-              <w:top w:type="dxa" w:w="40"/>
-              <w:left w:type="dxa" w:w="80"/>
-              <w:bottom w:type="dxa" w:w="40"/>
-              <w:right w:type="dxa" w:w="80"/>
-            </w:tcMar>
-            <w:vAlign w:val="center"/>
-          </w:tcPr>
-          <w:p>
-            <w:pPr>
-              <w:jc w:val="center"/>
-            </w:pPr>
-            <w:r>
-              <w:rPr>
-                <w:rFonts w:ascii="Arial" w:cs="Arial" w:eastAsia="Arial" w:hAnsi="Arial"/>
-                <w:color w:val="6B6B6B"/>
-                <w:sz w:val="15"/>
-                <w:szCs w:val="15"/>
-              </w:rPr>
-              <w:t xml:space="preserve">20 lbs</w:t>
-            </w:r>
-          </w:p>
-        </w:tc>
-        <w:tc>
-          <w:tcPr>
-            <w:tcW w:type="dxa" w:w="540"/>
-            <w:tcBorders>
-              <w:top w:val="none" w:color="FFFFFF" w:sz="0"/>
-              <w:left w:val="none" w:color="FFFFFF" w:sz="0"/>
-              <w:bottom w:val="none" w:color="FFFFFF" w:sz="0"/>
-              <w:right w:val="none" w:color="FFFFFF" w:sz="0"/>
-            </w:tcBorders>
-            <w:shd w:fill="F1F8F2" w:color="auto" w:val="clear"/>
-            <w:tcMar>
-              <w:top w:type="dxa" w:w="40"/>
-              <w:left w:type="dxa" w:w="80"/>
-              <w:bottom w:type="dxa" w:w="40"/>
-              <w:right w:type="dxa" w:w="80"/>
-            </w:tcMar>
-            <w:vAlign w:val="center"/>
-          </w:tcPr>
-          <w:p>
-            <w:pPr>
-              <w:jc w:val="center"/>
-            </w:pPr>
-            <w:r>
-              <w:rPr>
-                <w:rFonts w:ascii="Arial" w:cs="Arial" w:eastAsia="Arial" w:hAnsi="Arial"/>
-                <w:color w:val="6B6B6B"/>
-                <w:sz w:val="15"/>
-                <w:szCs w:val="15"/>
-              </w:rPr>
-              <w:t xml:space="preserve">2-1-2</w:t>
-            </w:r>
-          </w:p>
-        </w:tc>
-        <w:tc>
-          <w:tcPr>
-            <w:tcW w:type="dxa" w:w="440"/>
-            <w:tcBorders>
-              <w:top w:val="none" w:color="FFFFFF" w:sz="0"/>
-              <w:left w:val="none" w:color="FFFFFF" w:sz="0"/>
-              <w:bottom w:val="none" w:color="FFFFFF" w:sz="0"/>
-              <w:right w:val="none" w:color="FFFFFF" w:sz="0"/>
-            </w:tcBorders>
-            <w:shd w:fill="F1F8F2" w:color="auto" w:val="clear"/>
-            <w:tcMar>
-              <w:top w:type="dxa" w:w="40"/>
-              <w:left w:type="dxa" w:w="80"/>
-              <w:bottom w:type="dxa" w:w="40"/>
-              <w:right w:type="dxa" w:w="80"/>
-            </w:tcMar>
-            <w:vAlign w:val="center"/>
-          </w:tcPr>
-          <w:p>
-            <w:pPr>
-              <w:jc w:val="center"/>
-            </w:pPr>
-            <w:r>
-              <w:rPr>
-                <w:rFonts w:ascii="Arial" w:cs="Arial" w:eastAsia="Arial" w:hAnsi="Arial"/>
-                <w:color w:val="6B6B6B"/>
-                <w:sz w:val="15"/>
-                <w:szCs w:val="15"/>
-              </w:rPr>
-              <w:t xml:space="preserve">75s</w:t>
-            </w:r>
-          </w:p>
-        </w:tc>
-        <w:tc>
-          <w:tcPr>
-            <w:tcW w:type="dxa" w:w="5580"/>
-            <w:tcBorders>
-              <w:top w:val="none" w:color="FFFFFF" w:sz="0"/>
-              <w:left w:val="none" w:color="FFFFFF" w:sz="0"/>
-              <w:bottom w:val="none" w:color="FFFFFF" w:sz="0"/>
-              <w:right w:val="none" w:color="FFFFFF" w:sz="0"/>
-            </w:tcBorders>
-            <w:shd w:fill="F1F8F2" w:color="auto" w:val="clear"/>
-            <w:tcMar>
-              <w:top w:type="dxa" w:w="40"/>
-              <w:left w:type="dxa" w:w="80"/>
-              <w:bottom w:type="dxa" w:w="40"/>
-              <w:right w:type="dxa" w:w="80"/>
-            </w:tcMar>
-            <w:vAlign w:val="center"/>
-          </w:tcPr>
-          <w:p>
-            <w:r>
-              <w:rPr>
-                <w:rFonts w:ascii="Arial" w:cs="Arial" w:eastAsia="Arial" w:hAnsi="Arial"/>
-                <w:color w:val="6B6B6B"/>
-                <w:sz w:val="17"/>
-                <w:szCs w:val="17"/>
-              </w:rPr>
-              <w:t xml:space="preserve">Squeeze shoulder blades, elbows track back.</w:t>
-            </w:r>
-            <w:r>
-              <w:rPr>
-                <w:rFonts w:ascii="Arial" w:cs="Arial" w:eastAsia="Arial" w:hAnsi="Arial"/>
-                <w:i/>
-                <w:iCs/>
-                <w:color w:val="00695C"/>
-                <w:sz w:val="14"/>
-                <w:szCs w:val="14"/>
-              </w:rPr>
-              <w:t xml:space="preserve">  2 RIR</w:t>
-            </w:r>
-          </w:p>
-        </w:tc>
-      </w:tr>
     </w:tbl>
     <w:p>
       <w:pPr>
@@ -4569,7 +4139,7 @@
           <w:sz w:val="17"/>
           <w:szCs w:val="17"/>
         </w:rPr>
-        <w:t xml:space="preserve">C — ACCESSORY</w:t>
+        <w:t xml:space="preserve">C — ACCESSORY — UPPER PULL &amp; PUSH</w:t>
       </w:r>
     </w:p>
     <w:p>
@@ -4594,7 +4164,7 @@
           <w:sz w:val="17"/>
           <w:szCs w:val="17"/>
         </w:rPr>
-        <w:t xml:space="preserve">Farmers Carry is bilateral load-bearing — same pelvic floor bracing cue applies before every pass.</w:t>
+        <w:t xml:space="preserve">Hypertrophy accessories behind the primary — a strict supported pull, then the incline push-up progression.</w:t>
       </w:r>
     </w:p>
     <w:tbl>
@@ -4894,7 +4464,7 @@
                 <w:sz w:val="18"/>
                 <w:szCs w:val="18"/>
               </w:rPr>
-              <w:t xml:space="preserve">Incline Push-Up</w:t>
+              <w:t xml:space="preserve">Chest-Supported Row</w:t>
             </w:r>
           </w:p>
         </w:tc>
@@ -4960,7 +4530,7 @@
                 <w:sz w:val="15"/>
                 <w:szCs w:val="15"/>
               </w:rPr>
-              <w:t xml:space="preserve">8</w:t>
+              <w:t xml:space="preserve">10</w:t>
             </w:r>
           </w:p>
         </w:tc>
@@ -4993,7 +4563,7 @@
                 <w:sz w:val="15"/>
                 <w:szCs w:val="15"/>
               </w:rPr>
-              <w:t xml:space="preserve">bodyweight (bench)</w:t>
+              <w:t xml:space="preserve">20 lbs</w:t>
             </w:r>
           </w:p>
         </w:tc>
@@ -5026,7 +4596,7 @@
                 <w:sz w:val="15"/>
                 <w:szCs w:val="15"/>
               </w:rPr>
-              <w:t xml:space="preserve">3-1-1</w:t>
+              <w:t xml:space="preserve">2-1-2</w:t>
             </w:r>
           </w:p>
         </w:tc>
@@ -5059,7 +4629,7 @@
                 <w:sz w:val="15"/>
                 <w:szCs w:val="15"/>
               </w:rPr>
-              <w:t xml:space="preserve">60s</w:t>
+              <w:t xml:space="preserve">75s</w:t>
             </w:r>
           </w:p>
         </w:tc>
@@ -5089,7 +4659,7 @@
                 <w:sz w:val="17"/>
                 <w:szCs w:val="17"/>
               </w:rPr>
-              <w:t xml:space="preserve">Hands under shoulders, chest to bench, brace.</w:t>
+              <w:t xml:space="preserve">Squeeze shoulder blades, elbows track back.</w:t>
             </w:r>
             <w:r>
               <w:rPr>
@@ -5134,20 +4704,7 @@
                 <w:sz w:val="18"/>
                 <w:szCs w:val="18"/>
               </w:rPr>
-              <w:t xml:space="preserve">DB Farmers Carry</w:t>
-            </w:r>
-          </w:p>
-          <w:p>
-            <w:r>
-              <w:rPr>
-                <w:rFonts w:ascii="Arial" w:cs="Arial" w:eastAsia="Arial" w:hAnsi="Arial"/>
-                <w:i/>
-                <w:iCs/>
-                <w:color w:val="B71C1C"/>
-                <w:sz w:val="14"/>
-                <w:szCs w:val="14"/>
-              </w:rPr>
-              <w:t xml:space="preserve">Brace before lifting — pelvic floor cue</w:t>
+              <w:t xml:space="preserve">Incline Push-Up</w:t>
             </w:r>
           </w:p>
         </w:tc>
@@ -5213,7 +4770,7 @@
                 <w:sz w:val="15"/>
                 <w:szCs w:val="15"/>
               </w:rPr>
-              <w:t xml:space="preserve">40 yd</w:t>
+              <w:t xml:space="preserve">8</w:t>
             </w:r>
           </w:p>
         </w:tc>
@@ -5246,7 +4803,7 @@
                 <w:sz w:val="15"/>
                 <w:szCs w:val="15"/>
               </w:rPr>
-              <w:t xml:space="preserve">30 lbs/hand</w:t>
+              <w:t xml:space="preserve">bodyweight (bench)</w:t>
             </w:r>
           </w:p>
         </w:tc>
@@ -5279,7 +4836,7 @@
                 <w:sz w:val="15"/>
                 <w:szCs w:val="15"/>
               </w:rPr>
-              <w:t xml:space="preserve">controlled</w:t>
+              <w:t xml:space="preserve">3-1-1</w:t>
             </w:r>
           </w:p>
         </w:tc>
@@ -5342,7 +4899,7 @@
                 <w:sz w:val="17"/>
                 <w:szCs w:val="17"/>
               </w:rPr>
-              <w:t xml:space="preserve">Tall posture, ribs down, quick tight steps.</w:t>
+              <w:t xml:space="preserve">Hands under shoulders, chest to bench, brace.</w:t>
             </w:r>
             <w:r>
               <w:rPr>
@@ -5354,235 +4911,6 @@
                 <w:szCs w:val="14"/>
               </w:rPr>
               <w:t xml:space="preserve">  2 RIR</w:t>
-            </w:r>
-          </w:p>
-        </w:tc>
-      </w:tr>
-      <w:tr>
-        <w:tc>
-          <w:tcPr>
-            <w:tcW w:type="dxa" w:w="2400"/>
-            <w:tcBorders>
-              <w:top w:val="none" w:color="FFFFFF" w:sz="0"/>
-              <w:left w:val="none" w:color="FFFFFF" w:sz="0"/>
-              <w:bottom w:val="none" w:color="FFFFFF" w:sz="0"/>
-              <w:right w:val="none" w:color="FFFFFF" w:sz="0"/>
-            </w:tcBorders>
-            <w:shd w:fill="FAF3E0" w:color="auto" w:val="clear"/>
-            <w:tcMar>
-              <w:top w:type="dxa" w:w="40"/>
-              <w:left w:type="dxa" w:w="80"/>
-              <w:bottom w:type="dxa" w:w="40"/>
-              <w:right w:type="dxa" w:w="80"/>
-            </w:tcMar>
-            <w:vAlign w:val="center"/>
-          </w:tcPr>
-          <w:p>
-            <w:r>
-              <w:rPr>
-                <w:rFonts w:ascii="Arial" w:cs="Arial" w:eastAsia="Arial" w:hAnsi="Arial"/>
-                <w:b/>
-                <w:bCs/>
-                <w:color w:val="2C2C2C"/>
-                <w:sz w:val="18"/>
-                <w:szCs w:val="18"/>
-              </w:rPr>
-              <w:t xml:space="preserve">Plank Hold</w:t>
-            </w:r>
-          </w:p>
-        </w:tc>
-        <w:tc>
-          <w:tcPr>
-            <w:tcW w:type="dxa" w:w="380"/>
-            <w:tcBorders>
-              <w:top w:val="none" w:color="FFFFFF" w:sz="0"/>
-              <w:left w:val="none" w:color="FFFFFF" w:sz="0"/>
-              <w:bottom w:val="none" w:color="FFFFFF" w:sz="0"/>
-              <w:right w:val="none" w:color="FFFFFF" w:sz="0"/>
-            </w:tcBorders>
-            <w:shd w:fill="FAF3E0" w:color="auto" w:val="clear"/>
-            <w:tcMar>
-              <w:top w:type="dxa" w:w="40"/>
-              <w:left w:type="dxa" w:w="80"/>
-              <w:bottom w:type="dxa" w:w="40"/>
-              <w:right w:type="dxa" w:w="80"/>
-            </w:tcMar>
-            <w:vAlign w:val="center"/>
-          </w:tcPr>
-          <w:p>
-            <w:pPr>
-              <w:jc w:val="center"/>
-            </w:pPr>
-            <w:r>
-              <w:rPr>
-                <w:rFonts w:ascii="Arial" w:cs="Arial" w:eastAsia="Arial" w:hAnsi="Arial"/>
-                <w:color w:val="6B6B6B"/>
-                <w:sz w:val="15"/>
-                <w:szCs w:val="15"/>
-              </w:rPr>
-              <w:t xml:space="preserve">3</w:t>
-            </w:r>
-          </w:p>
-        </w:tc>
-        <w:tc>
-          <w:tcPr>
-            <w:tcW w:type="dxa" w:w="420"/>
-            <w:tcBorders>
-              <w:top w:val="none" w:color="FFFFFF" w:sz="0"/>
-              <w:left w:val="none" w:color="FFFFFF" w:sz="0"/>
-              <w:bottom w:val="none" w:color="FFFFFF" w:sz="0"/>
-              <w:right w:val="none" w:color="FFFFFF" w:sz="0"/>
-            </w:tcBorders>
-            <w:shd w:fill="FAF3E0" w:color="auto" w:val="clear"/>
-            <w:tcMar>
-              <w:top w:type="dxa" w:w="40"/>
-              <w:left w:type="dxa" w:w="80"/>
-              <w:bottom w:type="dxa" w:w="40"/>
-              <w:right w:type="dxa" w:w="80"/>
-            </w:tcMar>
-            <w:vAlign w:val="center"/>
-          </w:tcPr>
-          <w:p>
-            <w:pPr>
-              <w:jc w:val="center"/>
-            </w:pPr>
-            <w:r>
-              <w:rPr>
-                <w:rFonts w:ascii="Arial" w:cs="Arial" w:eastAsia="Arial" w:hAnsi="Arial"/>
-                <w:color w:val="6B6B6B"/>
-                <w:sz w:val="15"/>
-                <w:szCs w:val="15"/>
-              </w:rPr>
-              <w:t xml:space="preserve">40 sec</w:t>
-            </w:r>
-          </w:p>
-        </w:tc>
-        <w:tc>
-          <w:tcPr>
-            <w:tcW w:type="dxa" w:w="680"/>
-            <w:tcBorders>
-              <w:top w:val="none" w:color="FFFFFF" w:sz="0"/>
-              <w:left w:val="none" w:color="FFFFFF" w:sz="0"/>
-              <w:bottom w:val="none" w:color="FFFFFF" w:sz="0"/>
-              <w:right w:val="none" w:color="FFFFFF" w:sz="0"/>
-            </w:tcBorders>
-            <w:shd w:fill="FAF3E0" w:color="auto" w:val="clear"/>
-            <w:tcMar>
-              <w:top w:type="dxa" w:w="40"/>
-              <w:left w:type="dxa" w:w="80"/>
-              <w:bottom w:type="dxa" w:w="40"/>
-              <w:right w:type="dxa" w:w="80"/>
-            </w:tcMar>
-            <w:vAlign w:val="center"/>
-          </w:tcPr>
-          <w:p>
-            <w:pPr>
-              <w:jc w:val="center"/>
-            </w:pPr>
-            <w:r>
-              <w:rPr>
-                <w:rFonts w:ascii="Arial" w:cs="Arial" w:eastAsia="Arial" w:hAnsi="Arial"/>
-                <w:color w:val="6B6B6B"/>
-                <w:sz w:val="15"/>
-                <w:szCs w:val="15"/>
-              </w:rPr>
-              <w:t xml:space="preserve">bodyweight</w:t>
-            </w:r>
-          </w:p>
-        </w:tc>
-        <w:tc>
-          <w:tcPr>
-            <w:tcW w:type="dxa" w:w="540"/>
-            <w:tcBorders>
-              <w:top w:val="none" w:color="FFFFFF" w:sz="0"/>
-              <w:left w:val="none" w:color="FFFFFF" w:sz="0"/>
-              <w:bottom w:val="none" w:color="FFFFFF" w:sz="0"/>
-              <w:right w:val="none" w:color="FFFFFF" w:sz="0"/>
-            </w:tcBorders>
-            <w:shd w:fill="FAF3E0" w:color="auto" w:val="clear"/>
-            <w:tcMar>
-              <w:top w:type="dxa" w:w="40"/>
-              <w:left w:type="dxa" w:w="80"/>
-              <w:bottom w:type="dxa" w:w="40"/>
-              <w:right w:type="dxa" w:w="80"/>
-            </w:tcMar>
-            <w:vAlign w:val="center"/>
-          </w:tcPr>
-          <w:p>
-            <w:pPr>
-              <w:jc w:val="center"/>
-            </w:pPr>
-            <w:r>
-              <w:rPr>
-                <w:rFonts w:ascii="Arial" w:cs="Arial" w:eastAsia="Arial" w:hAnsi="Arial"/>
-                <w:color w:val="6B6B6B"/>
-                <w:sz w:val="15"/>
-                <w:szCs w:val="15"/>
-              </w:rPr>
-              <w:t xml:space="preserve">hold</w:t>
-            </w:r>
-          </w:p>
-        </w:tc>
-        <w:tc>
-          <w:tcPr>
-            <w:tcW w:type="dxa" w:w="440"/>
-            <w:tcBorders>
-              <w:top w:val="none" w:color="FFFFFF" w:sz="0"/>
-              <w:left w:val="none" w:color="FFFFFF" w:sz="0"/>
-              <w:bottom w:val="none" w:color="FFFFFF" w:sz="0"/>
-              <w:right w:val="none" w:color="FFFFFF" w:sz="0"/>
-            </w:tcBorders>
-            <w:shd w:fill="FAF3E0" w:color="auto" w:val="clear"/>
-            <w:tcMar>
-              <w:top w:type="dxa" w:w="40"/>
-              <w:left w:type="dxa" w:w="80"/>
-              <w:bottom w:type="dxa" w:w="40"/>
-              <w:right w:type="dxa" w:w="80"/>
-            </w:tcMar>
-            <w:vAlign w:val="center"/>
-          </w:tcPr>
-          <w:p>
-            <w:pPr>
-              <w:jc w:val="center"/>
-            </w:pPr>
-            <w:r>
-              <w:rPr>
-                <w:rFonts w:ascii="Arial" w:cs="Arial" w:eastAsia="Arial" w:hAnsi="Arial"/>
-                <w:color w:val="6B6B6B"/>
-                <w:sz w:val="15"/>
-                <w:szCs w:val="15"/>
-              </w:rPr>
-              <w:t xml:space="preserve">45s</w:t>
-            </w:r>
-          </w:p>
-        </w:tc>
-        <w:tc>
-          <w:tcPr>
-            <w:tcW w:type="dxa" w:w="5580"/>
-            <w:tcBorders>
-              <w:top w:val="none" w:color="FFFFFF" w:sz="0"/>
-              <w:left w:val="none" w:color="FFFFFF" w:sz="0"/>
-              <w:bottom w:val="none" w:color="FFFFFF" w:sz="0"/>
-              <w:right w:val="none" w:color="FFFFFF" w:sz="0"/>
-            </w:tcBorders>
-            <w:shd w:fill="FAF3E0" w:color="auto" w:val="clear"/>
-            <w:tcMar>
-              <w:top w:type="dxa" w:w="40"/>
-              <w:left w:type="dxa" w:w="80"/>
-              <w:bottom w:type="dxa" w:w="40"/>
-              <w:right w:type="dxa" w:w="80"/>
-            </w:tcMar>
-            <w:vAlign w:val="center"/>
-          </w:tcPr>
-          <w:p>
-            <w:r>
-              <w:rPr>
-                <w:rFonts w:ascii="Arial" w:cs="Arial" w:eastAsia="Arial" w:hAnsi="Arial"/>
-                <w:color w:val="6B6B6B"/>
-                <w:sz w:val="17"/>
-                <w:szCs w:val="17"/>
-              </w:rPr>
-              <w:t xml:space="preserve">Ribs down, glutes tight, breathe steady.</w:t>
             </w:r>
           </w:p>
         </w:tc>
@@ -5606,7 +4934,1359 @@
           <w:sz w:val="17"/>
           <w:szCs w:val="17"/>
         </w:rPr>
-        <w:t xml:space="preserve">D — METABOLIC FINISHER</w:t>
+        <w:t xml:space="preserve">D — SECONDARY COMPOUND — SEATED OVERHEAD PRESS (ICONS BATTERY)</w:t>
+      </w:r>
+    </w:p>
+    <w:p>
+      <w:pPr>
+        <w:spacing w:after="80"/>
+      </w:pPr>
+      <w:r>
+        <w:rPr>
+          <w:rFonts w:ascii="Arial" w:cs="Arial" w:eastAsia="Arial" w:hAnsi="Arial"/>
+          <w:b/>
+          <w:bCs/>
+          <w:color w:val="43A047"/>
+          <w:sz w:val="17"/>
+          <w:szCs w:val="17"/>
+        </w:rPr>
+        <w:t xml:space="preserve">Load Target:  </w:t>
+      </w:r>
+      <w:r>
+        <w:rPr>
+          <w:rFonts w:ascii="Arial" w:cs="Arial" w:eastAsia="Arial" w:hAnsi="Arial"/>
+          <w:color w:val="2C2C2C"/>
+          <w:sz w:val="17"/>
+          <w:szCs w:val="17"/>
+        </w:rPr>
+        <w:t xml:space="preserve">The day's second compound — pressing, rotated off the hip work above, holding at the tested 17.5 lbs × 8 baseline. If the day calls for a variation, rotate between: a standing DB press, a half-kneeling single-arm press, or a landmine press (the friendliest arc). The seated DB press stays the tested lift we track and retest.</w:t>
+      </w:r>
+    </w:p>
+    <w:tbl>
+      <w:tblPr>
+        <w:tblW w:type="dxa" w:w="10440"/>
+        <w:tblBorders>
+          <w:top w:val="none" w:color="FFFFFF" w:sz="0"/>
+          <w:left w:val="none" w:color="FFFFFF" w:sz="0"/>
+          <w:bottom w:val="none" w:color="FFFFFF" w:sz="0"/>
+          <w:right w:val="none" w:color="FFFFFF" w:sz="0"/>
+          <w:insideH w:val="single" w:color="auto" w:sz="4"/>
+          <w:insideV w:val="single" w:color="auto" w:sz="4"/>
+        </w:tblBorders>
+      </w:tblPr>
+      <w:tblGrid>
+        <w:gridCol w:w="2400"/>
+        <w:gridCol w:w="380"/>
+        <w:gridCol w:w="420"/>
+        <w:gridCol w:w="680"/>
+        <w:gridCol w:w="540"/>
+        <w:gridCol w:w="440"/>
+        <w:gridCol w:w="5580"/>
+      </w:tblGrid>
+      <w:tr>
+        <w:tc>
+          <w:tcPr>
+            <w:tcW w:type="dxa" w:w="2400"/>
+            <w:tcBorders>
+              <w:top w:val="none" w:color="FFFFFF" w:sz="0"/>
+              <w:left w:val="none" w:color="FFFFFF" w:sz="0"/>
+              <w:bottom w:val="none" w:color="FFFFFF" w:sz="0"/>
+              <w:right w:val="none" w:color="FFFFFF" w:sz="0"/>
+            </w:tcBorders>
+            <w:shd w:fill="E8F5E9" w:color="auto" w:val="clear"/>
+            <w:tcMar>
+              <w:top w:type="dxa" w:w="40"/>
+              <w:left w:type="dxa" w:w="80"/>
+              <w:bottom w:type="dxa" w:w="40"/>
+              <w:right w:type="dxa" w:w="80"/>
+            </w:tcMar>
+            <w:vAlign w:val="center"/>
+          </w:tcPr>
+          <w:p>
+            <w:pPr>
+              <w:jc w:val="left"/>
+            </w:pPr>
+            <w:r>
+              <w:rPr>
+                <w:rFonts w:ascii="Arial" w:cs="Arial" w:eastAsia="Arial" w:hAnsi="Arial"/>
+                <w:b/>
+                <w:bCs/>
+                <w:color w:val="43A047"/>
+                <w:sz w:val="15"/>
+                <w:szCs w:val="15"/>
+              </w:rPr>
+              <w:t xml:space="preserve">EXERCISE</w:t>
+            </w:r>
+          </w:p>
+        </w:tc>
+        <w:tc>
+          <w:tcPr>
+            <w:tcW w:type="dxa" w:w="380"/>
+            <w:tcBorders>
+              <w:top w:val="none" w:color="FFFFFF" w:sz="0"/>
+              <w:left w:val="none" w:color="FFFFFF" w:sz="0"/>
+              <w:bottom w:val="none" w:color="FFFFFF" w:sz="0"/>
+              <w:right w:val="none" w:color="FFFFFF" w:sz="0"/>
+            </w:tcBorders>
+            <w:shd w:fill="E8F5E9" w:color="auto" w:val="clear"/>
+            <w:tcMar>
+              <w:top w:type="dxa" w:w="40"/>
+              <w:left w:type="dxa" w:w="80"/>
+              <w:bottom w:type="dxa" w:w="40"/>
+              <w:right w:type="dxa" w:w="80"/>
+            </w:tcMar>
+            <w:vAlign w:val="center"/>
+          </w:tcPr>
+          <w:p>
+            <w:pPr>
+              <w:jc w:val="center"/>
+            </w:pPr>
+            <w:r>
+              <w:rPr>
+                <w:rFonts w:ascii="Arial" w:cs="Arial" w:eastAsia="Arial" w:hAnsi="Arial"/>
+                <w:b/>
+                <w:bCs/>
+                <w:color w:val="43A047"/>
+                <w:sz w:val="13"/>
+                <w:szCs w:val="13"/>
+              </w:rPr>
+              <w:t xml:space="preserve">SETS</w:t>
+            </w:r>
+          </w:p>
+        </w:tc>
+        <w:tc>
+          <w:tcPr>
+            <w:tcW w:type="dxa" w:w="420"/>
+            <w:tcBorders>
+              <w:top w:val="none" w:color="FFFFFF" w:sz="0"/>
+              <w:left w:val="none" w:color="FFFFFF" w:sz="0"/>
+              <w:bottom w:val="none" w:color="FFFFFF" w:sz="0"/>
+              <w:right w:val="none" w:color="FFFFFF" w:sz="0"/>
+            </w:tcBorders>
+            <w:shd w:fill="E8F5E9" w:color="auto" w:val="clear"/>
+            <w:tcMar>
+              <w:top w:type="dxa" w:w="40"/>
+              <w:left w:type="dxa" w:w="80"/>
+              <w:bottom w:type="dxa" w:w="40"/>
+              <w:right w:type="dxa" w:w="80"/>
+            </w:tcMar>
+            <w:vAlign w:val="center"/>
+          </w:tcPr>
+          <w:p>
+            <w:pPr>
+              <w:jc w:val="center"/>
+            </w:pPr>
+            <w:r>
+              <w:rPr>
+                <w:rFonts w:ascii="Arial" w:cs="Arial" w:eastAsia="Arial" w:hAnsi="Arial"/>
+                <w:b/>
+                <w:bCs/>
+                <w:color w:val="43A047"/>
+                <w:sz w:val="13"/>
+                <w:szCs w:val="13"/>
+              </w:rPr>
+              <w:t xml:space="preserve">REPS</w:t>
+            </w:r>
+          </w:p>
+        </w:tc>
+        <w:tc>
+          <w:tcPr>
+            <w:tcW w:type="dxa" w:w="680"/>
+            <w:tcBorders>
+              <w:top w:val="none" w:color="FFFFFF" w:sz="0"/>
+              <w:left w:val="none" w:color="FFFFFF" w:sz="0"/>
+              <w:bottom w:val="none" w:color="FFFFFF" w:sz="0"/>
+              <w:right w:val="none" w:color="FFFFFF" w:sz="0"/>
+            </w:tcBorders>
+            <w:shd w:fill="E8F5E9" w:color="auto" w:val="clear"/>
+            <w:tcMar>
+              <w:top w:type="dxa" w:w="40"/>
+              <w:left w:type="dxa" w:w="80"/>
+              <w:bottom w:type="dxa" w:w="40"/>
+              <w:right w:type="dxa" w:w="80"/>
+            </w:tcMar>
+            <w:vAlign w:val="center"/>
+          </w:tcPr>
+          <w:p>
+            <w:pPr>
+              <w:jc w:val="center"/>
+            </w:pPr>
+            <w:r>
+              <w:rPr>
+                <w:rFonts w:ascii="Arial" w:cs="Arial" w:eastAsia="Arial" w:hAnsi="Arial"/>
+                <w:b/>
+                <w:bCs/>
+                <w:color w:val="43A047"/>
+                <w:sz w:val="13"/>
+                <w:szCs w:val="13"/>
+              </w:rPr>
+              <w:t xml:space="preserve">LOAD</w:t>
+            </w:r>
+          </w:p>
+        </w:tc>
+        <w:tc>
+          <w:tcPr>
+            <w:tcW w:type="dxa" w:w="540"/>
+            <w:tcBorders>
+              <w:top w:val="none" w:color="FFFFFF" w:sz="0"/>
+              <w:left w:val="none" w:color="FFFFFF" w:sz="0"/>
+              <w:bottom w:val="none" w:color="FFFFFF" w:sz="0"/>
+              <w:right w:val="none" w:color="FFFFFF" w:sz="0"/>
+            </w:tcBorders>
+            <w:shd w:fill="E8F5E9" w:color="auto" w:val="clear"/>
+            <w:tcMar>
+              <w:top w:type="dxa" w:w="40"/>
+              <w:left w:type="dxa" w:w="80"/>
+              <w:bottom w:type="dxa" w:w="40"/>
+              <w:right w:type="dxa" w:w="80"/>
+            </w:tcMar>
+            <w:vAlign w:val="center"/>
+          </w:tcPr>
+          <w:p>
+            <w:pPr>
+              <w:jc w:val="center"/>
+            </w:pPr>
+            <w:r>
+              <w:rPr>
+                <w:rFonts w:ascii="Arial" w:cs="Arial" w:eastAsia="Arial" w:hAnsi="Arial"/>
+                <w:b/>
+                <w:bCs/>
+                <w:color w:val="43A047"/>
+                <w:sz w:val="13"/>
+                <w:szCs w:val="13"/>
+              </w:rPr>
+              <w:t xml:space="preserve">TEMPO</w:t>
+            </w:r>
+          </w:p>
+        </w:tc>
+        <w:tc>
+          <w:tcPr>
+            <w:tcW w:type="dxa" w:w="440"/>
+            <w:tcBorders>
+              <w:top w:val="none" w:color="FFFFFF" w:sz="0"/>
+              <w:left w:val="none" w:color="FFFFFF" w:sz="0"/>
+              <w:bottom w:val="none" w:color="FFFFFF" w:sz="0"/>
+              <w:right w:val="none" w:color="FFFFFF" w:sz="0"/>
+            </w:tcBorders>
+            <w:shd w:fill="E8F5E9" w:color="auto" w:val="clear"/>
+            <w:tcMar>
+              <w:top w:type="dxa" w:w="40"/>
+              <w:left w:type="dxa" w:w="80"/>
+              <w:bottom w:type="dxa" w:w="40"/>
+              <w:right w:type="dxa" w:w="80"/>
+            </w:tcMar>
+            <w:vAlign w:val="center"/>
+          </w:tcPr>
+          <w:p>
+            <w:pPr>
+              <w:jc w:val="center"/>
+            </w:pPr>
+            <w:r>
+              <w:rPr>
+                <w:rFonts w:ascii="Arial" w:cs="Arial" w:eastAsia="Arial" w:hAnsi="Arial"/>
+                <w:b/>
+                <w:bCs/>
+                <w:color w:val="43A047"/>
+                <w:sz w:val="13"/>
+                <w:szCs w:val="13"/>
+              </w:rPr>
+              <w:t xml:space="preserve">REST</w:t>
+            </w:r>
+          </w:p>
+        </w:tc>
+        <w:tc>
+          <w:tcPr>
+            <w:tcW w:type="dxa" w:w="5580"/>
+            <w:tcBorders>
+              <w:top w:val="none" w:color="FFFFFF" w:sz="0"/>
+              <w:left w:val="none" w:color="FFFFFF" w:sz="0"/>
+              <w:bottom w:val="none" w:color="FFFFFF" w:sz="0"/>
+              <w:right w:val="none" w:color="FFFFFF" w:sz="0"/>
+            </w:tcBorders>
+            <w:shd w:fill="E8F5E9" w:color="auto" w:val="clear"/>
+            <w:tcMar>
+              <w:top w:type="dxa" w:w="40"/>
+              <w:left w:type="dxa" w:w="80"/>
+              <w:bottom w:type="dxa" w:w="40"/>
+              <w:right w:type="dxa" w:w="80"/>
+            </w:tcMar>
+            <w:vAlign w:val="center"/>
+          </w:tcPr>
+          <w:p>
+            <w:pPr>
+              <w:jc w:val="left"/>
+            </w:pPr>
+            <w:r>
+              <w:rPr>
+                <w:rFonts w:ascii="Arial" w:cs="Arial" w:eastAsia="Arial" w:hAnsi="Arial"/>
+                <w:b/>
+                <w:bCs/>
+                <w:color w:val="43A047"/>
+                <w:sz w:val="15"/>
+                <w:szCs w:val="15"/>
+              </w:rPr>
+              <w:t xml:space="preserve">COACHING CUE</w:t>
+            </w:r>
+          </w:p>
+        </w:tc>
+      </w:tr>
+      <w:tr>
+        <w:tc>
+          <w:tcPr>
+            <w:tcW w:type="dxa" w:w="2400"/>
+            <w:tcBorders>
+              <w:top w:val="none" w:color="FFFFFF" w:sz="0"/>
+              <w:left w:val="none" w:color="FFFFFF" w:sz="0"/>
+              <w:bottom w:val="none" w:color="FFFFFF" w:sz="0"/>
+              <w:right w:val="none" w:color="FFFFFF" w:sz="0"/>
+            </w:tcBorders>
+            <w:shd w:fill="F1F8F2" w:color="auto" w:val="clear"/>
+            <w:tcMar>
+              <w:top w:type="dxa" w:w="40"/>
+              <w:left w:type="dxa" w:w="80"/>
+              <w:bottom w:type="dxa" w:w="40"/>
+              <w:right w:type="dxa" w:w="80"/>
+            </w:tcMar>
+            <w:vAlign w:val="center"/>
+          </w:tcPr>
+          <w:p>
+            <w:r>
+              <w:rPr>
+                <w:rFonts w:ascii="Arial" w:cs="Arial" w:eastAsia="Arial" w:hAnsi="Arial"/>
+                <w:b/>
+                <w:bCs/>
+                <w:color w:val="2C2C2C"/>
+                <w:sz w:val="18"/>
+                <w:szCs w:val="18"/>
+              </w:rPr>
+              <w:t xml:space="preserve">Seated DB Overhead Press</w:t>
+            </w:r>
+          </w:p>
+        </w:tc>
+        <w:tc>
+          <w:tcPr>
+            <w:tcW w:type="dxa" w:w="380"/>
+            <w:tcBorders>
+              <w:top w:val="none" w:color="FFFFFF" w:sz="0"/>
+              <w:left w:val="none" w:color="FFFFFF" w:sz="0"/>
+              <w:bottom w:val="none" w:color="FFFFFF" w:sz="0"/>
+              <w:right w:val="none" w:color="FFFFFF" w:sz="0"/>
+            </w:tcBorders>
+            <w:shd w:fill="F1F8F2" w:color="auto" w:val="clear"/>
+            <w:tcMar>
+              <w:top w:type="dxa" w:w="40"/>
+              <w:left w:type="dxa" w:w="80"/>
+              <w:bottom w:type="dxa" w:w="40"/>
+              <w:right w:type="dxa" w:w="80"/>
+            </w:tcMar>
+            <w:vAlign w:val="center"/>
+          </w:tcPr>
+          <w:p>
+            <w:pPr>
+              <w:jc w:val="center"/>
+            </w:pPr>
+            <w:r>
+              <w:rPr>
+                <w:rFonts w:ascii="Arial" w:cs="Arial" w:eastAsia="Arial" w:hAnsi="Arial"/>
+                <w:color w:val="6B6B6B"/>
+                <w:sz w:val="15"/>
+                <w:szCs w:val="15"/>
+              </w:rPr>
+              <w:t xml:space="preserve">3</w:t>
+            </w:r>
+          </w:p>
+        </w:tc>
+        <w:tc>
+          <w:tcPr>
+            <w:tcW w:type="dxa" w:w="420"/>
+            <w:tcBorders>
+              <w:top w:val="none" w:color="FFFFFF" w:sz="0"/>
+              <w:left w:val="none" w:color="FFFFFF" w:sz="0"/>
+              <w:bottom w:val="none" w:color="FFFFFF" w:sz="0"/>
+              <w:right w:val="none" w:color="FFFFFF" w:sz="0"/>
+            </w:tcBorders>
+            <w:shd w:fill="F1F8F2" w:color="auto" w:val="clear"/>
+            <w:tcMar>
+              <w:top w:type="dxa" w:w="40"/>
+              <w:left w:type="dxa" w:w="80"/>
+              <w:bottom w:type="dxa" w:w="40"/>
+              <w:right w:type="dxa" w:w="80"/>
+            </w:tcMar>
+            <w:vAlign w:val="center"/>
+          </w:tcPr>
+          <w:p>
+            <w:pPr>
+              <w:jc w:val="center"/>
+            </w:pPr>
+            <w:r>
+              <w:rPr>
+                <w:rFonts w:ascii="Arial" w:cs="Arial" w:eastAsia="Arial" w:hAnsi="Arial"/>
+                <w:color w:val="6B6B6B"/>
+                <w:sz w:val="15"/>
+                <w:szCs w:val="15"/>
+              </w:rPr>
+              <w:t xml:space="preserve">8</w:t>
+            </w:r>
+          </w:p>
+        </w:tc>
+        <w:tc>
+          <w:tcPr>
+            <w:tcW w:type="dxa" w:w="680"/>
+            <w:tcBorders>
+              <w:top w:val="none" w:color="FFFFFF" w:sz="0"/>
+              <w:left w:val="none" w:color="FFFFFF" w:sz="0"/>
+              <w:bottom w:val="none" w:color="FFFFFF" w:sz="0"/>
+              <w:right w:val="none" w:color="FFFFFF" w:sz="0"/>
+            </w:tcBorders>
+            <w:shd w:fill="F1F8F2" w:color="auto" w:val="clear"/>
+            <w:tcMar>
+              <w:top w:type="dxa" w:w="40"/>
+              <w:left w:type="dxa" w:w="80"/>
+              <w:bottom w:type="dxa" w:w="40"/>
+              <w:right w:type="dxa" w:w="80"/>
+            </w:tcMar>
+            <w:vAlign w:val="center"/>
+          </w:tcPr>
+          <w:p>
+            <w:pPr>
+              <w:jc w:val="center"/>
+            </w:pPr>
+            <w:r>
+              <w:rPr>
+                <w:rFonts w:ascii="Arial" w:cs="Arial" w:eastAsia="Arial" w:hAnsi="Arial"/>
+                <w:color w:val="6B6B6B"/>
+                <w:sz w:val="15"/>
+                <w:szCs w:val="15"/>
+              </w:rPr>
+              <w:t xml:space="preserve">17.5 lbs</w:t>
+            </w:r>
+          </w:p>
+        </w:tc>
+        <w:tc>
+          <w:tcPr>
+            <w:tcW w:type="dxa" w:w="540"/>
+            <w:tcBorders>
+              <w:top w:val="none" w:color="FFFFFF" w:sz="0"/>
+              <w:left w:val="none" w:color="FFFFFF" w:sz="0"/>
+              <w:bottom w:val="none" w:color="FFFFFF" w:sz="0"/>
+              <w:right w:val="none" w:color="FFFFFF" w:sz="0"/>
+            </w:tcBorders>
+            <w:shd w:fill="F1F8F2" w:color="auto" w:val="clear"/>
+            <w:tcMar>
+              <w:top w:type="dxa" w:w="40"/>
+              <w:left w:type="dxa" w:w="80"/>
+              <w:bottom w:type="dxa" w:w="40"/>
+              <w:right w:type="dxa" w:w="80"/>
+            </w:tcMar>
+            <w:vAlign w:val="center"/>
+          </w:tcPr>
+          <w:p>
+            <w:pPr>
+              <w:jc w:val="center"/>
+            </w:pPr>
+            <w:r>
+              <w:rPr>
+                <w:rFonts w:ascii="Arial" w:cs="Arial" w:eastAsia="Arial" w:hAnsi="Arial"/>
+                <w:color w:val="6B6B6B"/>
+                <w:sz w:val="15"/>
+                <w:szCs w:val="15"/>
+              </w:rPr>
+              <w:t xml:space="preserve">2-0-2</w:t>
+            </w:r>
+          </w:p>
+        </w:tc>
+        <w:tc>
+          <w:tcPr>
+            <w:tcW w:type="dxa" w:w="440"/>
+            <w:tcBorders>
+              <w:top w:val="none" w:color="FFFFFF" w:sz="0"/>
+              <w:left w:val="none" w:color="FFFFFF" w:sz="0"/>
+              <w:bottom w:val="none" w:color="FFFFFF" w:sz="0"/>
+              <w:right w:val="none" w:color="FFFFFF" w:sz="0"/>
+            </w:tcBorders>
+            <w:shd w:fill="F1F8F2" w:color="auto" w:val="clear"/>
+            <w:tcMar>
+              <w:top w:type="dxa" w:w="40"/>
+              <w:left w:type="dxa" w:w="80"/>
+              <w:bottom w:type="dxa" w:w="40"/>
+              <w:right w:type="dxa" w:w="80"/>
+            </w:tcMar>
+            <w:vAlign w:val="center"/>
+          </w:tcPr>
+          <w:p>
+            <w:pPr>
+              <w:jc w:val="center"/>
+            </w:pPr>
+            <w:r>
+              <w:rPr>
+                <w:rFonts w:ascii="Arial" w:cs="Arial" w:eastAsia="Arial" w:hAnsi="Arial"/>
+                <w:color w:val="6B6B6B"/>
+                <w:sz w:val="15"/>
+                <w:szCs w:val="15"/>
+              </w:rPr>
+              <w:t xml:space="preserve">75s</w:t>
+            </w:r>
+          </w:p>
+        </w:tc>
+        <w:tc>
+          <w:tcPr>
+            <w:tcW w:type="dxa" w:w="5580"/>
+            <w:tcBorders>
+              <w:top w:val="none" w:color="FFFFFF" w:sz="0"/>
+              <w:left w:val="none" w:color="FFFFFF" w:sz="0"/>
+              <w:bottom w:val="none" w:color="FFFFFF" w:sz="0"/>
+              <w:right w:val="none" w:color="FFFFFF" w:sz="0"/>
+            </w:tcBorders>
+            <w:shd w:fill="F1F8F2" w:color="auto" w:val="clear"/>
+            <w:tcMar>
+              <w:top w:type="dxa" w:w="40"/>
+              <w:left w:type="dxa" w:w="80"/>
+              <w:bottom w:type="dxa" w:w="40"/>
+              <w:right w:type="dxa" w:w="80"/>
+            </w:tcMar>
+            <w:vAlign w:val="center"/>
+          </w:tcPr>
+          <w:p>
+            <w:r>
+              <w:rPr>
+                <w:rFonts w:ascii="Arial" w:cs="Arial" w:eastAsia="Arial" w:hAnsi="Arial"/>
+                <w:color w:val="6B6B6B"/>
+                <w:sz w:val="17"/>
+                <w:szCs w:val="17"/>
+              </w:rPr>
+              <w:t xml:space="preserve">Ribs stacked over hips, press straight up.</w:t>
+            </w:r>
+            <w:r>
+              <w:rPr>
+                <w:rFonts w:ascii="Arial" w:cs="Arial" w:eastAsia="Arial" w:hAnsi="Arial"/>
+                <w:i/>
+                <w:iCs/>
+                <w:color w:val="00695C"/>
+                <w:sz w:val="14"/>
+                <w:szCs w:val="14"/>
+              </w:rPr>
+              <w:t xml:space="preserve">  2 RIR</w:t>
+            </w:r>
+          </w:p>
+        </w:tc>
+      </w:tr>
+    </w:tbl>
+    <w:p>
+      <w:pPr>
+        <w:spacing w:after="100"/>
+      </w:pPr>
+    </w:p>
+    <w:p>
+      <w:pPr>
+        <w:spacing w:after="60" w:before="120"/>
+      </w:pPr>
+      <w:r>
+        <w:rPr>
+          <w:rFonts w:ascii="Arial" w:cs="Arial" w:eastAsia="Arial" w:hAnsi="Arial"/>
+          <w:b/>
+          <w:bCs/>
+          <w:color w:val="C9A227"/>
+          <w:sz w:val="17"/>
+          <w:szCs w:val="17"/>
+        </w:rPr>
+        <w:t xml:space="preserve">E — FULL-BODY INTEGRATION — LOADED CARRY &amp; CORE</w:t>
+      </w:r>
+    </w:p>
+    <w:p>
+      <w:pPr>
+        <w:spacing w:after="80"/>
+      </w:pPr>
+      <w:r>
+        <w:rPr>
+          <w:rFonts w:ascii="Arial" w:cs="Arial" w:eastAsia="Arial" w:hAnsi="Arial"/>
+          <w:b/>
+          <w:bCs/>
+          <w:color w:val="C9A227"/>
+          <w:sz w:val="17"/>
+          <w:szCs w:val="17"/>
+        </w:rPr>
+        <w:t xml:space="preserve">Note:  </w:t>
+      </w:r>
+      <w:r>
+        <w:rPr>
+          <w:rFonts w:ascii="Arial" w:cs="Arial" w:eastAsia="Arial" w:hAnsi="Arial"/>
+          <w:color w:val="2C2C2C"/>
+          <w:sz w:val="17"/>
+          <w:szCs w:val="17"/>
+        </w:rPr>
+        <w:t xml:space="preserve">The session's closing compound work: the carry pulls the day's brace, posture and hip strength into upright gait, and the plank holds the same brace statically. Farmers Carry is bilateral load-bearing — same pelvic floor bracing cue applies before every pass. When a variation suits the day, a suitcase carry (one hand, log sides) or a front-rack carry covers the same ground at the same bracing standard.</w:t>
+      </w:r>
+    </w:p>
+    <w:tbl>
+      <w:tblPr>
+        <w:tblW w:type="dxa" w:w="10440"/>
+        <w:tblBorders>
+          <w:top w:val="none" w:color="FFFFFF" w:sz="0"/>
+          <w:left w:val="none" w:color="FFFFFF" w:sz="0"/>
+          <w:bottom w:val="none" w:color="FFFFFF" w:sz="0"/>
+          <w:right w:val="none" w:color="FFFFFF" w:sz="0"/>
+          <w:insideH w:val="single" w:color="auto" w:sz="4"/>
+          <w:insideV w:val="single" w:color="auto" w:sz="4"/>
+        </w:tblBorders>
+      </w:tblPr>
+      <w:tblGrid>
+        <w:gridCol w:w="2400"/>
+        <w:gridCol w:w="380"/>
+        <w:gridCol w:w="420"/>
+        <w:gridCol w:w="680"/>
+        <w:gridCol w:w="540"/>
+        <w:gridCol w:w="440"/>
+        <w:gridCol w:w="5580"/>
+      </w:tblGrid>
+      <w:tr>
+        <w:tc>
+          <w:tcPr>
+            <w:tcW w:type="dxa" w:w="2400"/>
+            <w:tcBorders>
+              <w:top w:val="none" w:color="FFFFFF" w:sz="0"/>
+              <w:left w:val="none" w:color="FFFFFF" w:sz="0"/>
+              <w:bottom w:val="none" w:color="FFFFFF" w:sz="0"/>
+              <w:right w:val="none" w:color="FFFFFF" w:sz="0"/>
+            </w:tcBorders>
+            <w:shd w:fill="F5E8C0" w:color="auto" w:val="clear"/>
+            <w:tcMar>
+              <w:top w:type="dxa" w:w="40"/>
+              <w:left w:type="dxa" w:w="80"/>
+              <w:bottom w:type="dxa" w:w="40"/>
+              <w:right w:type="dxa" w:w="80"/>
+            </w:tcMar>
+            <w:vAlign w:val="center"/>
+          </w:tcPr>
+          <w:p>
+            <w:pPr>
+              <w:jc w:val="left"/>
+            </w:pPr>
+            <w:r>
+              <w:rPr>
+                <w:rFonts w:ascii="Arial" w:cs="Arial" w:eastAsia="Arial" w:hAnsi="Arial"/>
+                <w:b/>
+                <w:bCs/>
+                <w:color w:val="C9A227"/>
+                <w:sz w:val="15"/>
+                <w:szCs w:val="15"/>
+              </w:rPr>
+              <w:t xml:space="preserve">EXERCISE</w:t>
+            </w:r>
+          </w:p>
+        </w:tc>
+        <w:tc>
+          <w:tcPr>
+            <w:tcW w:type="dxa" w:w="380"/>
+            <w:tcBorders>
+              <w:top w:val="none" w:color="FFFFFF" w:sz="0"/>
+              <w:left w:val="none" w:color="FFFFFF" w:sz="0"/>
+              <w:bottom w:val="none" w:color="FFFFFF" w:sz="0"/>
+              <w:right w:val="none" w:color="FFFFFF" w:sz="0"/>
+            </w:tcBorders>
+            <w:shd w:fill="F5E8C0" w:color="auto" w:val="clear"/>
+            <w:tcMar>
+              <w:top w:type="dxa" w:w="40"/>
+              <w:left w:type="dxa" w:w="80"/>
+              <w:bottom w:type="dxa" w:w="40"/>
+              <w:right w:type="dxa" w:w="80"/>
+            </w:tcMar>
+            <w:vAlign w:val="center"/>
+          </w:tcPr>
+          <w:p>
+            <w:pPr>
+              <w:jc w:val="center"/>
+            </w:pPr>
+            <w:r>
+              <w:rPr>
+                <w:rFonts w:ascii="Arial" w:cs="Arial" w:eastAsia="Arial" w:hAnsi="Arial"/>
+                <w:b/>
+                <w:bCs/>
+                <w:color w:val="C9A227"/>
+                <w:sz w:val="13"/>
+                <w:szCs w:val="13"/>
+              </w:rPr>
+              <w:t xml:space="preserve">SETS</w:t>
+            </w:r>
+          </w:p>
+        </w:tc>
+        <w:tc>
+          <w:tcPr>
+            <w:tcW w:type="dxa" w:w="420"/>
+            <w:tcBorders>
+              <w:top w:val="none" w:color="FFFFFF" w:sz="0"/>
+              <w:left w:val="none" w:color="FFFFFF" w:sz="0"/>
+              <w:bottom w:val="none" w:color="FFFFFF" w:sz="0"/>
+              <w:right w:val="none" w:color="FFFFFF" w:sz="0"/>
+            </w:tcBorders>
+            <w:shd w:fill="F5E8C0" w:color="auto" w:val="clear"/>
+            <w:tcMar>
+              <w:top w:type="dxa" w:w="40"/>
+              <w:left w:type="dxa" w:w="80"/>
+              <w:bottom w:type="dxa" w:w="40"/>
+              <w:right w:type="dxa" w:w="80"/>
+            </w:tcMar>
+            <w:vAlign w:val="center"/>
+          </w:tcPr>
+          <w:p>
+            <w:pPr>
+              <w:jc w:val="center"/>
+            </w:pPr>
+            <w:r>
+              <w:rPr>
+                <w:rFonts w:ascii="Arial" w:cs="Arial" w:eastAsia="Arial" w:hAnsi="Arial"/>
+                <w:b/>
+                <w:bCs/>
+                <w:color w:val="C9A227"/>
+                <w:sz w:val="13"/>
+                <w:szCs w:val="13"/>
+              </w:rPr>
+              <w:t xml:space="preserve">REPS</w:t>
+            </w:r>
+          </w:p>
+        </w:tc>
+        <w:tc>
+          <w:tcPr>
+            <w:tcW w:type="dxa" w:w="680"/>
+            <w:tcBorders>
+              <w:top w:val="none" w:color="FFFFFF" w:sz="0"/>
+              <w:left w:val="none" w:color="FFFFFF" w:sz="0"/>
+              <w:bottom w:val="none" w:color="FFFFFF" w:sz="0"/>
+              <w:right w:val="none" w:color="FFFFFF" w:sz="0"/>
+            </w:tcBorders>
+            <w:shd w:fill="F5E8C0" w:color="auto" w:val="clear"/>
+            <w:tcMar>
+              <w:top w:type="dxa" w:w="40"/>
+              <w:left w:type="dxa" w:w="80"/>
+              <w:bottom w:type="dxa" w:w="40"/>
+              <w:right w:type="dxa" w:w="80"/>
+            </w:tcMar>
+            <w:vAlign w:val="center"/>
+          </w:tcPr>
+          <w:p>
+            <w:pPr>
+              <w:jc w:val="center"/>
+            </w:pPr>
+            <w:r>
+              <w:rPr>
+                <w:rFonts w:ascii="Arial" w:cs="Arial" w:eastAsia="Arial" w:hAnsi="Arial"/>
+                <w:b/>
+                <w:bCs/>
+                <w:color w:val="C9A227"/>
+                <w:sz w:val="13"/>
+                <w:szCs w:val="13"/>
+              </w:rPr>
+              <w:t xml:space="preserve">LOAD</w:t>
+            </w:r>
+          </w:p>
+        </w:tc>
+        <w:tc>
+          <w:tcPr>
+            <w:tcW w:type="dxa" w:w="540"/>
+            <w:tcBorders>
+              <w:top w:val="none" w:color="FFFFFF" w:sz="0"/>
+              <w:left w:val="none" w:color="FFFFFF" w:sz="0"/>
+              <w:bottom w:val="none" w:color="FFFFFF" w:sz="0"/>
+              <w:right w:val="none" w:color="FFFFFF" w:sz="0"/>
+            </w:tcBorders>
+            <w:shd w:fill="F5E8C0" w:color="auto" w:val="clear"/>
+            <w:tcMar>
+              <w:top w:type="dxa" w:w="40"/>
+              <w:left w:type="dxa" w:w="80"/>
+              <w:bottom w:type="dxa" w:w="40"/>
+              <w:right w:type="dxa" w:w="80"/>
+            </w:tcMar>
+            <w:vAlign w:val="center"/>
+          </w:tcPr>
+          <w:p>
+            <w:pPr>
+              <w:jc w:val="center"/>
+            </w:pPr>
+            <w:r>
+              <w:rPr>
+                <w:rFonts w:ascii="Arial" w:cs="Arial" w:eastAsia="Arial" w:hAnsi="Arial"/>
+                <w:b/>
+                <w:bCs/>
+                <w:color w:val="C9A227"/>
+                <w:sz w:val="13"/>
+                <w:szCs w:val="13"/>
+              </w:rPr>
+              <w:t xml:space="preserve">TEMPO</w:t>
+            </w:r>
+          </w:p>
+        </w:tc>
+        <w:tc>
+          <w:tcPr>
+            <w:tcW w:type="dxa" w:w="440"/>
+            <w:tcBorders>
+              <w:top w:val="none" w:color="FFFFFF" w:sz="0"/>
+              <w:left w:val="none" w:color="FFFFFF" w:sz="0"/>
+              <w:bottom w:val="none" w:color="FFFFFF" w:sz="0"/>
+              <w:right w:val="none" w:color="FFFFFF" w:sz="0"/>
+            </w:tcBorders>
+            <w:shd w:fill="F5E8C0" w:color="auto" w:val="clear"/>
+            <w:tcMar>
+              <w:top w:type="dxa" w:w="40"/>
+              <w:left w:type="dxa" w:w="80"/>
+              <w:bottom w:type="dxa" w:w="40"/>
+              <w:right w:type="dxa" w:w="80"/>
+            </w:tcMar>
+            <w:vAlign w:val="center"/>
+          </w:tcPr>
+          <w:p>
+            <w:pPr>
+              <w:jc w:val="center"/>
+            </w:pPr>
+            <w:r>
+              <w:rPr>
+                <w:rFonts w:ascii="Arial" w:cs="Arial" w:eastAsia="Arial" w:hAnsi="Arial"/>
+                <w:b/>
+                <w:bCs/>
+                <w:color w:val="C9A227"/>
+                <w:sz w:val="13"/>
+                <w:szCs w:val="13"/>
+              </w:rPr>
+              <w:t xml:space="preserve">REST</w:t>
+            </w:r>
+          </w:p>
+        </w:tc>
+        <w:tc>
+          <w:tcPr>
+            <w:tcW w:type="dxa" w:w="5580"/>
+            <w:tcBorders>
+              <w:top w:val="none" w:color="FFFFFF" w:sz="0"/>
+              <w:left w:val="none" w:color="FFFFFF" w:sz="0"/>
+              <w:bottom w:val="none" w:color="FFFFFF" w:sz="0"/>
+              <w:right w:val="none" w:color="FFFFFF" w:sz="0"/>
+            </w:tcBorders>
+            <w:shd w:fill="F5E8C0" w:color="auto" w:val="clear"/>
+            <w:tcMar>
+              <w:top w:type="dxa" w:w="40"/>
+              <w:left w:type="dxa" w:w="80"/>
+              <w:bottom w:type="dxa" w:w="40"/>
+              <w:right w:type="dxa" w:w="80"/>
+            </w:tcMar>
+            <w:vAlign w:val="center"/>
+          </w:tcPr>
+          <w:p>
+            <w:pPr>
+              <w:jc w:val="left"/>
+            </w:pPr>
+            <w:r>
+              <w:rPr>
+                <w:rFonts w:ascii="Arial" w:cs="Arial" w:eastAsia="Arial" w:hAnsi="Arial"/>
+                <w:b/>
+                <w:bCs/>
+                <w:color w:val="C9A227"/>
+                <w:sz w:val="15"/>
+                <w:szCs w:val="15"/>
+              </w:rPr>
+              <w:t xml:space="preserve">COACHING CUE</w:t>
+            </w:r>
+          </w:p>
+        </w:tc>
+      </w:tr>
+      <w:tr>
+        <w:tc>
+          <w:tcPr>
+            <w:tcW w:type="dxa" w:w="2400"/>
+            <w:tcBorders>
+              <w:top w:val="none" w:color="FFFFFF" w:sz="0"/>
+              <w:left w:val="none" w:color="FFFFFF" w:sz="0"/>
+              <w:bottom w:val="none" w:color="FFFFFF" w:sz="0"/>
+              <w:right w:val="none" w:color="FFFFFF" w:sz="0"/>
+            </w:tcBorders>
+            <w:shd w:fill="FAF3E0" w:color="auto" w:val="clear"/>
+            <w:tcMar>
+              <w:top w:type="dxa" w:w="40"/>
+              <w:left w:type="dxa" w:w="80"/>
+              <w:bottom w:type="dxa" w:w="40"/>
+              <w:right w:type="dxa" w:w="80"/>
+            </w:tcMar>
+            <w:vAlign w:val="center"/>
+          </w:tcPr>
+          <w:p>
+            <w:r>
+              <w:rPr>
+                <w:rFonts w:ascii="Arial" w:cs="Arial" w:eastAsia="Arial" w:hAnsi="Arial"/>
+                <w:b/>
+                <w:bCs/>
+                <w:color w:val="2C2C2C"/>
+                <w:sz w:val="18"/>
+                <w:szCs w:val="18"/>
+              </w:rPr>
+              <w:t xml:space="preserve">DB Farmers Carry</w:t>
+            </w:r>
+          </w:p>
+          <w:p>
+            <w:r>
+              <w:rPr>
+                <w:rFonts w:ascii="Arial" w:cs="Arial" w:eastAsia="Arial" w:hAnsi="Arial"/>
+                <w:i/>
+                <w:iCs/>
+                <w:color w:val="B71C1C"/>
+                <w:sz w:val="14"/>
+                <w:szCs w:val="14"/>
+              </w:rPr>
+              <w:t xml:space="preserve">Brace before lifting — pelvic floor cue</w:t>
+            </w:r>
+          </w:p>
+        </w:tc>
+        <w:tc>
+          <w:tcPr>
+            <w:tcW w:type="dxa" w:w="380"/>
+            <w:tcBorders>
+              <w:top w:val="none" w:color="FFFFFF" w:sz="0"/>
+              <w:left w:val="none" w:color="FFFFFF" w:sz="0"/>
+              <w:bottom w:val="none" w:color="FFFFFF" w:sz="0"/>
+              <w:right w:val="none" w:color="FFFFFF" w:sz="0"/>
+            </w:tcBorders>
+            <w:shd w:fill="FAF3E0" w:color="auto" w:val="clear"/>
+            <w:tcMar>
+              <w:top w:type="dxa" w:w="40"/>
+              <w:left w:type="dxa" w:w="80"/>
+              <w:bottom w:type="dxa" w:w="40"/>
+              <w:right w:type="dxa" w:w="80"/>
+            </w:tcMar>
+            <w:vAlign w:val="center"/>
+          </w:tcPr>
+          <w:p>
+            <w:pPr>
+              <w:jc w:val="center"/>
+            </w:pPr>
+            <w:r>
+              <w:rPr>
+                <w:rFonts w:ascii="Arial" w:cs="Arial" w:eastAsia="Arial" w:hAnsi="Arial"/>
+                <w:color w:val="6B6B6B"/>
+                <w:sz w:val="15"/>
+                <w:szCs w:val="15"/>
+              </w:rPr>
+              <w:t xml:space="preserve">3</w:t>
+            </w:r>
+          </w:p>
+        </w:tc>
+        <w:tc>
+          <w:tcPr>
+            <w:tcW w:type="dxa" w:w="420"/>
+            <w:tcBorders>
+              <w:top w:val="none" w:color="FFFFFF" w:sz="0"/>
+              <w:left w:val="none" w:color="FFFFFF" w:sz="0"/>
+              <w:bottom w:val="none" w:color="FFFFFF" w:sz="0"/>
+              <w:right w:val="none" w:color="FFFFFF" w:sz="0"/>
+            </w:tcBorders>
+            <w:shd w:fill="FAF3E0" w:color="auto" w:val="clear"/>
+            <w:tcMar>
+              <w:top w:type="dxa" w:w="40"/>
+              <w:left w:type="dxa" w:w="80"/>
+              <w:bottom w:type="dxa" w:w="40"/>
+              <w:right w:type="dxa" w:w="80"/>
+            </w:tcMar>
+            <w:vAlign w:val="center"/>
+          </w:tcPr>
+          <w:p>
+            <w:pPr>
+              <w:jc w:val="center"/>
+            </w:pPr>
+            <w:r>
+              <w:rPr>
+                <w:rFonts w:ascii="Arial" w:cs="Arial" w:eastAsia="Arial" w:hAnsi="Arial"/>
+                <w:color w:val="6B6B6B"/>
+                <w:sz w:val="15"/>
+                <w:szCs w:val="15"/>
+              </w:rPr>
+              <w:t xml:space="preserve">40 yd</w:t>
+            </w:r>
+          </w:p>
+        </w:tc>
+        <w:tc>
+          <w:tcPr>
+            <w:tcW w:type="dxa" w:w="680"/>
+            <w:tcBorders>
+              <w:top w:val="none" w:color="FFFFFF" w:sz="0"/>
+              <w:left w:val="none" w:color="FFFFFF" w:sz="0"/>
+              <w:bottom w:val="none" w:color="FFFFFF" w:sz="0"/>
+              <w:right w:val="none" w:color="FFFFFF" w:sz="0"/>
+            </w:tcBorders>
+            <w:shd w:fill="FAF3E0" w:color="auto" w:val="clear"/>
+            <w:tcMar>
+              <w:top w:type="dxa" w:w="40"/>
+              <w:left w:type="dxa" w:w="80"/>
+              <w:bottom w:type="dxa" w:w="40"/>
+              <w:right w:type="dxa" w:w="80"/>
+            </w:tcMar>
+            <w:vAlign w:val="center"/>
+          </w:tcPr>
+          <w:p>
+            <w:pPr>
+              <w:jc w:val="center"/>
+            </w:pPr>
+            <w:r>
+              <w:rPr>
+                <w:rFonts w:ascii="Arial" w:cs="Arial" w:eastAsia="Arial" w:hAnsi="Arial"/>
+                <w:color w:val="6B6B6B"/>
+                <w:sz w:val="15"/>
+                <w:szCs w:val="15"/>
+              </w:rPr>
+              <w:t xml:space="preserve">30 lbs/hand</w:t>
+            </w:r>
+          </w:p>
+        </w:tc>
+        <w:tc>
+          <w:tcPr>
+            <w:tcW w:type="dxa" w:w="540"/>
+            <w:tcBorders>
+              <w:top w:val="none" w:color="FFFFFF" w:sz="0"/>
+              <w:left w:val="none" w:color="FFFFFF" w:sz="0"/>
+              <w:bottom w:val="none" w:color="FFFFFF" w:sz="0"/>
+              <w:right w:val="none" w:color="FFFFFF" w:sz="0"/>
+            </w:tcBorders>
+            <w:shd w:fill="FAF3E0" w:color="auto" w:val="clear"/>
+            <w:tcMar>
+              <w:top w:type="dxa" w:w="40"/>
+              <w:left w:type="dxa" w:w="80"/>
+              <w:bottom w:type="dxa" w:w="40"/>
+              <w:right w:type="dxa" w:w="80"/>
+            </w:tcMar>
+            <w:vAlign w:val="center"/>
+          </w:tcPr>
+          <w:p>
+            <w:pPr>
+              <w:jc w:val="center"/>
+            </w:pPr>
+            <w:r>
+              <w:rPr>
+                <w:rFonts w:ascii="Arial" w:cs="Arial" w:eastAsia="Arial" w:hAnsi="Arial"/>
+                <w:color w:val="6B6B6B"/>
+                <w:sz w:val="15"/>
+                <w:szCs w:val="15"/>
+              </w:rPr>
+              <w:t xml:space="preserve">controlled</w:t>
+            </w:r>
+          </w:p>
+        </w:tc>
+        <w:tc>
+          <w:tcPr>
+            <w:tcW w:type="dxa" w:w="440"/>
+            <w:tcBorders>
+              <w:top w:val="none" w:color="FFFFFF" w:sz="0"/>
+              <w:left w:val="none" w:color="FFFFFF" w:sz="0"/>
+              <w:bottom w:val="none" w:color="FFFFFF" w:sz="0"/>
+              <w:right w:val="none" w:color="FFFFFF" w:sz="0"/>
+            </w:tcBorders>
+            <w:shd w:fill="FAF3E0" w:color="auto" w:val="clear"/>
+            <w:tcMar>
+              <w:top w:type="dxa" w:w="40"/>
+              <w:left w:type="dxa" w:w="80"/>
+              <w:bottom w:type="dxa" w:w="40"/>
+              <w:right w:type="dxa" w:w="80"/>
+            </w:tcMar>
+            <w:vAlign w:val="center"/>
+          </w:tcPr>
+          <w:p>
+            <w:pPr>
+              <w:jc w:val="center"/>
+            </w:pPr>
+            <w:r>
+              <w:rPr>
+                <w:rFonts w:ascii="Arial" w:cs="Arial" w:eastAsia="Arial" w:hAnsi="Arial"/>
+                <w:color w:val="6B6B6B"/>
+                <w:sz w:val="15"/>
+                <w:szCs w:val="15"/>
+              </w:rPr>
+              <w:t xml:space="preserve">60s</w:t>
+            </w:r>
+          </w:p>
+        </w:tc>
+        <w:tc>
+          <w:tcPr>
+            <w:tcW w:type="dxa" w:w="5580"/>
+            <w:tcBorders>
+              <w:top w:val="none" w:color="FFFFFF" w:sz="0"/>
+              <w:left w:val="none" w:color="FFFFFF" w:sz="0"/>
+              <w:bottom w:val="none" w:color="FFFFFF" w:sz="0"/>
+              <w:right w:val="none" w:color="FFFFFF" w:sz="0"/>
+            </w:tcBorders>
+            <w:shd w:fill="FAF3E0" w:color="auto" w:val="clear"/>
+            <w:tcMar>
+              <w:top w:type="dxa" w:w="40"/>
+              <w:left w:type="dxa" w:w="80"/>
+              <w:bottom w:type="dxa" w:w="40"/>
+              <w:right w:type="dxa" w:w="80"/>
+            </w:tcMar>
+            <w:vAlign w:val="center"/>
+          </w:tcPr>
+          <w:p>
+            <w:r>
+              <w:rPr>
+                <w:rFonts w:ascii="Arial" w:cs="Arial" w:eastAsia="Arial" w:hAnsi="Arial"/>
+                <w:color w:val="6B6B6B"/>
+                <w:sz w:val="17"/>
+                <w:szCs w:val="17"/>
+              </w:rPr>
+              <w:t xml:space="preserve">Tall posture, ribs down, quick tight steps.</w:t>
+            </w:r>
+            <w:r>
+              <w:rPr>
+                <w:rFonts w:ascii="Arial" w:cs="Arial" w:eastAsia="Arial" w:hAnsi="Arial"/>
+                <w:i/>
+                <w:iCs/>
+                <w:color w:val="00695C"/>
+                <w:sz w:val="14"/>
+                <w:szCs w:val="14"/>
+              </w:rPr>
+              <w:t xml:space="preserve">  2 RIR</w:t>
+            </w:r>
+          </w:p>
+        </w:tc>
+      </w:tr>
+      <w:tr>
+        <w:tc>
+          <w:tcPr>
+            <w:tcW w:type="dxa" w:w="2400"/>
+            <w:tcBorders>
+              <w:top w:val="none" w:color="FFFFFF" w:sz="0"/>
+              <w:left w:val="none" w:color="FFFFFF" w:sz="0"/>
+              <w:bottom w:val="none" w:color="FFFFFF" w:sz="0"/>
+              <w:right w:val="none" w:color="FFFFFF" w:sz="0"/>
+            </w:tcBorders>
+            <w:shd w:fill="FFFFFF" w:color="auto" w:val="clear"/>
+            <w:tcMar>
+              <w:top w:type="dxa" w:w="40"/>
+              <w:left w:type="dxa" w:w="80"/>
+              <w:bottom w:type="dxa" w:w="40"/>
+              <w:right w:type="dxa" w:w="80"/>
+            </w:tcMar>
+            <w:vAlign w:val="center"/>
+          </w:tcPr>
+          <w:p>
+            <w:r>
+              <w:rPr>
+                <w:rFonts w:ascii="Arial" w:cs="Arial" w:eastAsia="Arial" w:hAnsi="Arial"/>
+                <w:b/>
+                <w:bCs/>
+                <w:color w:val="2C2C2C"/>
+                <w:sz w:val="18"/>
+                <w:szCs w:val="18"/>
+              </w:rPr>
+              <w:t xml:space="preserve">Plank Hold</w:t>
+            </w:r>
+          </w:p>
+        </w:tc>
+        <w:tc>
+          <w:tcPr>
+            <w:tcW w:type="dxa" w:w="380"/>
+            <w:tcBorders>
+              <w:top w:val="none" w:color="FFFFFF" w:sz="0"/>
+              <w:left w:val="none" w:color="FFFFFF" w:sz="0"/>
+              <w:bottom w:val="none" w:color="FFFFFF" w:sz="0"/>
+              <w:right w:val="none" w:color="FFFFFF" w:sz="0"/>
+            </w:tcBorders>
+            <w:shd w:fill="FFFFFF" w:color="auto" w:val="clear"/>
+            <w:tcMar>
+              <w:top w:type="dxa" w:w="40"/>
+              <w:left w:type="dxa" w:w="80"/>
+              <w:bottom w:type="dxa" w:w="40"/>
+              <w:right w:type="dxa" w:w="80"/>
+            </w:tcMar>
+            <w:vAlign w:val="center"/>
+          </w:tcPr>
+          <w:p>
+            <w:pPr>
+              <w:jc w:val="center"/>
+            </w:pPr>
+            <w:r>
+              <w:rPr>
+                <w:rFonts w:ascii="Arial" w:cs="Arial" w:eastAsia="Arial" w:hAnsi="Arial"/>
+                <w:color w:val="6B6B6B"/>
+                <w:sz w:val="15"/>
+                <w:szCs w:val="15"/>
+              </w:rPr>
+              <w:t xml:space="preserve">3</w:t>
+            </w:r>
+          </w:p>
+        </w:tc>
+        <w:tc>
+          <w:tcPr>
+            <w:tcW w:type="dxa" w:w="420"/>
+            <w:tcBorders>
+              <w:top w:val="none" w:color="FFFFFF" w:sz="0"/>
+              <w:left w:val="none" w:color="FFFFFF" w:sz="0"/>
+              <w:bottom w:val="none" w:color="FFFFFF" w:sz="0"/>
+              <w:right w:val="none" w:color="FFFFFF" w:sz="0"/>
+            </w:tcBorders>
+            <w:shd w:fill="FFFFFF" w:color="auto" w:val="clear"/>
+            <w:tcMar>
+              <w:top w:type="dxa" w:w="40"/>
+              <w:left w:type="dxa" w:w="80"/>
+              <w:bottom w:type="dxa" w:w="40"/>
+              <w:right w:type="dxa" w:w="80"/>
+            </w:tcMar>
+            <w:vAlign w:val="center"/>
+          </w:tcPr>
+          <w:p>
+            <w:pPr>
+              <w:jc w:val="center"/>
+            </w:pPr>
+            <w:r>
+              <w:rPr>
+                <w:rFonts w:ascii="Arial" w:cs="Arial" w:eastAsia="Arial" w:hAnsi="Arial"/>
+                <w:color w:val="6B6B6B"/>
+                <w:sz w:val="15"/>
+                <w:szCs w:val="15"/>
+              </w:rPr>
+              <w:t xml:space="preserve">40 sec</w:t>
+            </w:r>
+          </w:p>
+        </w:tc>
+        <w:tc>
+          <w:tcPr>
+            <w:tcW w:type="dxa" w:w="680"/>
+            <w:tcBorders>
+              <w:top w:val="none" w:color="FFFFFF" w:sz="0"/>
+              <w:left w:val="none" w:color="FFFFFF" w:sz="0"/>
+              <w:bottom w:val="none" w:color="FFFFFF" w:sz="0"/>
+              <w:right w:val="none" w:color="FFFFFF" w:sz="0"/>
+            </w:tcBorders>
+            <w:shd w:fill="FFFFFF" w:color="auto" w:val="clear"/>
+            <w:tcMar>
+              <w:top w:type="dxa" w:w="40"/>
+              <w:left w:type="dxa" w:w="80"/>
+              <w:bottom w:type="dxa" w:w="40"/>
+              <w:right w:type="dxa" w:w="80"/>
+            </w:tcMar>
+            <w:vAlign w:val="center"/>
+          </w:tcPr>
+          <w:p>
+            <w:pPr>
+              <w:jc w:val="center"/>
+            </w:pPr>
+            <w:r>
+              <w:rPr>
+                <w:rFonts w:ascii="Arial" w:cs="Arial" w:eastAsia="Arial" w:hAnsi="Arial"/>
+                <w:color w:val="6B6B6B"/>
+                <w:sz w:val="15"/>
+                <w:szCs w:val="15"/>
+              </w:rPr>
+              <w:t xml:space="preserve">bodyweight</w:t>
+            </w:r>
+          </w:p>
+        </w:tc>
+        <w:tc>
+          <w:tcPr>
+            <w:tcW w:type="dxa" w:w="540"/>
+            <w:tcBorders>
+              <w:top w:val="none" w:color="FFFFFF" w:sz="0"/>
+              <w:left w:val="none" w:color="FFFFFF" w:sz="0"/>
+              <w:bottom w:val="none" w:color="FFFFFF" w:sz="0"/>
+              <w:right w:val="none" w:color="FFFFFF" w:sz="0"/>
+            </w:tcBorders>
+            <w:shd w:fill="FFFFFF" w:color="auto" w:val="clear"/>
+            <w:tcMar>
+              <w:top w:type="dxa" w:w="40"/>
+              <w:left w:type="dxa" w:w="80"/>
+              <w:bottom w:type="dxa" w:w="40"/>
+              <w:right w:type="dxa" w:w="80"/>
+            </w:tcMar>
+            <w:vAlign w:val="center"/>
+          </w:tcPr>
+          <w:p>
+            <w:pPr>
+              <w:jc w:val="center"/>
+            </w:pPr>
+            <w:r>
+              <w:rPr>
+                <w:rFonts w:ascii="Arial" w:cs="Arial" w:eastAsia="Arial" w:hAnsi="Arial"/>
+                <w:color w:val="6B6B6B"/>
+                <w:sz w:val="15"/>
+                <w:szCs w:val="15"/>
+              </w:rPr>
+              <w:t xml:space="preserve">hold</w:t>
+            </w:r>
+          </w:p>
+        </w:tc>
+        <w:tc>
+          <w:tcPr>
+            <w:tcW w:type="dxa" w:w="440"/>
+            <w:tcBorders>
+              <w:top w:val="none" w:color="FFFFFF" w:sz="0"/>
+              <w:left w:val="none" w:color="FFFFFF" w:sz="0"/>
+              <w:bottom w:val="none" w:color="FFFFFF" w:sz="0"/>
+              <w:right w:val="none" w:color="FFFFFF" w:sz="0"/>
+            </w:tcBorders>
+            <w:shd w:fill="FFFFFF" w:color="auto" w:val="clear"/>
+            <w:tcMar>
+              <w:top w:type="dxa" w:w="40"/>
+              <w:left w:type="dxa" w:w="80"/>
+              <w:bottom w:type="dxa" w:w="40"/>
+              <w:right w:type="dxa" w:w="80"/>
+            </w:tcMar>
+            <w:vAlign w:val="center"/>
+          </w:tcPr>
+          <w:p>
+            <w:pPr>
+              <w:jc w:val="center"/>
+            </w:pPr>
+            <w:r>
+              <w:rPr>
+                <w:rFonts w:ascii="Arial" w:cs="Arial" w:eastAsia="Arial" w:hAnsi="Arial"/>
+                <w:color w:val="6B6B6B"/>
+                <w:sz w:val="15"/>
+                <w:szCs w:val="15"/>
+              </w:rPr>
+              <w:t xml:space="preserve">45s</w:t>
+            </w:r>
+          </w:p>
+        </w:tc>
+        <w:tc>
+          <w:tcPr>
+            <w:tcW w:type="dxa" w:w="5580"/>
+            <w:tcBorders>
+              <w:top w:val="none" w:color="FFFFFF" w:sz="0"/>
+              <w:left w:val="none" w:color="FFFFFF" w:sz="0"/>
+              <w:bottom w:val="none" w:color="FFFFFF" w:sz="0"/>
+              <w:right w:val="none" w:color="FFFFFF" w:sz="0"/>
+            </w:tcBorders>
+            <w:shd w:fill="FFFFFF" w:color="auto" w:val="clear"/>
+            <w:tcMar>
+              <w:top w:type="dxa" w:w="40"/>
+              <w:left w:type="dxa" w:w="80"/>
+              <w:bottom w:type="dxa" w:w="40"/>
+              <w:right w:type="dxa" w:w="80"/>
+            </w:tcMar>
+            <w:vAlign w:val="center"/>
+          </w:tcPr>
+          <w:p>
+            <w:r>
+              <w:rPr>
+                <w:rFonts w:ascii="Arial" w:cs="Arial" w:eastAsia="Arial" w:hAnsi="Arial"/>
+                <w:color w:val="6B6B6B"/>
+                <w:sz w:val="17"/>
+                <w:szCs w:val="17"/>
+              </w:rPr>
+              <w:t xml:space="preserve">Ribs down, glutes tight, breathe steady.</w:t>
+            </w:r>
+          </w:p>
+        </w:tc>
+      </w:tr>
+    </w:tbl>
+    <w:p>
+      <w:pPr>
+        <w:spacing w:after="100"/>
+      </w:pPr>
+    </w:p>
+    <w:p>
+      <w:pPr>
+        <w:spacing w:after="60" w:before="120"/>
+      </w:pPr>
+      <w:r>
+        <w:rPr>
+          <w:rFonts w:ascii="Arial" w:cs="Arial" w:eastAsia="Arial" w:hAnsi="Arial"/>
+          <w:b/>
+          <w:bCs/>
+          <w:color w:val="43A047"/>
+          <w:sz w:val="17"/>
+          <w:szCs w:val="17"/>
+        </w:rPr>
+        <w:t xml:space="preserve">F — METABOLIC FINISHER</w:t>
       </w:r>
     </w:p>
     <w:p>
@@ -7498,7 +8178,7 @@
           <w:sz w:val="17"/>
           <w:szCs w:val="17"/>
         </w:rPr>
-        <w:t xml:space="preserve">B — PRIMARY STRENGTH — TECHNIQUE INTRODUCTION</w:t>
+        <w:t xml:space="preserve">B — PRIMARY COMPOUND — GOBLET SQUAT (TECHNIQUE INTRODUCTION)</w:t>
       </w:r>
     </w:p>
     <w:p>
@@ -7523,7 +8203,7 @@
           <w:sz w:val="17"/>
           <w:szCs w:val="17"/>
         </w:rPr>
-        <w:t xml:space="preserve">No baseline was recorded for squat or deadlift. Loads stay light; the goal is a clean, repeatable pattern for 8-week testing, not load.</w:t>
+        <w:t xml:space="preserve">No baseline was recorded for squat. Loads stay light; the goal is a clean, repeatable pattern for 8-week testing, not load — Week 1's 20 lbs becomes the new baseline and builds toward 25–27.5 lbs by Week 4. If the day calls for a variation, rotate between: a box squat to bench height (depth set by the box) or a banded goblet squat (band above knees for tracking feedback) — both at the same easy technique effort. The goblet squat stays the movement we track and retest.</w:t>
       </w:r>
     </w:p>
     <w:tbl>
@@ -7922,7 +8602,7 @@
                 <w:sz w:val="15"/>
                 <w:szCs w:val="15"/>
               </w:rPr>
-              <w:t xml:space="preserve">20 lbs</w:t>
+              <w:t xml:space="preserve">Wk1: 20 → Wk4: 25–27.5 lbs</w:t>
             </w:r>
           </w:p>
         </w:tc>
@@ -8019,246 +8699,6 @@
                 <w:szCs w:val="17"/>
               </w:rPr>
               <w:t xml:space="preserve">Elbows inside knees, chest tall, full depth.</w:t>
-            </w:r>
-            <w:r>
-              <w:rPr>
-                <w:rFonts w:ascii="Arial" w:cs="Arial" w:eastAsia="Arial" w:hAnsi="Arial"/>
-                <w:i/>
-                <w:iCs/>
-                <w:color w:val="00695C"/>
-                <w:sz w:val="14"/>
-                <w:szCs w:val="14"/>
-              </w:rPr>
-              <w:t xml:space="preserve">  3+ RIR</w:t>
-            </w:r>
-          </w:p>
-        </w:tc>
-      </w:tr>
-      <w:tr>
-        <w:tc>
-          <w:tcPr>
-            <w:tcW w:type="dxa" w:w="2400"/>
-            <w:tcBorders>
-              <w:top w:val="none" w:color="FFFFFF" w:sz="0"/>
-              <w:left w:val="none" w:color="FFFFFF" w:sz="0"/>
-              <w:bottom w:val="none" w:color="FFFFFF" w:sz="0"/>
-              <w:right w:val="none" w:color="FFFFFF" w:sz="0"/>
-            </w:tcBorders>
-            <w:shd w:fill="FFFFFF" w:color="auto" w:val="clear"/>
-            <w:tcMar>
-              <w:top w:type="dxa" w:w="40"/>
-              <w:left w:type="dxa" w:w="80"/>
-              <w:bottom w:type="dxa" w:w="40"/>
-              <w:right w:type="dxa" w:w="80"/>
-            </w:tcMar>
-            <w:vAlign w:val="center"/>
-          </w:tcPr>
-          <w:p>
-            <w:r>
-              <w:rPr>
-                <w:rFonts w:ascii="Arial" w:cs="Arial" w:eastAsia="Arial" w:hAnsi="Arial"/>
-                <w:b/>
-                <w:bCs/>
-                <w:color w:val="2C2C2C"/>
-                <w:sz w:val="18"/>
-                <w:szCs w:val="18"/>
-              </w:rPr>
-              <w:t xml:space="preserve">Trap Bar Deadlift</w:t>
-            </w:r>
-          </w:p>
-        </w:tc>
-        <w:tc>
-          <w:tcPr>
-            <w:tcW w:type="dxa" w:w="380"/>
-            <w:tcBorders>
-              <w:top w:val="none" w:color="FFFFFF" w:sz="0"/>
-              <w:left w:val="none" w:color="FFFFFF" w:sz="0"/>
-              <w:bottom w:val="none" w:color="FFFFFF" w:sz="0"/>
-              <w:right w:val="none" w:color="FFFFFF" w:sz="0"/>
-            </w:tcBorders>
-            <w:shd w:fill="FFFFFF" w:color="auto" w:val="clear"/>
-            <w:tcMar>
-              <w:top w:type="dxa" w:w="40"/>
-              <w:left w:type="dxa" w:w="80"/>
-              <w:bottom w:type="dxa" w:w="40"/>
-              <w:right w:type="dxa" w:w="80"/>
-            </w:tcMar>
-            <w:vAlign w:val="center"/>
-          </w:tcPr>
-          <w:p>
-            <w:pPr>
-              <w:jc w:val="center"/>
-            </w:pPr>
-            <w:r>
-              <w:rPr>
-                <w:rFonts w:ascii="Arial" w:cs="Arial" w:eastAsia="Arial" w:hAnsi="Arial"/>
-                <w:color w:val="6B6B6B"/>
-                <w:sz w:val="15"/>
-                <w:szCs w:val="15"/>
-              </w:rPr>
-              <w:t xml:space="preserve">3</w:t>
-            </w:r>
-          </w:p>
-        </w:tc>
-        <w:tc>
-          <w:tcPr>
-            <w:tcW w:type="dxa" w:w="420"/>
-            <w:tcBorders>
-              <w:top w:val="none" w:color="FFFFFF" w:sz="0"/>
-              <w:left w:val="none" w:color="FFFFFF" w:sz="0"/>
-              <w:bottom w:val="none" w:color="FFFFFF" w:sz="0"/>
-              <w:right w:val="none" w:color="FFFFFF" w:sz="0"/>
-            </w:tcBorders>
-            <w:shd w:fill="FFFFFF" w:color="auto" w:val="clear"/>
-            <w:tcMar>
-              <w:top w:type="dxa" w:w="40"/>
-              <w:left w:type="dxa" w:w="80"/>
-              <w:bottom w:type="dxa" w:w="40"/>
-              <w:right w:type="dxa" w:w="80"/>
-            </w:tcMar>
-            <w:vAlign w:val="center"/>
-          </w:tcPr>
-          <w:p>
-            <w:pPr>
-              <w:jc w:val="center"/>
-            </w:pPr>
-            <w:r>
-              <w:rPr>
-                <w:rFonts w:ascii="Arial" w:cs="Arial" w:eastAsia="Arial" w:hAnsi="Arial"/>
-                <w:color w:val="6B6B6B"/>
-                <w:sz w:val="15"/>
-                <w:szCs w:val="15"/>
-              </w:rPr>
-              <w:t xml:space="preserve">6</w:t>
-            </w:r>
-          </w:p>
-        </w:tc>
-        <w:tc>
-          <w:tcPr>
-            <w:tcW w:type="dxa" w:w="680"/>
-            <w:tcBorders>
-              <w:top w:val="none" w:color="FFFFFF" w:sz="0"/>
-              <w:left w:val="none" w:color="FFFFFF" w:sz="0"/>
-              <w:bottom w:val="none" w:color="FFFFFF" w:sz="0"/>
-              <w:right w:val="none" w:color="FFFFFF" w:sz="0"/>
-            </w:tcBorders>
-            <w:shd w:fill="FFFFFF" w:color="auto" w:val="clear"/>
-            <w:tcMar>
-              <w:top w:type="dxa" w:w="40"/>
-              <w:left w:type="dxa" w:w="80"/>
-              <w:bottom w:type="dxa" w:w="40"/>
-              <w:right w:type="dxa" w:w="80"/>
-            </w:tcMar>
-            <w:vAlign w:val="center"/>
-          </w:tcPr>
-          <w:p>
-            <w:pPr>
-              <w:jc w:val="center"/>
-            </w:pPr>
-            <w:r>
-              <w:rPr>
-                <w:rFonts w:ascii="Arial" w:cs="Arial" w:eastAsia="Arial" w:hAnsi="Arial"/>
-                <w:color w:val="6B6B6B"/>
-                <w:sz w:val="15"/>
-                <w:szCs w:val="15"/>
-              </w:rPr>
-              <w:t xml:space="preserve">45 lbs</w:t>
-            </w:r>
-          </w:p>
-        </w:tc>
-        <w:tc>
-          <w:tcPr>
-            <w:tcW w:type="dxa" w:w="540"/>
-            <w:tcBorders>
-              <w:top w:val="none" w:color="FFFFFF" w:sz="0"/>
-              <w:left w:val="none" w:color="FFFFFF" w:sz="0"/>
-              <w:bottom w:val="none" w:color="FFFFFF" w:sz="0"/>
-              <w:right w:val="none" w:color="FFFFFF" w:sz="0"/>
-            </w:tcBorders>
-            <w:shd w:fill="FFFFFF" w:color="auto" w:val="clear"/>
-            <w:tcMar>
-              <w:top w:type="dxa" w:w="40"/>
-              <w:left w:type="dxa" w:w="80"/>
-              <w:bottom w:type="dxa" w:w="40"/>
-              <w:right w:type="dxa" w:w="80"/>
-            </w:tcMar>
-            <w:vAlign w:val="center"/>
-          </w:tcPr>
-          <w:p>
-            <w:pPr>
-              <w:jc w:val="center"/>
-            </w:pPr>
-            <w:r>
-              <w:rPr>
-                <w:rFonts w:ascii="Arial" w:cs="Arial" w:eastAsia="Arial" w:hAnsi="Arial"/>
-                <w:color w:val="6B6B6B"/>
-                <w:sz w:val="15"/>
-                <w:szCs w:val="15"/>
-              </w:rPr>
-              <w:t xml:space="preserve">2-1-1</w:t>
-            </w:r>
-          </w:p>
-        </w:tc>
-        <w:tc>
-          <w:tcPr>
-            <w:tcW w:type="dxa" w:w="440"/>
-            <w:tcBorders>
-              <w:top w:val="none" w:color="FFFFFF" w:sz="0"/>
-              <w:left w:val="none" w:color="FFFFFF" w:sz="0"/>
-              <w:bottom w:val="none" w:color="FFFFFF" w:sz="0"/>
-              <w:right w:val="none" w:color="FFFFFF" w:sz="0"/>
-            </w:tcBorders>
-            <w:shd w:fill="FFFFFF" w:color="auto" w:val="clear"/>
-            <w:tcMar>
-              <w:top w:type="dxa" w:w="40"/>
-              <w:left w:type="dxa" w:w="80"/>
-              <w:bottom w:type="dxa" w:w="40"/>
-              <w:right w:type="dxa" w:w="80"/>
-            </w:tcMar>
-            <w:vAlign w:val="center"/>
-          </w:tcPr>
-          <w:p>
-            <w:pPr>
-              <w:jc w:val="center"/>
-            </w:pPr>
-            <w:r>
-              <w:rPr>
-                <w:rFonts w:ascii="Arial" w:cs="Arial" w:eastAsia="Arial" w:hAnsi="Arial"/>
-                <w:color w:val="6B6B6B"/>
-                <w:sz w:val="15"/>
-                <w:szCs w:val="15"/>
-              </w:rPr>
-              <w:t xml:space="preserve">90s</w:t>
-            </w:r>
-          </w:p>
-        </w:tc>
-        <w:tc>
-          <w:tcPr>
-            <w:tcW w:type="dxa" w:w="5580"/>
-            <w:tcBorders>
-              <w:top w:val="none" w:color="FFFFFF" w:sz="0"/>
-              <w:left w:val="none" w:color="FFFFFF" w:sz="0"/>
-              <w:bottom w:val="none" w:color="FFFFFF" w:sz="0"/>
-              <w:right w:val="none" w:color="FFFFFF" w:sz="0"/>
-            </w:tcBorders>
-            <w:shd w:fill="FFFFFF" w:color="auto" w:val="clear"/>
-            <w:tcMar>
-              <w:top w:type="dxa" w:w="40"/>
-              <w:left w:type="dxa" w:w="80"/>
-              <w:bottom w:type="dxa" w:w="40"/>
-              <w:right w:type="dxa" w:w="80"/>
-            </w:tcMar>
-            <w:vAlign w:val="center"/>
-          </w:tcPr>
-          <w:p>
-            <w:r>
-              <w:rPr>
-                <w:rFonts w:ascii="Arial" w:cs="Arial" w:eastAsia="Arial" w:hAnsi="Arial"/>
-                <w:color w:val="6B6B6B"/>
-                <w:sz w:val="17"/>
-                <w:szCs w:val="17"/>
-              </w:rPr>
-              <w:t xml:space="preserve">Flat back, brace, push floor away evenly.</w:t>
             </w:r>
             <w:r>
               <w:rPr>
@@ -8293,7 +8733,7 @@
           <w:sz w:val="17"/>
           <w:szCs w:val="17"/>
         </w:rPr>
-        <w:t xml:space="preserve">C — UNILATERAL LEG — LEFT-LED</w:t>
+        <w:t xml:space="preserve">C — ACCESSORY — UNILATERAL LEG (LEFT-LED)</w:t>
       </w:r>
     </w:p>
     <w:p>
@@ -9114,7 +9554,1119 @@
           <w:sz w:val="17"/>
           <w:szCs w:val="17"/>
         </w:rPr>
-        <w:t xml:space="preserve">D — METABOLIC FINISHER</w:t>
+        <w:t xml:space="preserve">D — SECONDARY COMPOUND — TRAP BAR DEADLIFT (TECHNIQUE INTRODUCTION)</w:t>
+      </w:r>
+    </w:p>
+    <w:p>
+      <w:pPr>
+        <w:spacing w:after="80"/>
+      </w:pPr>
+      <w:r>
+        <w:rPr>
+          <w:rFonts w:ascii="Arial" w:cs="Arial" w:eastAsia="Arial" w:hAnsi="Arial"/>
+          <w:b/>
+          <w:bCs/>
+          <w:color w:val="00695C"/>
+          <w:sz w:val="17"/>
+          <w:szCs w:val="17"/>
+        </w:rPr>
+        <w:t xml:space="preserve">Load Target:  </w:t>
+      </w:r>
+      <w:r>
+        <w:rPr>
+          <w:rFonts w:ascii="Arial" w:cs="Arial" w:eastAsia="Arial" w:hAnsi="Arial"/>
+          <w:color w:val="2C2C2C"/>
+          <w:sz w:val="17"/>
+          <w:szCs w:val="17"/>
+        </w:rPr>
+        <w:t xml:space="preserve">The day's second compound — a hinge, rotated off the squat pattern above. No baseline was recorded for deadlift; Week 1's 45 lbs becomes the new baseline and builds toward 55–60 lbs by Week 4, technique governing every step. If the day calls for a variation, rotate between: a two-DB deadlift or an elevated trap-bar pull (bar raised on blocks — a shorter range while the pattern beds in). The trap bar lift stays the movement we track and retest.</w:t>
+      </w:r>
+    </w:p>
+    <w:tbl>
+      <w:tblPr>
+        <w:tblW w:type="dxa" w:w="10440"/>
+        <w:tblBorders>
+          <w:top w:val="none" w:color="FFFFFF" w:sz="0"/>
+          <w:left w:val="none" w:color="FFFFFF" w:sz="0"/>
+          <w:bottom w:val="none" w:color="FFFFFF" w:sz="0"/>
+          <w:right w:val="none" w:color="FFFFFF" w:sz="0"/>
+          <w:insideH w:val="single" w:color="auto" w:sz="4"/>
+          <w:insideV w:val="single" w:color="auto" w:sz="4"/>
+        </w:tblBorders>
+      </w:tblPr>
+      <w:tblGrid>
+        <w:gridCol w:w="2400"/>
+        <w:gridCol w:w="380"/>
+        <w:gridCol w:w="420"/>
+        <w:gridCol w:w="680"/>
+        <w:gridCol w:w="540"/>
+        <w:gridCol w:w="440"/>
+        <w:gridCol w:w="5580"/>
+      </w:tblGrid>
+      <w:tr>
+        <w:tc>
+          <w:tcPr>
+            <w:tcW w:type="dxa" w:w="2400"/>
+            <w:tcBorders>
+              <w:top w:val="none" w:color="FFFFFF" w:sz="0"/>
+              <w:left w:val="none" w:color="FFFFFF" w:sz="0"/>
+              <w:bottom w:val="none" w:color="FFFFFF" w:sz="0"/>
+              <w:right w:val="none" w:color="FFFFFF" w:sz="0"/>
+            </w:tcBorders>
+            <w:shd w:fill="E0F2F1" w:color="auto" w:val="clear"/>
+            <w:tcMar>
+              <w:top w:type="dxa" w:w="40"/>
+              <w:left w:type="dxa" w:w="80"/>
+              <w:bottom w:type="dxa" w:w="40"/>
+              <w:right w:type="dxa" w:w="80"/>
+            </w:tcMar>
+            <w:vAlign w:val="center"/>
+          </w:tcPr>
+          <w:p>
+            <w:pPr>
+              <w:jc w:val="left"/>
+            </w:pPr>
+            <w:r>
+              <w:rPr>
+                <w:rFonts w:ascii="Arial" w:cs="Arial" w:eastAsia="Arial" w:hAnsi="Arial"/>
+                <w:b/>
+                <w:bCs/>
+                <w:color w:val="00695C"/>
+                <w:sz w:val="15"/>
+                <w:szCs w:val="15"/>
+              </w:rPr>
+              <w:t xml:space="preserve">EXERCISE</w:t>
+            </w:r>
+          </w:p>
+        </w:tc>
+        <w:tc>
+          <w:tcPr>
+            <w:tcW w:type="dxa" w:w="380"/>
+            <w:tcBorders>
+              <w:top w:val="none" w:color="FFFFFF" w:sz="0"/>
+              <w:left w:val="none" w:color="FFFFFF" w:sz="0"/>
+              <w:bottom w:val="none" w:color="FFFFFF" w:sz="0"/>
+              <w:right w:val="none" w:color="FFFFFF" w:sz="0"/>
+            </w:tcBorders>
+            <w:shd w:fill="E0F2F1" w:color="auto" w:val="clear"/>
+            <w:tcMar>
+              <w:top w:type="dxa" w:w="40"/>
+              <w:left w:type="dxa" w:w="80"/>
+              <w:bottom w:type="dxa" w:w="40"/>
+              <w:right w:type="dxa" w:w="80"/>
+            </w:tcMar>
+            <w:vAlign w:val="center"/>
+          </w:tcPr>
+          <w:p>
+            <w:pPr>
+              <w:jc w:val="center"/>
+            </w:pPr>
+            <w:r>
+              <w:rPr>
+                <w:rFonts w:ascii="Arial" w:cs="Arial" w:eastAsia="Arial" w:hAnsi="Arial"/>
+                <w:b/>
+                <w:bCs/>
+                <w:color w:val="00695C"/>
+                <w:sz w:val="13"/>
+                <w:szCs w:val="13"/>
+              </w:rPr>
+              <w:t xml:space="preserve">SETS</w:t>
+            </w:r>
+          </w:p>
+        </w:tc>
+        <w:tc>
+          <w:tcPr>
+            <w:tcW w:type="dxa" w:w="420"/>
+            <w:tcBorders>
+              <w:top w:val="none" w:color="FFFFFF" w:sz="0"/>
+              <w:left w:val="none" w:color="FFFFFF" w:sz="0"/>
+              <w:bottom w:val="none" w:color="FFFFFF" w:sz="0"/>
+              <w:right w:val="none" w:color="FFFFFF" w:sz="0"/>
+            </w:tcBorders>
+            <w:shd w:fill="E0F2F1" w:color="auto" w:val="clear"/>
+            <w:tcMar>
+              <w:top w:type="dxa" w:w="40"/>
+              <w:left w:type="dxa" w:w="80"/>
+              <w:bottom w:type="dxa" w:w="40"/>
+              <w:right w:type="dxa" w:w="80"/>
+            </w:tcMar>
+            <w:vAlign w:val="center"/>
+          </w:tcPr>
+          <w:p>
+            <w:pPr>
+              <w:jc w:val="center"/>
+            </w:pPr>
+            <w:r>
+              <w:rPr>
+                <w:rFonts w:ascii="Arial" w:cs="Arial" w:eastAsia="Arial" w:hAnsi="Arial"/>
+                <w:b/>
+                <w:bCs/>
+                <w:color w:val="00695C"/>
+                <w:sz w:val="13"/>
+                <w:szCs w:val="13"/>
+              </w:rPr>
+              <w:t xml:space="preserve">REPS</w:t>
+            </w:r>
+          </w:p>
+        </w:tc>
+        <w:tc>
+          <w:tcPr>
+            <w:tcW w:type="dxa" w:w="680"/>
+            <w:tcBorders>
+              <w:top w:val="none" w:color="FFFFFF" w:sz="0"/>
+              <w:left w:val="none" w:color="FFFFFF" w:sz="0"/>
+              <w:bottom w:val="none" w:color="FFFFFF" w:sz="0"/>
+              <w:right w:val="none" w:color="FFFFFF" w:sz="0"/>
+            </w:tcBorders>
+            <w:shd w:fill="E0F2F1" w:color="auto" w:val="clear"/>
+            <w:tcMar>
+              <w:top w:type="dxa" w:w="40"/>
+              <w:left w:type="dxa" w:w="80"/>
+              <w:bottom w:type="dxa" w:w="40"/>
+              <w:right w:type="dxa" w:w="80"/>
+            </w:tcMar>
+            <w:vAlign w:val="center"/>
+          </w:tcPr>
+          <w:p>
+            <w:pPr>
+              <w:jc w:val="center"/>
+            </w:pPr>
+            <w:r>
+              <w:rPr>
+                <w:rFonts w:ascii="Arial" w:cs="Arial" w:eastAsia="Arial" w:hAnsi="Arial"/>
+                <w:b/>
+                <w:bCs/>
+                <w:color w:val="00695C"/>
+                <w:sz w:val="13"/>
+                <w:szCs w:val="13"/>
+              </w:rPr>
+              <w:t xml:space="preserve">LOAD</w:t>
+            </w:r>
+          </w:p>
+        </w:tc>
+        <w:tc>
+          <w:tcPr>
+            <w:tcW w:type="dxa" w:w="540"/>
+            <w:tcBorders>
+              <w:top w:val="none" w:color="FFFFFF" w:sz="0"/>
+              <w:left w:val="none" w:color="FFFFFF" w:sz="0"/>
+              <w:bottom w:val="none" w:color="FFFFFF" w:sz="0"/>
+              <w:right w:val="none" w:color="FFFFFF" w:sz="0"/>
+            </w:tcBorders>
+            <w:shd w:fill="E0F2F1" w:color="auto" w:val="clear"/>
+            <w:tcMar>
+              <w:top w:type="dxa" w:w="40"/>
+              <w:left w:type="dxa" w:w="80"/>
+              <w:bottom w:type="dxa" w:w="40"/>
+              <w:right w:type="dxa" w:w="80"/>
+            </w:tcMar>
+            <w:vAlign w:val="center"/>
+          </w:tcPr>
+          <w:p>
+            <w:pPr>
+              <w:jc w:val="center"/>
+            </w:pPr>
+            <w:r>
+              <w:rPr>
+                <w:rFonts w:ascii="Arial" w:cs="Arial" w:eastAsia="Arial" w:hAnsi="Arial"/>
+                <w:b/>
+                <w:bCs/>
+                <w:color w:val="00695C"/>
+                <w:sz w:val="13"/>
+                <w:szCs w:val="13"/>
+              </w:rPr>
+              <w:t xml:space="preserve">TEMPO</w:t>
+            </w:r>
+          </w:p>
+        </w:tc>
+        <w:tc>
+          <w:tcPr>
+            <w:tcW w:type="dxa" w:w="440"/>
+            <w:tcBorders>
+              <w:top w:val="none" w:color="FFFFFF" w:sz="0"/>
+              <w:left w:val="none" w:color="FFFFFF" w:sz="0"/>
+              <w:bottom w:val="none" w:color="FFFFFF" w:sz="0"/>
+              <w:right w:val="none" w:color="FFFFFF" w:sz="0"/>
+            </w:tcBorders>
+            <w:shd w:fill="E0F2F1" w:color="auto" w:val="clear"/>
+            <w:tcMar>
+              <w:top w:type="dxa" w:w="40"/>
+              <w:left w:type="dxa" w:w="80"/>
+              <w:bottom w:type="dxa" w:w="40"/>
+              <w:right w:type="dxa" w:w="80"/>
+            </w:tcMar>
+            <w:vAlign w:val="center"/>
+          </w:tcPr>
+          <w:p>
+            <w:pPr>
+              <w:jc w:val="center"/>
+            </w:pPr>
+            <w:r>
+              <w:rPr>
+                <w:rFonts w:ascii="Arial" w:cs="Arial" w:eastAsia="Arial" w:hAnsi="Arial"/>
+                <w:b/>
+                <w:bCs/>
+                <w:color w:val="00695C"/>
+                <w:sz w:val="13"/>
+                <w:szCs w:val="13"/>
+              </w:rPr>
+              <w:t xml:space="preserve">REST</w:t>
+            </w:r>
+          </w:p>
+        </w:tc>
+        <w:tc>
+          <w:tcPr>
+            <w:tcW w:type="dxa" w:w="5580"/>
+            <w:tcBorders>
+              <w:top w:val="none" w:color="FFFFFF" w:sz="0"/>
+              <w:left w:val="none" w:color="FFFFFF" w:sz="0"/>
+              <w:bottom w:val="none" w:color="FFFFFF" w:sz="0"/>
+              <w:right w:val="none" w:color="FFFFFF" w:sz="0"/>
+            </w:tcBorders>
+            <w:shd w:fill="E0F2F1" w:color="auto" w:val="clear"/>
+            <w:tcMar>
+              <w:top w:type="dxa" w:w="40"/>
+              <w:left w:type="dxa" w:w="80"/>
+              <w:bottom w:type="dxa" w:w="40"/>
+              <w:right w:type="dxa" w:w="80"/>
+            </w:tcMar>
+            <w:vAlign w:val="center"/>
+          </w:tcPr>
+          <w:p>
+            <w:pPr>
+              <w:jc w:val="left"/>
+            </w:pPr>
+            <w:r>
+              <w:rPr>
+                <w:rFonts w:ascii="Arial" w:cs="Arial" w:eastAsia="Arial" w:hAnsi="Arial"/>
+                <w:b/>
+                <w:bCs/>
+                <w:color w:val="00695C"/>
+                <w:sz w:val="15"/>
+                <w:szCs w:val="15"/>
+              </w:rPr>
+              <w:t xml:space="preserve">COACHING CUE</w:t>
+            </w:r>
+          </w:p>
+        </w:tc>
+      </w:tr>
+      <w:tr>
+        <w:tc>
+          <w:tcPr>
+            <w:tcW w:type="dxa" w:w="2400"/>
+            <w:tcBorders>
+              <w:top w:val="none" w:color="FFFFFF" w:sz="0"/>
+              <w:left w:val="none" w:color="FFFFFF" w:sz="0"/>
+              <w:bottom w:val="none" w:color="FFFFFF" w:sz="0"/>
+              <w:right w:val="none" w:color="FFFFFF" w:sz="0"/>
+            </w:tcBorders>
+            <w:shd w:fill="F0FAFA" w:color="auto" w:val="clear"/>
+            <w:tcMar>
+              <w:top w:type="dxa" w:w="40"/>
+              <w:left w:type="dxa" w:w="80"/>
+              <w:bottom w:type="dxa" w:w="40"/>
+              <w:right w:type="dxa" w:w="80"/>
+            </w:tcMar>
+            <w:vAlign w:val="center"/>
+          </w:tcPr>
+          <w:p>
+            <w:r>
+              <w:rPr>
+                <w:rFonts w:ascii="Arial" w:cs="Arial" w:eastAsia="Arial" w:hAnsi="Arial"/>
+                <w:b/>
+                <w:bCs/>
+                <w:color w:val="2C2C2C"/>
+                <w:sz w:val="18"/>
+                <w:szCs w:val="18"/>
+              </w:rPr>
+              <w:t xml:space="preserve">Trap Bar Deadlift</w:t>
+            </w:r>
+          </w:p>
+        </w:tc>
+        <w:tc>
+          <w:tcPr>
+            <w:tcW w:type="dxa" w:w="380"/>
+            <w:tcBorders>
+              <w:top w:val="none" w:color="FFFFFF" w:sz="0"/>
+              <w:left w:val="none" w:color="FFFFFF" w:sz="0"/>
+              <w:bottom w:val="none" w:color="FFFFFF" w:sz="0"/>
+              <w:right w:val="none" w:color="FFFFFF" w:sz="0"/>
+            </w:tcBorders>
+            <w:shd w:fill="F0FAFA" w:color="auto" w:val="clear"/>
+            <w:tcMar>
+              <w:top w:type="dxa" w:w="40"/>
+              <w:left w:type="dxa" w:w="80"/>
+              <w:bottom w:type="dxa" w:w="40"/>
+              <w:right w:type="dxa" w:w="80"/>
+            </w:tcMar>
+            <w:vAlign w:val="center"/>
+          </w:tcPr>
+          <w:p>
+            <w:pPr>
+              <w:jc w:val="center"/>
+            </w:pPr>
+            <w:r>
+              <w:rPr>
+                <w:rFonts w:ascii="Arial" w:cs="Arial" w:eastAsia="Arial" w:hAnsi="Arial"/>
+                <w:color w:val="6B6B6B"/>
+                <w:sz w:val="15"/>
+                <w:szCs w:val="15"/>
+              </w:rPr>
+              <w:t xml:space="preserve">3</w:t>
+            </w:r>
+          </w:p>
+        </w:tc>
+        <w:tc>
+          <w:tcPr>
+            <w:tcW w:type="dxa" w:w="420"/>
+            <w:tcBorders>
+              <w:top w:val="none" w:color="FFFFFF" w:sz="0"/>
+              <w:left w:val="none" w:color="FFFFFF" w:sz="0"/>
+              <w:bottom w:val="none" w:color="FFFFFF" w:sz="0"/>
+              <w:right w:val="none" w:color="FFFFFF" w:sz="0"/>
+            </w:tcBorders>
+            <w:shd w:fill="F0FAFA" w:color="auto" w:val="clear"/>
+            <w:tcMar>
+              <w:top w:type="dxa" w:w="40"/>
+              <w:left w:type="dxa" w:w="80"/>
+              <w:bottom w:type="dxa" w:w="40"/>
+              <w:right w:type="dxa" w:w="80"/>
+            </w:tcMar>
+            <w:vAlign w:val="center"/>
+          </w:tcPr>
+          <w:p>
+            <w:pPr>
+              <w:jc w:val="center"/>
+            </w:pPr>
+            <w:r>
+              <w:rPr>
+                <w:rFonts w:ascii="Arial" w:cs="Arial" w:eastAsia="Arial" w:hAnsi="Arial"/>
+                <w:color w:val="6B6B6B"/>
+                <w:sz w:val="15"/>
+                <w:szCs w:val="15"/>
+              </w:rPr>
+              <w:t xml:space="preserve">6</w:t>
+            </w:r>
+          </w:p>
+        </w:tc>
+        <w:tc>
+          <w:tcPr>
+            <w:tcW w:type="dxa" w:w="680"/>
+            <w:tcBorders>
+              <w:top w:val="none" w:color="FFFFFF" w:sz="0"/>
+              <w:left w:val="none" w:color="FFFFFF" w:sz="0"/>
+              <w:bottom w:val="none" w:color="FFFFFF" w:sz="0"/>
+              <w:right w:val="none" w:color="FFFFFF" w:sz="0"/>
+            </w:tcBorders>
+            <w:shd w:fill="F0FAFA" w:color="auto" w:val="clear"/>
+            <w:tcMar>
+              <w:top w:type="dxa" w:w="40"/>
+              <w:left w:type="dxa" w:w="80"/>
+              <w:bottom w:type="dxa" w:w="40"/>
+              <w:right w:type="dxa" w:w="80"/>
+            </w:tcMar>
+            <w:vAlign w:val="center"/>
+          </w:tcPr>
+          <w:p>
+            <w:pPr>
+              <w:jc w:val="center"/>
+            </w:pPr>
+            <w:r>
+              <w:rPr>
+                <w:rFonts w:ascii="Arial" w:cs="Arial" w:eastAsia="Arial" w:hAnsi="Arial"/>
+                <w:color w:val="6B6B6B"/>
+                <w:sz w:val="15"/>
+                <w:szCs w:val="15"/>
+              </w:rPr>
+              <w:t xml:space="preserve">Wk1: 45 → Wk4: 55–60 lbs</w:t>
+            </w:r>
+          </w:p>
+        </w:tc>
+        <w:tc>
+          <w:tcPr>
+            <w:tcW w:type="dxa" w:w="540"/>
+            <w:tcBorders>
+              <w:top w:val="none" w:color="FFFFFF" w:sz="0"/>
+              <w:left w:val="none" w:color="FFFFFF" w:sz="0"/>
+              <w:bottom w:val="none" w:color="FFFFFF" w:sz="0"/>
+              <w:right w:val="none" w:color="FFFFFF" w:sz="0"/>
+            </w:tcBorders>
+            <w:shd w:fill="F0FAFA" w:color="auto" w:val="clear"/>
+            <w:tcMar>
+              <w:top w:type="dxa" w:w="40"/>
+              <w:left w:type="dxa" w:w="80"/>
+              <w:bottom w:type="dxa" w:w="40"/>
+              <w:right w:type="dxa" w:w="80"/>
+            </w:tcMar>
+            <w:vAlign w:val="center"/>
+          </w:tcPr>
+          <w:p>
+            <w:pPr>
+              <w:jc w:val="center"/>
+            </w:pPr>
+            <w:r>
+              <w:rPr>
+                <w:rFonts w:ascii="Arial" w:cs="Arial" w:eastAsia="Arial" w:hAnsi="Arial"/>
+                <w:color w:val="6B6B6B"/>
+                <w:sz w:val="15"/>
+                <w:szCs w:val="15"/>
+              </w:rPr>
+              <w:t xml:space="preserve">2-1-1</w:t>
+            </w:r>
+          </w:p>
+        </w:tc>
+        <w:tc>
+          <w:tcPr>
+            <w:tcW w:type="dxa" w:w="440"/>
+            <w:tcBorders>
+              <w:top w:val="none" w:color="FFFFFF" w:sz="0"/>
+              <w:left w:val="none" w:color="FFFFFF" w:sz="0"/>
+              <w:bottom w:val="none" w:color="FFFFFF" w:sz="0"/>
+              <w:right w:val="none" w:color="FFFFFF" w:sz="0"/>
+            </w:tcBorders>
+            <w:shd w:fill="F0FAFA" w:color="auto" w:val="clear"/>
+            <w:tcMar>
+              <w:top w:type="dxa" w:w="40"/>
+              <w:left w:type="dxa" w:w="80"/>
+              <w:bottom w:type="dxa" w:w="40"/>
+              <w:right w:type="dxa" w:w="80"/>
+            </w:tcMar>
+            <w:vAlign w:val="center"/>
+          </w:tcPr>
+          <w:p>
+            <w:pPr>
+              <w:jc w:val="center"/>
+            </w:pPr>
+            <w:r>
+              <w:rPr>
+                <w:rFonts w:ascii="Arial" w:cs="Arial" w:eastAsia="Arial" w:hAnsi="Arial"/>
+                <w:color w:val="6B6B6B"/>
+                <w:sz w:val="15"/>
+                <w:szCs w:val="15"/>
+              </w:rPr>
+              <w:t xml:space="preserve">90s</w:t>
+            </w:r>
+          </w:p>
+        </w:tc>
+        <w:tc>
+          <w:tcPr>
+            <w:tcW w:type="dxa" w:w="5580"/>
+            <w:tcBorders>
+              <w:top w:val="none" w:color="FFFFFF" w:sz="0"/>
+              <w:left w:val="none" w:color="FFFFFF" w:sz="0"/>
+              <w:bottom w:val="none" w:color="FFFFFF" w:sz="0"/>
+              <w:right w:val="none" w:color="FFFFFF" w:sz="0"/>
+            </w:tcBorders>
+            <w:shd w:fill="F0FAFA" w:color="auto" w:val="clear"/>
+            <w:tcMar>
+              <w:top w:type="dxa" w:w="40"/>
+              <w:left w:type="dxa" w:w="80"/>
+              <w:bottom w:type="dxa" w:w="40"/>
+              <w:right w:type="dxa" w:w="80"/>
+            </w:tcMar>
+            <w:vAlign w:val="center"/>
+          </w:tcPr>
+          <w:p>
+            <w:r>
+              <w:rPr>
+                <w:rFonts w:ascii="Arial" w:cs="Arial" w:eastAsia="Arial" w:hAnsi="Arial"/>
+                <w:color w:val="6B6B6B"/>
+                <w:sz w:val="17"/>
+                <w:szCs w:val="17"/>
+              </w:rPr>
+              <w:t xml:space="preserve">Flat back, brace, push floor away evenly.</w:t>
+            </w:r>
+            <w:r>
+              <w:rPr>
+                <w:rFonts w:ascii="Arial" w:cs="Arial" w:eastAsia="Arial" w:hAnsi="Arial"/>
+                <w:i/>
+                <w:iCs/>
+                <w:color w:val="00695C"/>
+                <w:sz w:val="14"/>
+                <w:szCs w:val="14"/>
+              </w:rPr>
+              <w:t xml:space="preserve">  3+ RIR</w:t>
+            </w:r>
+          </w:p>
+        </w:tc>
+      </w:tr>
+    </w:tbl>
+    <w:p>
+      <w:pPr>
+        <w:spacing w:after="100"/>
+      </w:pPr>
+    </w:p>
+    <w:p>
+      <w:pPr>
+        <w:spacing w:after="60" w:before="120"/>
+      </w:pPr>
+      <w:r>
+        <w:rPr>
+          <w:rFonts w:ascii="Arial" w:cs="Arial" w:eastAsia="Arial" w:hAnsi="Arial"/>
+          <w:b/>
+          <w:bCs/>
+          <w:color w:val="C9A227"/>
+          <w:sz w:val="17"/>
+          <w:szCs w:val="17"/>
+        </w:rPr>
+        <w:t xml:space="preserve">E — FULL-BODY INTEGRATION — LOADED CARRY (LIGHT)</w:t>
+      </w:r>
+    </w:p>
+    <w:p>
+      <w:pPr>
+        <w:spacing w:after="80"/>
+      </w:pPr>
+      <w:r>
+        <w:rPr>
+          <w:rFonts w:ascii="Arial" w:cs="Arial" w:eastAsia="Arial" w:hAnsi="Arial"/>
+          <w:b/>
+          <w:bCs/>
+          <w:color w:val="C9A227"/>
+          <w:sz w:val="17"/>
+          <w:szCs w:val="17"/>
+        </w:rPr>
+        <w:t xml:space="preserve">Why:  </w:t>
+      </w:r>
+      <w:r>
+        <w:rPr>
+          <w:rFonts w:ascii="Arial" w:cs="Arial" w:eastAsia="Arial" w:hAnsi="Arial"/>
+          <w:color w:val="2C2C2C"/>
+          <w:sz w:val="17"/>
+          <w:szCs w:val="17"/>
+        </w:rPr>
+        <w:t xml:space="preserve">The closing compound: a short, light farmers carry integrates the day's new squat and hinge patterns into upright, braced gait — deliberately lighter than Day 1's working carry, so it never competes with the technique tracking this session exists for. Brace before every pickup, exactly as flagged on Day 1.</w:t>
+      </w:r>
+    </w:p>
+    <w:tbl>
+      <w:tblPr>
+        <w:tblW w:type="dxa" w:w="10440"/>
+        <w:tblBorders>
+          <w:top w:val="none" w:color="FFFFFF" w:sz="0"/>
+          <w:left w:val="none" w:color="FFFFFF" w:sz="0"/>
+          <w:bottom w:val="none" w:color="FFFFFF" w:sz="0"/>
+          <w:right w:val="none" w:color="FFFFFF" w:sz="0"/>
+          <w:insideH w:val="single" w:color="auto" w:sz="4"/>
+          <w:insideV w:val="single" w:color="auto" w:sz="4"/>
+        </w:tblBorders>
+      </w:tblPr>
+      <w:tblGrid>
+        <w:gridCol w:w="2400"/>
+        <w:gridCol w:w="380"/>
+        <w:gridCol w:w="420"/>
+        <w:gridCol w:w="680"/>
+        <w:gridCol w:w="540"/>
+        <w:gridCol w:w="440"/>
+        <w:gridCol w:w="5580"/>
+      </w:tblGrid>
+      <w:tr>
+        <w:tc>
+          <w:tcPr>
+            <w:tcW w:type="dxa" w:w="2400"/>
+            <w:tcBorders>
+              <w:top w:val="none" w:color="FFFFFF" w:sz="0"/>
+              <w:left w:val="none" w:color="FFFFFF" w:sz="0"/>
+              <w:bottom w:val="none" w:color="FFFFFF" w:sz="0"/>
+              <w:right w:val="none" w:color="FFFFFF" w:sz="0"/>
+            </w:tcBorders>
+            <w:shd w:fill="F5E8C0" w:color="auto" w:val="clear"/>
+            <w:tcMar>
+              <w:top w:type="dxa" w:w="40"/>
+              <w:left w:type="dxa" w:w="80"/>
+              <w:bottom w:type="dxa" w:w="40"/>
+              <w:right w:type="dxa" w:w="80"/>
+            </w:tcMar>
+            <w:vAlign w:val="center"/>
+          </w:tcPr>
+          <w:p>
+            <w:pPr>
+              <w:jc w:val="left"/>
+            </w:pPr>
+            <w:r>
+              <w:rPr>
+                <w:rFonts w:ascii="Arial" w:cs="Arial" w:eastAsia="Arial" w:hAnsi="Arial"/>
+                <w:b/>
+                <w:bCs/>
+                <w:color w:val="C9A227"/>
+                <w:sz w:val="15"/>
+                <w:szCs w:val="15"/>
+              </w:rPr>
+              <w:t xml:space="preserve">EXERCISE</w:t>
+            </w:r>
+          </w:p>
+        </w:tc>
+        <w:tc>
+          <w:tcPr>
+            <w:tcW w:type="dxa" w:w="380"/>
+            <w:tcBorders>
+              <w:top w:val="none" w:color="FFFFFF" w:sz="0"/>
+              <w:left w:val="none" w:color="FFFFFF" w:sz="0"/>
+              <w:bottom w:val="none" w:color="FFFFFF" w:sz="0"/>
+              <w:right w:val="none" w:color="FFFFFF" w:sz="0"/>
+            </w:tcBorders>
+            <w:shd w:fill="F5E8C0" w:color="auto" w:val="clear"/>
+            <w:tcMar>
+              <w:top w:type="dxa" w:w="40"/>
+              <w:left w:type="dxa" w:w="80"/>
+              <w:bottom w:type="dxa" w:w="40"/>
+              <w:right w:type="dxa" w:w="80"/>
+            </w:tcMar>
+            <w:vAlign w:val="center"/>
+          </w:tcPr>
+          <w:p>
+            <w:pPr>
+              <w:jc w:val="center"/>
+            </w:pPr>
+            <w:r>
+              <w:rPr>
+                <w:rFonts w:ascii="Arial" w:cs="Arial" w:eastAsia="Arial" w:hAnsi="Arial"/>
+                <w:b/>
+                <w:bCs/>
+                <w:color w:val="C9A227"/>
+                <w:sz w:val="13"/>
+                <w:szCs w:val="13"/>
+              </w:rPr>
+              <w:t xml:space="preserve">SETS</w:t>
+            </w:r>
+          </w:p>
+        </w:tc>
+        <w:tc>
+          <w:tcPr>
+            <w:tcW w:type="dxa" w:w="420"/>
+            <w:tcBorders>
+              <w:top w:val="none" w:color="FFFFFF" w:sz="0"/>
+              <w:left w:val="none" w:color="FFFFFF" w:sz="0"/>
+              <w:bottom w:val="none" w:color="FFFFFF" w:sz="0"/>
+              <w:right w:val="none" w:color="FFFFFF" w:sz="0"/>
+            </w:tcBorders>
+            <w:shd w:fill="F5E8C0" w:color="auto" w:val="clear"/>
+            <w:tcMar>
+              <w:top w:type="dxa" w:w="40"/>
+              <w:left w:type="dxa" w:w="80"/>
+              <w:bottom w:type="dxa" w:w="40"/>
+              <w:right w:type="dxa" w:w="80"/>
+            </w:tcMar>
+            <w:vAlign w:val="center"/>
+          </w:tcPr>
+          <w:p>
+            <w:pPr>
+              <w:jc w:val="center"/>
+            </w:pPr>
+            <w:r>
+              <w:rPr>
+                <w:rFonts w:ascii="Arial" w:cs="Arial" w:eastAsia="Arial" w:hAnsi="Arial"/>
+                <w:b/>
+                <w:bCs/>
+                <w:color w:val="C9A227"/>
+                <w:sz w:val="13"/>
+                <w:szCs w:val="13"/>
+              </w:rPr>
+              <w:t xml:space="preserve">REPS</w:t>
+            </w:r>
+          </w:p>
+        </w:tc>
+        <w:tc>
+          <w:tcPr>
+            <w:tcW w:type="dxa" w:w="680"/>
+            <w:tcBorders>
+              <w:top w:val="none" w:color="FFFFFF" w:sz="0"/>
+              <w:left w:val="none" w:color="FFFFFF" w:sz="0"/>
+              <w:bottom w:val="none" w:color="FFFFFF" w:sz="0"/>
+              <w:right w:val="none" w:color="FFFFFF" w:sz="0"/>
+            </w:tcBorders>
+            <w:shd w:fill="F5E8C0" w:color="auto" w:val="clear"/>
+            <w:tcMar>
+              <w:top w:type="dxa" w:w="40"/>
+              <w:left w:type="dxa" w:w="80"/>
+              <w:bottom w:type="dxa" w:w="40"/>
+              <w:right w:type="dxa" w:w="80"/>
+            </w:tcMar>
+            <w:vAlign w:val="center"/>
+          </w:tcPr>
+          <w:p>
+            <w:pPr>
+              <w:jc w:val="center"/>
+            </w:pPr>
+            <w:r>
+              <w:rPr>
+                <w:rFonts w:ascii="Arial" w:cs="Arial" w:eastAsia="Arial" w:hAnsi="Arial"/>
+                <w:b/>
+                <w:bCs/>
+                <w:color w:val="C9A227"/>
+                <w:sz w:val="13"/>
+                <w:szCs w:val="13"/>
+              </w:rPr>
+              <w:t xml:space="preserve">LOAD</w:t>
+            </w:r>
+          </w:p>
+        </w:tc>
+        <w:tc>
+          <w:tcPr>
+            <w:tcW w:type="dxa" w:w="540"/>
+            <w:tcBorders>
+              <w:top w:val="none" w:color="FFFFFF" w:sz="0"/>
+              <w:left w:val="none" w:color="FFFFFF" w:sz="0"/>
+              <w:bottom w:val="none" w:color="FFFFFF" w:sz="0"/>
+              <w:right w:val="none" w:color="FFFFFF" w:sz="0"/>
+            </w:tcBorders>
+            <w:shd w:fill="F5E8C0" w:color="auto" w:val="clear"/>
+            <w:tcMar>
+              <w:top w:type="dxa" w:w="40"/>
+              <w:left w:type="dxa" w:w="80"/>
+              <w:bottom w:type="dxa" w:w="40"/>
+              <w:right w:type="dxa" w:w="80"/>
+            </w:tcMar>
+            <w:vAlign w:val="center"/>
+          </w:tcPr>
+          <w:p>
+            <w:pPr>
+              <w:jc w:val="center"/>
+            </w:pPr>
+            <w:r>
+              <w:rPr>
+                <w:rFonts w:ascii="Arial" w:cs="Arial" w:eastAsia="Arial" w:hAnsi="Arial"/>
+                <w:b/>
+                <w:bCs/>
+                <w:color w:val="C9A227"/>
+                <w:sz w:val="13"/>
+                <w:szCs w:val="13"/>
+              </w:rPr>
+              <w:t xml:space="preserve">TEMPO</w:t>
+            </w:r>
+          </w:p>
+        </w:tc>
+        <w:tc>
+          <w:tcPr>
+            <w:tcW w:type="dxa" w:w="440"/>
+            <w:tcBorders>
+              <w:top w:val="none" w:color="FFFFFF" w:sz="0"/>
+              <w:left w:val="none" w:color="FFFFFF" w:sz="0"/>
+              <w:bottom w:val="none" w:color="FFFFFF" w:sz="0"/>
+              <w:right w:val="none" w:color="FFFFFF" w:sz="0"/>
+            </w:tcBorders>
+            <w:shd w:fill="F5E8C0" w:color="auto" w:val="clear"/>
+            <w:tcMar>
+              <w:top w:type="dxa" w:w="40"/>
+              <w:left w:type="dxa" w:w="80"/>
+              <w:bottom w:type="dxa" w:w="40"/>
+              <w:right w:type="dxa" w:w="80"/>
+            </w:tcMar>
+            <w:vAlign w:val="center"/>
+          </w:tcPr>
+          <w:p>
+            <w:pPr>
+              <w:jc w:val="center"/>
+            </w:pPr>
+            <w:r>
+              <w:rPr>
+                <w:rFonts w:ascii="Arial" w:cs="Arial" w:eastAsia="Arial" w:hAnsi="Arial"/>
+                <w:b/>
+                <w:bCs/>
+                <w:color w:val="C9A227"/>
+                <w:sz w:val="13"/>
+                <w:szCs w:val="13"/>
+              </w:rPr>
+              <w:t xml:space="preserve">REST</w:t>
+            </w:r>
+          </w:p>
+        </w:tc>
+        <w:tc>
+          <w:tcPr>
+            <w:tcW w:type="dxa" w:w="5580"/>
+            <w:tcBorders>
+              <w:top w:val="none" w:color="FFFFFF" w:sz="0"/>
+              <w:left w:val="none" w:color="FFFFFF" w:sz="0"/>
+              <w:bottom w:val="none" w:color="FFFFFF" w:sz="0"/>
+              <w:right w:val="none" w:color="FFFFFF" w:sz="0"/>
+            </w:tcBorders>
+            <w:shd w:fill="F5E8C0" w:color="auto" w:val="clear"/>
+            <w:tcMar>
+              <w:top w:type="dxa" w:w="40"/>
+              <w:left w:type="dxa" w:w="80"/>
+              <w:bottom w:type="dxa" w:w="40"/>
+              <w:right w:type="dxa" w:w="80"/>
+            </w:tcMar>
+            <w:vAlign w:val="center"/>
+          </w:tcPr>
+          <w:p>
+            <w:pPr>
+              <w:jc w:val="left"/>
+            </w:pPr>
+            <w:r>
+              <w:rPr>
+                <w:rFonts w:ascii="Arial" w:cs="Arial" w:eastAsia="Arial" w:hAnsi="Arial"/>
+                <w:b/>
+                <w:bCs/>
+                <w:color w:val="C9A227"/>
+                <w:sz w:val="15"/>
+                <w:szCs w:val="15"/>
+              </w:rPr>
+              <w:t xml:space="preserve">COACHING CUE</w:t>
+            </w:r>
+          </w:p>
+        </w:tc>
+      </w:tr>
+      <w:tr>
+        <w:tc>
+          <w:tcPr>
+            <w:tcW w:type="dxa" w:w="2400"/>
+            <w:tcBorders>
+              <w:top w:val="none" w:color="FFFFFF" w:sz="0"/>
+              <w:left w:val="none" w:color="FFFFFF" w:sz="0"/>
+              <w:bottom w:val="none" w:color="FFFFFF" w:sz="0"/>
+              <w:right w:val="none" w:color="FFFFFF" w:sz="0"/>
+            </w:tcBorders>
+            <w:shd w:fill="FAF3E0" w:color="auto" w:val="clear"/>
+            <w:tcMar>
+              <w:top w:type="dxa" w:w="40"/>
+              <w:left w:type="dxa" w:w="80"/>
+              <w:bottom w:type="dxa" w:w="40"/>
+              <w:right w:type="dxa" w:w="80"/>
+            </w:tcMar>
+            <w:vAlign w:val="center"/>
+          </w:tcPr>
+          <w:p>
+            <w:r>
+              <w:rPr>
+                <w:rFonts w:ascii="Arial" w:cs="Arial" w:eastAsia="Arial" w:hAnsi="Arial"/>
+                <w:b/>
+                <w:bCs/>
+                <w:color w:val="2C2C2C"/>
+                <w:sz w:val="18"/>
+                <w:szCs w:val="18"/>
+              </w:rPr>
+              <w:t xml:space="preserve">DB Farmers Carry (Light)</w:t>
+            </w:r>
+          </w:p>
+          <w:p>
+            <w:r>
+              <w:rPr>
+                <w:rFonts w:ascii="Arial" w:cs="Arial" w:eastAsia="Arial" w:hAnsi="Arial"/>
+                <w:i/>
+                <w:iCs/>
+                <w:color w:val="B71C1C"/>
+                <w:sz w:val="14"/>
+                <w:szCs w:val="14"/>
+              </w:rPr>
+              <w:t xml:space="preserve">Brace before lifting — pelvic floor cue</w:t>
+            </w:r>
+          </w:p>
+        </w:tc>
+        <w:tc>
+          <w:tcPr>
+            <w:tcW w:type="dxa" w:w="380"/>
+            <w:tcBorders>
+              <w:top w:val="none" w:color="FFFFFF" w:sz="0"/>
+              <w:left w:val="none" w:color="FFFFFF" w:sz="0"/>
+              <w:bottom w:val="none" w:color="FFFFFF" w:sz="0"/>
+              <w:right w:val="none" w:color="FFFFFF" w:sz="0"/>
+            </w:tcBorders>
+            <w:shd w:fill="FAF3E0" w:color="auto" w:val="clear"/>
+            <w:tcMar>
+              <w:top w:type="dxa" w:w="40"/>
+              <w:left w:type="dxa" w:w="80"/>
+              <w:bottom w:type="dxa" w:w="40"/>
+              <w:right w:type="dxa" w:w="80"/>
+            </w:tcMar>
+            <w:vAlign w:val="center"/>
+          </w:tcPr>
+          <w:p>
+            <w:pPr>
+              <w:jc w:val="center"/>
+            </w:pPr>
+            <w:r>
+              <w:rPr>
+                <w:rFonts w:ascii="Arial" w:cs="Arial" w:eastAsia="Arial" w:hAnsi="Arial"/>
+                <w:color w:val="6B6B6B"/>
+                <w:sz w:val="15"/>
+                <w:szCs w:val="15"/>
+              </w:rPr>
+              <w:t xml:space="preserve">2</w:t>
+            </w:r>
+          </w:p>
+        </w:tc>
+        <w:tc>
+          <w:tcPr>
+            <w:tcW w:type="dxa" w:w="420"/>
+            <w:tcBorders>
+              <w:top w:val="none" w:color="FFFFFF" w:sz="0"/>
+              <w:left w:val="none" w:color="FFFFFF" w:sz="0"/>
+              <w:bottom w:val="none" w:color="FFFFFF" w:sz="0"/>
+              <w:right w:val="none" w:color="FFFFFF" w:sz="0"/>
+            </w:tcBorders>
+            <w:shd w:fill="FAF3E0" w:color="auto" w:val="clear"/>
+            <w:tcMar>
+              <w:top w:type="dxa" w:w="40"/>
+              <w:left w:type="dxa" w:w="80"/>
+              <w:bottom w:type="dxa" w:w="40"/>
+              <w:right w:type="dxa" w:w="80"/>
+            </w:tcMar>
+            <w:vAlign w:val="center"/>
+          </w:tcPr>
+          <w:p>
+            <w:pPr>
+              <w:jc w:val="center"/>
+            </w:pPr>
+            <w:r>
+              <w:rPr>
+                <w:rFonts w:ascii="Arial" w:cs="Arial" w:eastAsia="Arial" w:hAnsi="Arial"/>
+                <w:color w:val="6B6B6B"/>
+                <w:sz w:val="15"/>
+                <w:szCs w:val="15"/>
+              </w:rPr>
+              <w:t xml:space="preserve">30 yd</w:t>
+            </w:r>
+          </w:p>
+        </w:tc>
+        <w:tc>
+          <w:tcPr>
+            <w:tcW w:type="dxa" w:w="680"/>
+            <w:tcBorders>
+              <w:top w:val="none" w:color="FFFFFF" w:sz="0"/>
+              <w:left w:val="none" w:color="FFFFFF" w:sz="0"/>
+              <w:bottom w:val="none" w:color="FFFFFF" w:sz="0"/>
+              <w:right w:val="none" w:color="FFFFFF" w:sz="0"/>
+            </w:tcBorders>
+            <w:shd w:fill="FAF3E0" w:color="auto" w:val="clear"/>
+            <w:tcMar>
+              <w:top w:type="dxa" w:w="40"/>
+              <w:left w:type="dxa" w:w="80"/>
+              <w:bottom w:type="dxa" w:w="40"/>
+              <w:right w:type="dxa" w:w="80"/>
+            </w:tcMar>
+            <w:vAlign w:val="center"/>
+          </w:tcPr>
+          <w:p>
+            <w:pPr>
+              <w:jc w:val="center"/>
+            </w:pPr>
+            <w:r>
+              <w:rPr>
+                <w:rFonts w:ascii="Arial" w:cs="Arial" w:eastAsia="Arial" w:hAnsi="Arial"/>
+                <w:color w:val="6B6B6B"/>
+                <w:sz w:val="15"/>
+                <w:szCs w:val="15"/>
+              </w:rPr>
+              <w:t xml:space="preserve">20–25 lbs/hand</w:t>
+            </w:r>
+          </w:p>
+        </w:tc>
+        <w:tc>
+          <w:tcPr>
+            <w:tcW w:type="dxa" w:w="540"/>
+            <w:tcBorders>
+              <w:top w:val="none" w:color="FFFFFF" w:sz="0"/>
+              <w:left w:val="none" w:color="FFFFFF" w:sz="0"/>
+              <w:bottom w:val="none" w:color="FFFFFF" w:sz="0"/>
+              <w:right w:val="none" w:color="FFFFFF" w:sz="0"/>
+            </w:tcBorders>
+            <w:shd w:fill="FAF3E0" w:color="auto" w:val="clear"/>
+            <w:tcMar>
+              <w:top w:type="dxa" w:w="40"/>
+              <w:left w:type="dxa" w:w="80"/>
+              <w:bottom w:type="dxa" w:w="40"/>
+              <w:right w:type="dxa" w:w="80"/>
+            </w:tcMar>
+            <w:vAlign w:val="center"/>
+          </w:tcPr>
+          <w:p>
+            <w:pPr>
+              <w:jc w:val="center"/>
+            </w:pPr>
+            <w:r>
+              <w:rPr>
+                <w:rFonts w:ascii="Arial" w:cs="Arial" w:eastAsia="Arial" w:hAnsi="Arial"/>
+                <w:color w:val="6B6B6B"/>
+                <w:sz w:val="15"/>
+                <w:szCs w:val="15"/>
+              </w:rPr>
+              <w:t xml:space="preserve">controlled</w:t>
+            </w:r>
+          </w:p>
+        </w:tc>
+        <w:tc>
+          <w:tcPr>
+            <w:tcW w:type="dxa" w:w="440"/>
+            <w:tcBorders>
+              <w:top w:val="none" w:color="FFFFFF" w:sz="0"/>
+              <w:left w:val="none" w:color="FFFFFF" w:sz="0"/>
+              <w:bottom w:val="none" w:color="FFFFFF" w:sz="0"/>
+              <w:right w:val="none" w:color="FFFFFF" w:sz="0"/>
+            </w:tcBorders>
+            <w:shd w:fill="FAF3E0" w:color="auto" w:val="clear"/>
+            <w:tcMar>
+              <w:top w:type="dxa" w:w="40"/>
+              <w:left w:type="dxa" w:w="80"/>
+              <w:bottom w:type="dxa" w:w="40"/>
+              <w:right w:type="dxa" w:w="80"/>
+            </w:tcMar>
+            <w:vAlign w:val="center"/>
+          </w:tcPr>
+          <w:p>
+            <w:pPr>
+              <w:jc w:val="center"/>
+            </w:pPr>
+            <w:r>
+              <w:rPr>
+                <w:rFonts w:ascii="Arial" w:cs="Arial" w:eastAsia="Arial" w:hAnsi="Arial"/>
+                <w:color w:val="6B6B6B"/>
+                <w:sz w:val="15"/>
+                <w:szCs w:val="15"/>
+              </w:rPr>
+              <w:t xml:space="preserve">60s</w:t>
+            </w:r>
+          </w:p>
+        </w:tc>
+        <w:tc>
+          <w:tcPr>
+            <w:tcW w:type="dxa" w:w="5580"/>
+            <w:tcBorders>
+              <w:top w:val="none" w:color="FFFFFF" w:sz="0"/>
+              <w:left w:val="none" w:color="FFFFFF" w:sz="0"/>
+              <w:bottom w:val="none" w:color="FFFFFF" w:sz="0"/>
+              <w:right w:val="none" w:color="FFFFFF" w:sz="0"/>
+            </w:tcBorders>
+            <w:shd w:fill="FAF3E0" w:color="auto" w:val="clear"/>
+            <w:tcMar>
+              <w:top w:type="dxa" w:w="40"/>
+              <w:left w:type="dxa" w:w="80"/>
+              <w:bottom w:type="dxa" w:w="40"/>
+              <w:right w:type="dxa" w:w="80"/>
+            </w:tcMar>
+            <w:vAlign w:val="center"/>
+          </w:tcPr>
+          <w:p>
+            <w:r>
+              <w:rPr>
+                <w:rFonts w:ascii="Arial" w:cs="Arial" w:eastAsia="Arial" w:hAnsi="Arial"/>
+                <w:color w:val="6B6B6B"/>
+                <w:sz w:val="17"/>
+                <w:szCs w:val="17"/>
+              </w:rPr>
+              <w:t xml:space="preserve">Tall posture, ribs down — the quality of the carry is the exercise, not the load.</w:t>
+            </w:r>
+          </w:p>
+        </w:tc>
+      </w:tr>
+    </w:tbl>
+    <w:p>
+      <w:pPr>
+        <w:spacing w:after="100"/>
+      </w:pPr>
+    </w:p>
+    <w:p>
+      <w:pPr>
+        <w:spacing w:after="60" w:before="120"/>
+      </w:pPr>
+      <w:r>
+        <w:rPr>
+          <w:rFonts w:ascii="Arial" w:cs="Arial" w:eastAsia="Arial" w:hAnsi="Arial"/>
+          <w:b/>
+          <w:bCs/>
+          <w:color w:val="00695C"/>
+          <w:sz w:val="17"/>
+          <w:szCs w:val="17"/>
+        </w:rPr>
+        <w:t xml:space="preserve">F — METABOLIC FINISHER</w:t>
       </w:r>
     </w:p>
     <w:p>
@@ -11006,7 +12558,7 @@
           <w:sz w:val="17"/>
           <w:szCs w:val="17"/>
         </w:rPr>
-        <w:t xml:space="preserve">B — PRIMARY STRENGTH</w:t>
+        <w:t xml:space="preserve">B — PRIMARY COMPOUND — INCLINE DB PRESS (ICONS BATTERY)</w:t>
       </w:r>
     </w:p>
     <w:p>
@@ -11031,7 +12583,7 @@
           <w:sz w:val="17"/>
           <w:szCs w:val="17"/>
         </w:rPr>
-        <w:t xml:space="preserve">Working sets at 70% — 2 RIR on all sets.</w:t>
+        <w:t xml:space="preserve">Working sets at 70% — 2 RIR. The incline press is the day's primary compound and its tracked battery movement. If the day calls for a variation, rotate between: a flat DB bench press or a lower-incline press — same pattern, same effort standard. The incline DB press stays the lift we track and retest.</w:t>
       </w:r>
     </w:p>
     <w:tbl>
@@ -11331,7 +12883,7 @@
                 <w:sz w:val="18"/>
                 <w:szCs w:val="18"/>
               </w:rPr>
-              <w:t xml:space="preserve">Bent-Over DB Row</w:t>
+              <w:t xml:space="preserve">Incline DB Press</w:t>
             </w:r>
           </w:p>
         </w:tc>
@@ -11397,7 +12949,7 @@
                 <w:sz w:val="15"/>
                 <w:szCs w:val="15"/>
               </w:rPr>
-              <w:t xml:space="preserve">10</w:t>
+              <w:t xml:space="preserve">8</w:t>
             </w:r>
           </w:p>
         </w:tc>
@@ -11430,7 +12982,7 @@
                 <w:sz w:val="15"/>
                 <w:szCs w:val="15"/>
               </w:rPr>
-              <w:t xml:space="preserve">20 lbs/hand</w:t>
+              <w:t xml:space="preserve">17.5 lbs/hand</w:t>
             </w:r>
           </w:p>
         </w:tc>
@@ -11463,7 +13015,7 @@
                 <w:sz w:val="15"/>
                 <w:szCs w:val="15"/>
               </w:rPr>
-              <w:t xml:space="preserve">2-1-2</w:t>
+              <w:t xml:space="preserve">3-1-1</w:t>
             </w:r>
           </w:p>
         </w:tc>
@@ -11510,246 +13062,6 @@
               <w:right w:val="none" w:color="FFFFFF" w:sz="0"/>
             </w:tcBorders>
             <w:shd w:fill="F1F8F2" w:color="auto" w:val="clear"/>
-            <w:tcMar>
-              <w:top w:type="dxa" w:w="40"/>
-              <w:left w:type="dxa" w:w="80"/>
-              <w:bottom w:type="dxa" w:w="40"/>
-              <w:right w:type="dxa" w:w="80"/>
-            </w:tcMar>
-            <w:vAlign w:val="center"/>
-          </w:tcPr>
-          <w:p>
-            <w:r>
-              <w:rPr>
-                <w:rFonts w:ascii="Arial" w:cs="Arial" w:eastAsia="Arial" w:hAnsi="Arial"/>
-                <w:color w:val="6B6B6B"/>
-                <w:sz w:val="17"/>
-                <w:szCs w:val="17"/>
-              </w:rPr>
-              <w:t xml:space="preserve">Flat back, pull to hip, squeeze at top.</w:t>
-            </w:r>
-            <w:r>
-              <w:rPr>
-                <w:rFonts w:ascii="Arial" w:cs="Arial" w:eastAsia="Arial" w:hAnsi="Arial"/>
-                <w:i/>
-                <w:iCs/>
-                <w:color w:val="00695C"/>
-                <w:sz w:val="14"/>
-                <w:szCs w:val="14"/>
-              </w:rPr>
-              <w:t xml:space="preserve">  2 RIR</w:t>
-            </w:r>
-          </w:p>
-        </w:tc>
-      </w:tr>
-      <w:tr>
-        <w:tc>
-          <w:tcPr>
-            <w:tcW w:type="dxa" w:w="2400"/>
-            <w:tcBorders>
-              <w:top w:val="none" w:color="FFFFFF" w:sz="0"/>
-              <w:left w:val="none" w:color="FFFFFF" w:sz="0"/>
-              <w:bottom w:val="none" w:color="FFFFFF" w:sz="0"/>
-              <w:right w:val="none" w:color="FFFFFF" w:sz="0"/>
-            </w:tcBorders>
-            <w:shd w:fill="FFFFFF" w:color="auto" w:val="clear"/>
-            <w:tcMar>
-              <w:top w:type="dxa" w:w="40"/>
-              <w:left w:type="dxa" w:w="80"/>
-              <w:bottom w:type="dxa" w:w="40"/>
-              <w:right w:type="dxa" w:w="80"/>
-            </w:tcMar>
-            <w:vAlign w:val="center"/>
-          </w:tcPr>
-          <w:p>
-            <w:r>
-              <w:rPr>
-                <w:rFonts w:ascii="Arial" w:cs="Arial" w:eastAsia="Arial" w:hAnsi="Arial"/>
-                <w:b/>
-                <w:bCs/>
-                <w:color w:val="2C2C2C"/>
-                <w:sz w:val="18"/>
-                <w:szCs w:val="18"/>
-              </w:rPr>
-              <w:t xml:space="preserve">Incline DB Press</w:t>
-            </w:r>
-          </w:p>
-        </w:tc>
-        <w:tc>
-          <w:tcPr>
-            <w:tcW w:type="dxa" w:w="380"/>
-            <w:tcBorders>
-              <w:top w:val="none" w:color="FFFFFF" w:sz="0"/>
-              <w:left w:val="none" w:color="FFFFFF" w:sz="0"/>
-              <w:bottom w:val="none" w:color="FFFFFF" w:sz="0"/>
-              <w:right w:val="none" w:color="FFFFFF" w:sz="0"/>
-            </w:tcBorders>
-            <w:shd w:fill="FFFFFF" w:color="auto" w:val="clear"/>
-            <w:tcMar>
-              <w:top w:type="dxa" w:w="40"/>
-              <w:left w:type="dxa" w:w="80"/>
-              <w:bottom w:type="dxa" w:w="40"/>
-              <w:right w:type="dxa" w:w="80"/>
-            </w:tcMar>
-            <w:vAlign w:val="center"/>
-          </w:tcPr>
-          <w:p>
-            <w:pPr>
-              <w:jc w:val="center"/>
-            </w:pPr>
-            <w:r>
-              <w:rPr>
-                <w:rFonts w:ascii="Arial" w:cs="Arial" w:eastAsia="Arial" w:hAnsi="Arial"/>
-                <w:color w:val="6B6B6B"/>
-                <w:sz w:val="15"/>
-                <w:szCs w:val="15"/>
-              </w:rPr>
-              <w:t xml:space="preserve">3</w:t>
-            </w:r>
-          </w:p>
-        </w:tc>
-        <w:tc>
-          <w:tcPr>
-            <w:tcW w:type="dxa" w:w="420"/>
-            <w:tcBorders>
-              <w:top w:val="none" w:color="FFFFFF" w:sz="0"/>
-              <w:left w:val="none" w:color="FFFFFF" w:sz="0"/>
-              <w:bottom w:val="none" w:color="FFFFFF" w:sz="0"/>
-              <w:right w:val="none" w:color="FFFFFF" w:sz="0"/>
-            </w:tcBorders>
-            <w:shd w:fill="FFFFFF" w:color="auto" w:val="clear"/>
-            <w:tcMar>
-              <w:top w:type="dxa" w:w="40"/>
-              <w:left w:type="dxa" w:w="80"/>
-              <w:bottom w:type="dxa" w:w="40"/>
-              <w:right w:type="dxa" w:w="80"/>
-            </w:tcMar>
-            <w:vAlign w:val="center"/>
-          </w:tcPr>
-          <w:p>
-            <w:pPr>
-              <w:jc w:val="center"/>
-            </w:pPr>
-            <w:r>
-              <w:rPr>
-                <w:rFonts w:ascii="Arial" w:cs="Arial" w:eastAsia="Arial" w:hAnsi="Arial"/>
-                <w:color w:val="6B6B6B"/>
-                <w:sz w:val="15"/>
-                <w:szCs w:val="15"/>
-              </w:rPr>
-              <w:t xml:space="preserve">8</w:t>
-            </w:r>
-          </w:p>
-        </w:tc>
-        <w:tc>
-          <w:tcPr>
-            <w:tcW w:type="dxa" w:w="680"/>
-            <w:tcBorders>
-              <w:top w:val="none" w:color="FFFFFF" w:sz="0"/>
-              <w:left w:val="none" w:color="FFFFFF" w:sz="0"/>
-              <w:bottom w:val="none" w:color="FFFFFF" w:sz="0"/>
-              <w:right w:val="none" w:color="FFFFFF" w:sz="0"/>
-            </w:tcBorders>
-            <w:shd w:fill="FFFFFF" w:color="auto" w:val="clear"/>
-            <w:tcMar>
-              <w:top w:type="dxa" w:w="40"/>
-              <w:left w:type="dxa" w:w="80"/>
-              <w:bottom w:type="dxa" w:w="40"/>
-              <w:right w:type="dxa" w:w="80"/>
-            </w:tcMar>
-            <w:vAlign w:val="center"/>
-          </w:tcPr>
-          <w:p>
-            <w:pPr>
-              <w:jc w:val="center"/>
-            </w:pPr>
-            <w:r>
-              <w:rPr>
-                <w:rFonts w:ascii="Arial" w:cs="Arial" w:eastAsia="Arial" w:hAnsi="Arial"/>
-                <w:color w:val="6B6B6B"/>
-                <w:sz w:val="15"/>
-                <w:szCs w:val="15"/>
-              </w:rPr>
-              <w:t xml:space="preserve">17.5 lbs/hand</w:t>
-            </w:r>
-          </w:p>
-        </w:tc>
-        <w:tc>
-          <w:tcPr>
-            <w:tcW w:type="dxa" w:w="540"/>
-            <w:tcBorders>
-              <w:top w:val="none" w:color="FFFFFF" w:sz="0"/>
-              <w:left w:val="none" w:color="FFFFFF" w:sz="0"/>
-              <w:bottom w:val="none" w:color="FFFFFF" w:sz="0"/>
-              <w:right w:val="none" w:color="FFFFFF" w:sz="0"/>
-            </w:tcBorders>
-            <w:shd w:fill="FFFFFF" w:color="auto" w:val="clear"/>
-            <w:tcMar>
-              <w:top w:type="dxa" w:w="40"/>
-              <w:left w:type="dxa" w:w="80"/>
-              <w:bottom w:type="dxa" w:w="40"/>
-              <w:right w:type="dxa" w:w="80"/>
-            </w:tcMar>
-            <w:vAlign w:val="center"/>
-          </w:tcPr>
-          <w:p>
-            <w:pPr>
-              <w:jc w:val="center"/>
-            </w:pPr>
-            <w:r>
-              <w:rPr>
-                <w:rFonts w:ascii="Arial" w:cs="Arial" w:eastAsia="Arial" w:hAnsi="Arial"/>
-                <w:color w:val="6B6B6B"/>
-                <w:sz w:val="15"/>
-                <w:szCs w:val="15"/>
-              </w:rPr>
-              <w:t xml:space="preserve">3-1-1</w:t>
-            </w:r>
-          </w:p>
-        </w:tc>
-        <w:tc>
-          <w:tcPr>
-            <w:tcW w:type="dxa" w:w="440"/>
-            <w:tcBorders>
-              <w:top w:val="none" w:color="FFFFFF" w:sz="0"/>
-              <w:left w:val="none" w:color="FFFFFF" w:sz="0"/>
-              <w:bottom w:val="none" w:color="FFFFFF" w:sz="0"/>
-              <w:right w:val="none" w:color="FFFFFF" w:sz="0"/>
-            </w:tcBorders>
-            <w:shd w:fill="FFFFFF" w:color="auto" w:val="clear"/>
-            <w:tcMar>
-              <w:top w:type="dxa" w:w="40"/>
-              <w:left w:type="dxa" w:w="80"/>
-              <w:bottom w:type="dxa" w:w="40"/>
-              <w:right w:type="dxa" w:w="80"/>
-            </w:tcMar>
-            <w:vAlign w:val="center"/>
-          </w:tcPr>
-          <w:p>
-            <w:pPr>
-              <w:jc w:val="center"/>
-            </w:pPr>
-            <w:r>
-              <w:rPr>
-                <w:rFonts w:ascii="Arial" w:cs="Arial" w:eastAsia="Arial" w:hAnsi="Arial"/>
-                <w:color w:val="6B6B6B"/>
-                <w:sz w:val="15"/>
-                <w:szCs w:val="15"/>
-              </w:rPr>
-              <w:t xml:space="preserve">75s</w:t>
-            </w:r>
-          </w:p>
-        </w:tc>
-        <w:tc>
-          <w:tcPr>
-            <w:tcW w:type="dxa" w:w="5580"/>
-            <w:tcBorders>
-              <w:top w:val="none" w:color="FFFFFF" w:sz="0"/>
-              <w:left w:val="none" w:color="FFFFFF" w:sz="0"/>
-              <w:bottom w:val="none" w:color="FFFFFF" w:sz="0"/>
-              <w:right w:val="none" w:color="FFFFFF" w:sz="0"/>
-            </w:tcBorders>
-            <w:shd w:fill="FFFFFF" w:color="auto" w:val="clear"/>
             <w:tcMar>
               <w:top w:type="dxa" w:w="40"/>
               <w:left w:type="dxa" w:w="80"/>
@@ -11801,7 +13113,7 @@
           <w:sz w:val="17"/>
           <w:szCs w:val="17"/>
         </w:rPr>
-        <w:t xml:space="preserve">C — ACCESSORY</w:t>
+        <w:t xml:space="preserve">C — ACCESSORY — SINGLE-ARM ROW</w:t>
       </w:r>
     </w:p>
     <w:p>
@@ -11826,7 +13138,7 @@
           <w:sz w:val="17"/>
           <w:szCs w:val="17"/>
         </w:rPr>
-        <w:t xml:space="preserve">Suitcase carry loads the pelvic floor bracing pattern under single-side load — same cue as flagged above. Single-arm row and suitcase carry track L/R per the marginal Styku arm gap.</w:t>
+        <w:t xml:space="preserve">Pulling accessory behind the press — logged left and right per the marginal Styku arm gap (monitoring only, no lead-side prescription).</w:t>
       </w:r>
     </w:p>
     <w:tbl>
@@ -12350,6 +13662,74 @@
           </w:p>
         </w:tc>
       </w:tr>
+    </w:tbl>
+    <w:p>
+      <w:pPr>
+        <w:spacing w:after="100"/>
+      </w:pPr>
+    </w:p>
+    <w:p>
+      <w:pPr>
+        <w:spacing w:after="60" w:before="120"/>
+      </w:pPr>
+      <w:r>
+        <w:rPr>
+          <w:rFonts w:ascii="Arial" w:cs="Arial" w:eastAsia="Arial" w:hAnsi="Arial"/>
+          <w:b/>
+          <w:bCs/>
+          <w:color w:val="43A047"/>
+          <w:sz w:val="17"/>
+          <w:szCs w:val="17"/>
+        </w:rPr>
+        <w:t xml:space="preserve">D — SECONDARY COMPOUND — BENT-OVER DB ROW</w:t>
+      </w:r>
+    </w:p>
+    <w:p>
+      <w:pPr>
+        <w:spacing w:after="80"/>
+      </w:pPr>
+      <w:r>
+        <w:rPr>
+          <w:rFonts w:ascii="Arial" w:cs="Arial" w:eastAsia="Arial" w:hAnsi="Arial"/>
+          <w:b/>
+          <w:bCs/>
+          <w:color w:val="43A047"/>
+          <w:sz w:val="17"/>
+          <w:szCs w:val="17"/>
+        </w:rPr>
+        <w:t xml:space="preserve">Load Target:  </w:t>
+      </w:r>
+      <w:r>
+        <w:rPr>
+          <w:rFonts w:ascii="Arial" w:cs="Arial" w:eastAsia="Arial" w:hAnsi="Arial"/>
+          <w:color w:val="2C2C2C"/>
+          <w:sz w:val="17"/>
+          <w:szCs w:val="17"/>
+        </w:rPr>
+        <w:t xml:space="preserve">The day's second compound — a bilateral pull, rotating off the pressing above. Working sets at 70% — 2 RIR. If the day calls for a variation, rotate between: a chest-supported row (the strict, back-friendly line — Day 1's movement) or an inverted row on the bar in the rack. The bent-over DB row stays the lift we track.</w:t>
+      </w:r>
+    </w:p>
+    <w:tbl>
+      <w:tblPr>
+        <w:tblW w:type="dxa" w:w="10440"/>
+        <w:tblBorders>
+          <w:top w:val="none" w:color="FFFFFF" w:sz="0"/>
+          <w:left w:val="none" w:color="FFFFFF" w:sz="0"/>
+          <w:bottom w:val="none" w:color="FFFFFF" w:sz="0"/>
+          <w:right w:val="none" w:color="FFFFFF" w:sz="0"/>
+          <w:insideH w:val="single" w:color="auto" w:sz="4"/>
+          <w:insideV w:val="single" w:color="auto" w:sz="4"/>
+        </w:tblBorders>
+      </w:tblPr>
+      <w:tblGrid>
+        <w:gridCol w:w="2400"/>
+        <w:gridCol w:w="380"/>
+        <w:gridCol w:w="420"/>
+        <w:gridCol w:w="680"/>
+        <w:gridCol w:w="540"/>
+        <w:gridCol w:w="440"/>
+        <w:gridCol w:w="5580"/>
+      </w:tblGrid>
       <w:tr>
         <w:tc>
           <w:tcPr>
@@ -12360,7 +13740,809 @@
               <w:bottom w:val="none" w:color="FFFFFF" w:sz="0"/>
               <w:right w:val="none" w:color="FFFFFF" w:sz="0"/>
             </w:tcBorders>
-            <w:shd w:fill="FFFFFF" w:color="auto" w:val="clear"/>
+            <w:shd w:fill="E8F5E9" w:color="auto" w:val="clear"/>
+            <w:tcMar>
+              <w:top w:type="dxa" w:w="40"/>
+              <w:left w:type="dxa" w:w="80"/>
+              <w:bottom w:type="dxa" w:w="40"/>
+              <w:right w:type="dxa" w:w="80"/>
+            </w:tcMar>
+            <w:vAlign w:val="center"/>
+          </w:tcPr>
+          <w:p>
+            <w:pPr>
+              <w:jc w:val="left"/>
+            </w:pPr>
+            <w:r>
+              <w:rPr>
+                <w:rFonts w:ascii="Arial" w:cs="Arial" w:eastAsia="Arial" w:hAnsi="Arial"/>
+                <w:b/>
+                <w:bCs/>
+                <w:color w:val="43A047"/>
+                <w:sz w:val="15"/>
+                <w:szCs w:val="15"/>
+              </w:rPr>
+              <w:t xml:space="preserve">EXERCISE</w:t>
+            </w:r>
+          </w:p>
+        </w:tc>
+        <w:tc>
+          <w:tcPr>
+            <w:tcW w:type="dxa" w:w="380"/>
+            <w:tcBorders>
+              <w:top w:val="none" w:color="FFFFFF" w:sz="0"/>
+              <w:left w:val="none" w:color="FFFFFF" w:sz="0"/>
+              <w:bottom w:val="none" w:color="FFFFFF" w:sz="0"/>
+              <w:right w:val="none" w:color="FFFFFF" w:sz="0"/>
+            </w:tcBorders>
+            <w:shd w:fill="E8F5E9" w:color="auto" w:val="clear"/>
+            <w:tcMar>
+              <w:top w:type="dxa" w:w="40"/>
+              <w:left w:type="dxa" w:w="80"/>
+              <w:bottom w:type="dxa" w:w="40"/>
+              <w:right w:type="dxa" w:w="80"/>
+            </w:tcMar>
+            <w:vAlign w:val="center"/>
+          </w:tcPr>
+          <w:p>
+            <w:pPr>
+              <w:jc w:val="center"/>
+            </w:pPr>
+            <w:r>
+              <w:rPr>
+                <w:rFonts w:ascii="Arial" w:cs="Arial" w:eastAsia="Arial" w:hAnsi="Arial"/>
+                <w:b/>
+                <w:bCs/>
+                <w:color w:val="43A047"/>
+                <w:sz w:val="13"/>
+                <w:szCs w:val="13"/>
+              </w:rPr>
+              <w:t xml:space="preserve">SETS</w:t>
+            </w:r>
+          </w:p>
+        </w:tc>
+        <w:tc>
+          <w:tcPr>
+            <w:tcW w:type="dxa" w:w="420"/>
+            <w:tcBorders>
+              <w:top w:val="none" w:color="FFFFFF" w:sz="0"/>
+              <w:left w:val="none" w:color="FFFFFF" w:sz="0"/>
+              <w:bottom w:val="none" w:color="FFFFFF" w:sz="0"/>
+              <w:right w:val="none" w:color="FFFFFF" w:sz="0"/>
+            </w:tcBorders>
+            <w:shd w:fill="E8F5E9" w:color="auto" w:val="clear"/>
+            <w:tcMar>
+              <w:top w:type="dxa" w:w="40"/>
+              <w:left w:type="dxa" w:w="80"/>
+              <w:bottom w:type="dxa" w:w="40"/>
+              <w:right w:type="dxa" w:w="80"/>
+            </w:tcMar>
+            <w:vAlign w:val="center"/>
+          </w:tcPr>
+          <w:p>
+            <w:pPr>
+              <w:jc w:val="center"/>
+            </w:pPr>
+            <w:r>
+              <w:rPr>
+                <w:rFonts w:ascii="Arial" w:cs="Arial" w:eastAsia="Arial" w:hAnsi="Arial"/>
+                <w:b/>
+                <w:bCs/>
+                <w:color w:val="43A047"/>
+                <w:sz w:val="13"/>
+                <w:szCs w:val="13"/>
+              </w:rPr>
+              <w:t xml:space="preserve">REPS</w:t>
+            </w:r>
+          </w:p>
+        </w:tc>
+        <w:tc>
+          <w:tcPr>
+            <w:tcW w:type="dxa" w:w="680"/>
+            <w:tcBorders>
+              <w:top w:val="none" w:color="FFFFFF" w:sz="0"/>
+              <w:left w:val="none" w:color="FFFFFF" w:sz="0"/>
+              <w:bottom w:val="none" w:color="FFFFFF" w:sz="0"/>
+              <w:right w:val="none" w:color="FFFFFF" w:sz="0"/>
+            </w:tcBorders>
+            <w:shd w:fill="E8F5E9" w:color="auto" w:val="clear"/>
+            <w:tcMar>
+              <w:top w:type="dxa" w:w="40"/>
+              <w:left w:type="dxa" w:w="80"/>
+              <w:bottom w:type="dxa" w:w="40"/>
+              <w:right w:type="dxa" w:w="80"/>
+            </w:tcMar>
+            <w:vAlign w:val="center"/>
+          </w:tcPr>
+          <w:p>
+            <w:pPr>
+              <w:jc w:val="center"/>
+            </w:pPr>
+            <w:r>
+              <w:rPr>
+                <w:rFonts w:ascii="Arial" w:cs="Arial" w:eastAsia="Arial" w:hAnsi="Arial"/>
+                <w:b/>
+                <w:bCs/>
+                <w:color w:val="43A047"/>
+                <w:sz w:val="13"/>
+                <w:szCs w:val="13"/>
+              </w:rPr>
+              <w:t xml:space="preserve">LOAD</w:t>
+            </w:r>
+          </w:p>
+        </w:tc>
+        <w:tc>
+          <w:tcPr>
+            <w:tcW w:type="dxa" w:w="540"/>
+            <w:tcBorders>
+              <w:top w:val="none" w:color="FFFFFF" w:sz="0"/>
+              <w:left w:val="none" w:color="FFFFFF" w:sz="0"/>
+              <w:bottom w:val="none" w:color="FFFFFF" w:sz="0"/>
+              <w:right w:val="none" w:color="FFFFFF" w:sz="0"/>
+            </w:tcBorders>
+            <w:shd w:fill="E8F5E9" w:color="auto" w:val="clear"/>
+            <w:tcMar>
+              <w:top w:type="dxa" w:w="40"/>
+              <w:left w:type="dxa" w:w="80"/>
+              <w:bottom w:type="dxa" w:w="40"/>
+              <w:right w:type="dxa" w:w="80"/>
+            </w:tcMar>
+            <w:vAlign w:val="center"/>
+          </w:tcPr>
+          <w:p>
+            <w:pPr>
+              <w:jc w:val="center"/>
+            </w:pPr>
+            <w:r>
+              <w:rPr>
+                <w:rFonts w:ascii="Arial" w:cs="Arial" w:eastAsia="Arial" w:hAnsi="Arial"/>
+                <w:b/>
+                <w:bCs/>
+                <w:color w:val="43A047"/>
+                <w:sz w:val="13"/>
+                <w:szCs w:val="13"/>
+              </w:rPr>
+              <w:t xml:space="preserve">TEMPO</w:t>
+            </w:r>
+          </w:p>
+        </w:tc>
+        <w:tc>
+          <w:tcPr>
+            <w:tcW w:type="dxa" w:w="440"/>
+            <w:tcBorders>
+              <w:top w:val="none" w:color="FFFFFF" w:sz="0"/>
+              <w:left w:val="none" w:color="FFFFFF" w:sz="0"/>
+              <w:bottom w:val="none" w:color="FFFFFF" w:sz="0"/>
+              <w:right w:val="none" w:color="FFFFFF" w:sz="0"/>
+            </w:tcBorders>
+            <w:shd w:fill="E8F5E9" w:color="auto" w:val="clear"/>
+            <w:tcMar>
+              <w:top w:type="dxa" w:w="40"/>
+              <w:left w:type="dxa" w:w="80"/>
+              <w:bottom w:type="dxa" w:w="40"/>
+              <w:right w:type="dxa" w:w="80"/>
+            </w:tcMar>
+            <w:vAlign w:val="center"/>
+          </w:tcPr>
+          <w:p>
+            <w:pPr>
+              <w:jc w:val="center"/>
+            </w:pPr>
+            <w:r>
+              <w:rPr>
+                <w:rFonts w:ascii="Arial" w:cs="Arial" w:eastAsia="Arial" w:hAnsi="Arial"/>
+                <w:b/>
+                <w:bCs/>
+                <w:color w:val="43A047"/>
+                <w:sz w:val="13"/>
+                <w:szCs w:val="13"/>
+              </w:rPr>
+              <w:t xml:space="preserve">REST</w:t>
+            </w:r>
+          </w:p>
+        </w:tc>
+        <w:tc>
+          <w:tcPr>
+            <w:tcW w:type="dxa" w:w="5580"/>
+            <w:tcBorders>
+              <w:top w:val="none" w:color="FFFFFF" w:sz="0"/>
+              <w:left w:val="none" w:color="FFFFFF" w:sz="0"/>
+              <w:bottom w:val="none" w:color="FFFFFF" w:sz="0"/>
+              <w:right w:val="none" w:color="FFFFFF" w:sz="0"/>
+            </w:tcBorders>
+            <w:shd w:fill="E8F5E9" w:color="auto" w:val="clear"/>
+            <w:tcMar>
+              <w:top w:type="dxa" w:w="40"/>
+              <w:left w:type="dxa" w:w="80"/>
+              <w:bottom w:type="dxa" w:w="40"/>
+              <w:right w:type="dxa" w:w="80"/>
+            </w:tcMar>
+            <w:vAlign w:val="center"/>
+          </w:tcPr>
+          <w:p>
+            <w:pPr>
+              <w:jc w:val="left"/>
+            </w:pPr>
+            <w:r>
+              <w:rPr>
+                <w:rFonts w:ascii="Arial" w:cs="Arial" w:eastAsia="Arial" w:hAnsi="Arial"/>
+                <w:b/>
+                <w:bCs/>
+                <w:color w:val="43A047"/>
+                <w:sz w:val="15"/>
+                <w:szCs w:val="15"/>
+              </w:rPr>
+              <w:t xml:space="preserve">COACHING CUE</w:t>
+            </w:r>
+          </w:p>
+        </w:tc>
+      </w:tr>
+      <w:tr>
+        <w:tc>
+          <w:tcPr>
+            <w:tcW w:type="dxa" w:w="2400"/>
+            <w:tcBorders>
+              <w:top w:val="none" w:color="FFFFFF" w:sz="0"/>
+              <w:left w:val="none" w:color="FFFFFF" w:sz="0"/>
+              <w:bottom w:val="none" w:color="FFFFFF" w:sz="0"/>
+              <w:right w:val="none" w:color="FFFFFF" w:sz="0"/>
+            </w:tcBorders>
+            <w:shd w:fill="F1F8F2" w:color="auto" w:val="clear"/>
+            <w:tcMar>
+              <w:top w:type="dxa" w:w="40"/>
+              <w:left w:type="dxa" w:w="80"/>
+              <w:bottom w:type="dxa" w:w="40"/>
+              <w:right w:type="dxa" w:w="80"/>
+            </w:tcMar>
+            <w:vAlign w:val="center"/>
+          </w:tcPr>
+          <w:p>
+            <w:r>
+              <w:rPr>
+                <w:rFonts w:ascii="Arial" w:cs="Arial" w:eastAsia="Arial" w:hAnsi="Arial"/>
+                <w:b/>
+                <w:bCs/>
+                <w:color w:val="2C2C2C"/>
+                <w:sz w:val="18"/>
+                <w:szCs w:val="18"/>
+              </w:rPr>
+              <w:t xml:space="preserve">Bent-Over DB Row</w:t>
+            </w:r>
+          </w:p>
+        </w:tc>
+        <w:tc>
+          <w:tcPr>
+            <w:tcW w:type="dxa" w:w="380"/>
+            <w:tcBorders>
+              <w:top w:val="none" w:color="FFFFFF" w:sz="0"/>
+              <w:left w:val="none" w:color="FFFFFF" w:sz="0"/>
+              <w:bottom w:val="none" w:color="FFFFFF" w:sz="0"/>
+              <w:right w:val="none" w:color="FFFFFF" w:sz="0"/>
+            </w:tcBorders>
+            <w:shd w:fill="F1F8F2" w:color="auto" w:val="clear"/>
+            <w:tcMar>
+              <w:top w:type="dxa" w:w="40"/>
+              <w:left w:type="dxa" w:w="80"/>
+              <w:bottom w:type="dxa" w:w="40"/>
+              <w:right w:type="dxa" w:w="80"/>
+            </w:tcMar>
+            <w:vAlign w:val="center"/>
+          </w:tcPr>
+          <w:p>
+            <w:pPr>
+              <w:jc w:val="center"/>
+            </w:pPr>
+            <w:r>
+              <w:rPr>
+                <w:rFonts w:ascii="Arial" w:cs="Arial" w:eastAsia="Arial" w:hAnsi="Arial"/>
+                <w:color w:val="6B6B6B"/>
+                <w:sz w:val="15"/>
+                <w:szCs w:val="15"/>
+              </w:rPr>
+              <w:t xml:space="preserve">3</w:t>
+            </w:r>
+          </w:p>
+        </w:tc>
+        <w:tc>
+          <w:tcPr>
+            <w:tcW w:type="dxa" w:w="420"/>
+            <w:tcBorders>
+              <w:top w:val="none" w:color="FFFFFF" w:sz="0"/>
+              <w:left w:val="none" w:color="FFFFFF" w:sz="0"/>
+              <w:bottom w:val="none" w:color="FFFFFF" w:sz="0"/>
+              <w:right w:val="none" w:color="FFFFFF" w:sz="0"/>
+            </w:tcBorders>
+            <w:shd w:fill="F1F8F2" w:color="auto" w:val="clear"/>
+            <w:tcMar>
+              <w:top w:type="dxa" w:w="40"/>
+              <w:left w:type="dxa" w:w="80"/>
+              <w:bottom w:type="dxa" w:w="40"/>
+              <w:right w:type="dxa" w:w="80"/>
+            </w:tcMar>
+            <w:vAlign w:val="center"/>
+          </w:tcPr>
+          <w:p>
+            <w:pPr>
+              <w:jc w:val="center"/>
+            </w:pPr>
+            <w:r>
+              <w:rPr>
+                <w:rFonts w:ascii="Arial" w:cs="Arial" w:eastAsia="Arial" w:hAnsi="Arial"/>
+                <w:color w:val="6B6B6B"/>
+                <w:sz w:val="15"/>
+                <w:szCs w:val="15"/>
+              </w:rPr>
+              <w:t xml:space="preserve">10</w:t>
+            </w:r>
+          </w:p>
+        </w:tc>
+        <w:tc>
+          <w:tcPr>
+            <w:tcW w:type="dxa" w:w="680"/>
+            <w:tcBorders>
+              <w:top w:val="none" w:color="FFFFFF" w:sz="0"/>
+              <w:left w:val="none" w:color="FFFFFF" w:sz="0"/>
+              <w:bottom w:val="none" w:color="FFFFFF" w:sz="0"/>
+              <w:right w:val="none" w:color="FFFFFF" w:sz="0"/>
+            </w:tcBorders>
+            <w:shd w:fill="F1F8F2" w:color="auto" w:val="clear"/>
+            <w:tcMar>
+              <w:top w:type="dxa" w:w="40"/>
+              <w:left w:type="dxa" w:w="80"/>
+              <w:bottom w:type="dxa" w:w="40"/>
+              <w:right w:type="dxa" w:w="80"/>
+            </w:tcMar>
+            <w:vAlign w:val="center"/>
+          </w:tcPr>
+          <w:p>
+            <w:pPr>
+              <w:jc w:val="center"/>
+            </w:pPr>
+            <w:r>
+              <w:rPr>
+                <w:rFonts w:ascii="Arial" w:cs="Arial" w:eastAsia="Arial" w:hAnsi="Arial"/>
+                <w:color w:val="6B6B6B"/>
+                <w:sz w:val="15"/>
+                <w:szCs w:val="15"/>
+              </w:rPr>
+              <w:t xml:space="preserve">20 lbs/hand</w:t>
+            </w:r>
+          </w:p>
+        </w:tc>
+        <w:tc>
+          <w:tcPr>
+            <w:tcW w:type="dxa" w:w="540"/>
+            <w:tcBorders>
+              <w:top w:val="none" w:color="FFFFFF" w:sz="0"/>
+              <w:left w:val="none" w:color="FFFFFF" w:sz="0"/>
+              <w:bottom w:val="none" w:color="FFFFFF" w:sz="0"/>
+              <w:right w:val="none" w:color="FFFFFF" w:sz="0"/>
+            </w:tcBorders>
+            <w:shd w:fill="F1F8F2" w:color="auto" w:val="clear"/>
+            <w:tcMar>
+              <w:top w:type="dxa" w:w="40"/>
+              <w:left w:type="dxa" w:w="80"/>
+              <w:bottom w:type="dxa" w:w="40"/>
+              <w:right w:type="dxa" w:w="80"/>
+            </w:tcMar>
+            <w:vAlign w:val="center"/>
+          </w:tcPr>
+          <w:p>
+            <w:pPr>
+              <w:jc w:val="center"/>
+            </w:pPr>
+            <w:r>
+              <w:rPr>
+                <w:rFonts w:ascii="Arial" w:cs="Arial" w:eastAsia="Arial" w:hAnsi="Arial"/>
+                <w:color w:val="6B6B6B"/>
+                <w:sz w:val="15"/>
+                <w:szCs w:val="15"/>
+              </w:rPr>
+              <w:t xml:space="preserve">2-1-2</w:t>
+            </w:r>
+          </w:p>
+        </w:tc>
+        <w:tc>
+          <w:tcPr>
+            <w:tcW w:type="dxa" w:w="440"/>
+            <w:tcBorders>
+              <w:top w:val="none" w:color="FFFFFF" w:sz="0"/>
+              <w:left w:val="none" w:color="FFFFFF" w:sz="0"/>
+              <w:bottom w:val="none" w:color="FFFFFF" w:sz="0"/>
+              <w:right w:val="none" w:color="FFFFFF" w:sz="0"/>
+            </w:tcBorders>
+            <w:shd w:fill="F1F8F2" w:color="auto" w:val="clear"/>
+            <w:tcMar>
+              <w:top w:type="dxa" w:w="40"/>
+              <w:left w:type="dxa" w:w="80"/>
+              <w:bottom w:type="dxa" w:w="40"/>
+              <w:right w:type="dxa" w:w="80"/>
+            </w:tcMar>
+            <w:vAlign w:val="center"/>
+          </w:tcPr>
+          <w:p>
+            <w:pPr>
+              <w:jc w:val="center"/>
+            </w:pPr>
+            <w:r>
+              <w:rPr>
+                <w:rFonts w:ascii="Arial" w:cs="Arial" w:eastAsia="Arial" w:hAnsi="Arial"/>
+                <w:color w:val="6B6B6B"/>
+                <w:sz w:val="15"/>
+                <w:szCs w:val="15"/>
+              </w:rPr>
+              <w:t xml:space="preserve">75s</w:t>
+            </w:r>
+          </w:p>
+        </w:tc>
+        <w:tc>
+          <w:tcPr>
+            <w:tcW w:type="dxa" w:w="5580"/>
+            <w:tcBorders>
+              <w:top w:val="none" w:color="FFFFFF" w:sz="0"/>
+              <w:left w:val="none" w:color="FFFFFF" w:sz="0"/>
+              <w:bottom w:val="none" w:color="FFFFFF" w:sz="0"/>
+              <w:right w:val="none" w:color="FFFFFF" w:sz="0"/>
+            </w:tcBorders>
+            <w:shd w:fill="F1F8F2" w:color="auto" w:val="clear"/>
+            <w:tcMar>
+              <w:top w:type="dxa" w:w="40"/>
+              <w:left w:type="dxa" w:w="80"/>
+              <w:bottom w:type="dxa" w:w="40"/>
+              <w:right w:type="dxa" w:w="80"/>
+            </w:tcMar>
+            <w:vAlign w:val="center"/>
+          </w:tcPr>
+          <w:p>
+            <w:r>
+              <w:rPr>
+                <w:rFonts w:ascii="Arial" w:cs="Arial" w:eastAsia="Arial" w:hAnsi="Arial"/>
+                <w:color w:val="6B6B6B"/>
+                <w:sz w:val="17"/>
+                <w:szCs w:val="17"/>
+              </w:rPr>
+              <w:t xml:space="preserve">Flat back, pull to hip, squeeze at top.</w:t>
+            </w:r>
+            <w:r>
+              <w:rPr>
+                <w:rFonts w:ascii="Arial" w:cs="Arial" w:eastAsia="Arial" w:hAnsi="Arial"/>
+                <w:i/>
+                <w:iCs/>
+                <w:color w:val="00695C"/>
+                <w:sz w:val="14"/>
+                <w:szCs w:val="14"/>
+              </w:rPr>
+              <w:t xml:space="preserve">  2 RIR</w:t>
+            </w:r>
+          </w:p>
+        </w:tc>
+      </w:tr>
+    </w:tbl>
+    <w:p>
+      <w:pPr>
+        <w:spacing w:after="100"/>
+      </w:pPr>
+    </w:p>
+    <w:p>
+      <w:pPr>
+        <w:spacing w:after="60" w:before="120"/>
+      </w:pPr>
+      <w:r>
+        <w:rPr>
+          <w:rFonts w:ascii="Arial" w:cs="Arial" w:eastAsia="Arial" w:hAnsi="Arial"/>
+          <w:b/>
+          <w:bCs/>
+          <w:color w:val="C9A227"/>
+          <w:sz w:val="17"/>
+          <w:szCs w:val="17"/>
+        </w:rPr>
+        <w:t xml:space="preserve">E — FULL-BODY INTEGRATION — SUITCASE CARRY &amp; CORE</w:t>
+      </w:r>
+    </w:p>
+    <w:p>
+      <w:pPr>
+        <w:spacing w:after="80"/>
+      </w:pPr>
+      <w:r>
+        <w:rPr>
+          <w:rFonts w:ascii="Arial" w:cs="Arial" w:eastAsia="Arial" w:hAnsi="Arial"/>
+          <w:b/>
+          <w:bCs/>
+          <w:color w:val="C9A227"/>
+          <w:sz w:val="17"/>
+          <w:szCs w:val="17"/>
+        </w:rPr>
+        <w:t xml:space="preserve">Note:  </w:t>
+      </w:r>
+      <w:r>
+        <w:rPr>
+          <w:rFonts w:ascii="Arial" w:cs="Arial" w:eastAsia="Arial" w:hAnsi="Arial"/>
+          <w:color w:val="2C2C2C"/>
+          <w:sz w:val="17"/>
+          <w:szCs w:val="17"/>
+        </w:rPr>
+        <w:t xml:space="preserve">The session's closing compound work: the suitcase carry loads the pelvic floor bracing pattern under single-side load — same cue as flagged above — and the plank holds the same brace statically. Log carry sides per the routine arm monitoring. A two-hand farmers carry (Day 1's movement) covers the same ground when a variation suits the day.</w:t>
+      </w:r>
+    </w:p>
+    <w:tbl>
+      <w:tblPr>
+        <w:tblW w:type="dxa" w:w="10440"/>
+        <w:tblBorders>
+          <w:top w:val="none" w:color="FFFFFF" w:sz="0"/>
+          <w:left w:val="none" w:color="FFFFFF" w:sz="0"/>
+          <w:bottom w:val="none" w:color="FFFFFF" w:sz="0"/>
+          <w:right w:val="none" w:color="FFFFFF" w:sz="0"/>
+          <w:insideH w:val="single" w:color="auto" w:sz="4"/>
+          <w:insideV w:val="single" w:color="auto" w:sz="4"/>
+        </w:tblBorders>
+      </w:tblPr>
+      <w:tblGrid>
+        <w:gridCol w:w="2400"/>
+        <w:gridCol w:w="380"/>
+        <w:gridCol w:w="420"/>
+        <w:gridCol w:w="680"/>
+        <w:gridCol w:w="540"/>
+        <w:gridCol w:w="440"/>
+        <w:gridCol w:w="5580"/>
+      </w:tblGrid>
+      <w:tr>
+        <w:tc>
+          <w:tcPr>
+            <w:tcW w:type="dxa" w:w="2400"/>
+            <w:tcBorders>
+              <w:top w:val="none" w:color="FFFFFF" w:sz="0"/>
+              <w:left w:val="none" w:color="FFFFFF" w:sz="0"/>
+              <w:bottom w:val="none" w:color="FFFFFF" w:sz="0"/>
+              <w:right w:val="none" w:color="FFFFFF" w:sz="0"/>
+            </w:tcBorders>
+            <w:shd w:fill="F5E8C0" w:color="auto" w:val="clear"/>
+            <w:tcMar>
+              <w:top w:type="dxa" w:w="40"/>
+              <w:left w:type="dxa" w:w="80"/>
+              <w:bottom w:type="dxa" w:w="40"/>
+              <w:right w:type="dxa" w:w="80"/>
+            </w:tcMar>
+            <w:vAlign w:val="center"/>
+          </w:tcPr>
+          <w:p>
+            <w:pPr>
+              <w:jc w:val="left"/>
+            </w:pPr>
+            <w:r>
+              <w:rPr>
+                <w:rFonts w:ascii="Arial" w:cs="Arial" w:eastAsia="Arial" w:hAnsi="Arial"/>
+                <w:b/>
+                <w:bCs/>
+                <w:color w:val="C9A227"/>
+                <w:sz w:val="15"/>
+                <w:szCs w:val="15"/>
+              </w:rPr>
+              <w:t xml:space="preserve">EXERCISE</w:t>
+            </w:r>
+          </w:p>
+        </w:tc>
+        <w:tc>
+          <w:tcPr>
+            <w:tcW w:type="dxa" w:w="380"/>
+            <w:tcBorders>
+              <w:top w:val="none" w:color="FFFFFF" w:sz="0"/>
+              <w:left w:val="none" w:color="FFFFFF" w:sz="0"/>
+              <w:bottom w:val="none" w:color="FFFFFF" w:sz="0"/>
+              <w:right w:val="none" w:color="FFFFFF" w:sz="0"/>
+            </w:tcBorders>
+            <w:shd w:fill="F5E8C0" w:color="auto" w:val="clear"/>
+            <w:tcMar>
+              <w:top w:type="dxa" w:w="40"/>
+              <w:left w:type="dxa" w:w="80"/>
+              <w:bottom w:type="dxa" w:w="40"/>
+              <w:right w:type="dxa" w:w="80"/>
+            </w:tcMar>
+            <w:vAlign w:val="center"/>
+          </w:tcPr>
+          <w:p>
+            <w:pPr>
+              <w:jc w:val="center"/>
+            </w:pPr>
+            <w:r>
+              <w:rPr>
+                <w:rFonts w:ascii="Arial" w:cs="Arial" w:eastAsia="Arial" w:hAnsi="Arial"/>
+                <w:b/>
+                <w:bCs/>
+                <w:color w:val="C9A227"/>
+                <w:sz w:val="13"/>
+                <w:szCs w:val="13"/>
+              </w:rPr>
+              <w:t xml:space="preserve">SETS</w:t>
+            </w:r>
+          </w:p>
+        </w:tc>
+        <w:tc>
+          <w:tcPr>
+            <w:tcW w:type="dxa" w:w="420"/>
+            <w:tcBorders>
+              <w:top w:val="none" w:color="FFFFFF" w:sz="0"/>
+              <w:left w:val="none" w:color="FFFFFF" w:sz="0"/>
+              <w:bottom w:val="none" w:color="FFFFFF" w:sz="0"/>
+              <w:right w:val="none" w:color="FFFFFF" w:sz="0"/>
+            </w:tcBorders>
+            <w:shd w:fill="F5E8C0" w:color="auto" w:val="clear"/>
+            <w:tcMar>
+              <w:top w:type="dxa" w:w="40"/>
+              <w:left w:type="dxa" w:w="80"/>
+              <w:bottom w:type="dxa" w:w="40"/>
+              <w:right w:type="dxa" w:w="80"/>
+            </w:tcMar>
+            <w:vAlign w:val="center"/>
+          </w:tcPr>
+          <w:p>
+            <w:pPr>
+              <w:jc w:val="center"/>
+            </w:pPr>
+            <w:r>
+              <w:rPr>
+                <w:rFonts w:ascii="Arial" w:cs="Arial" w:eastAsia="Arial" w:hAnsi="Arial"/>
+                <w:b/>
+                <w:bCs/>
+                <w:color w:val="C9A227"/>
+                <w:sz w:val="13"/>
+                <w:szCs w:val="13"/>
+              </w:rPr>
+              <w:t xml:space="preserve">REPS</w:t>
+            </w:r>
+          </w:p>
+        </w:tc>
+        <w:tc>
+          <w:tcPr>
+            <w:tcW w:type="dxa" w:w="680"/>
+            <w:tcBorders>
+              <w:top w:val="none" w:color="FFFFFF" w:sz="0"/>
+              <w:left w:val="none" w:color="FFFFFF" w:sz="0"/>
+              <w:bottom w:val="none" w:color="FFFFFF" w:sz="0"/>
+              <w:right w:val="none" w:color="FFFFFF" w:sz="0"/>
+            </w:tcBorders>
+            <w:shd w:fill="F5E8C0" w:color="auto" w:val="clear"/>
+            <w:tcMar>
+              <w:top w:type="dxa" w:w="40"/>
+              <w:left w:type="dxa" w:w="80"/>
+              <w:bottom w:type="dxa" w:w="40"/>
+              <w:right w:type="dxa" w:w="80"/>
+            </w:tcMar>
+            <w:vAlign w:val="center"/>
+          </w:tcPr>
+          <w:p>
+            <w:pPr>
+              <w:jc w:val="center"/>
+            </w:pPr>
+            <w:r>
+              <w:rPr>
+                <w:rFonts w:ascii="Arial" w:cs="Arial" w:eastAsia="Arial" w:hAnsi="Arial"/>
+                <w:b/>
+                <w:bCs/>
+                <w:color w:val="C9A227"/>
+                <w:sz w:val="13"/>
+                <w:szCs w:val="13"/>
+              </w:rPr>
+              <w:t xml:space="preserve">LOAD</w:t>
+            </w:r>
+          </w:p>
+        </w:tc>
+        <w:tc>
+          <w:tcPr>
+            <w:tcW w:type="dxa" w:w="540"/>
+            <w:tcBorders>
+              <w:top w:val="none" w:color="FFFFFF" w:sz="0"/>
+              <w:left w:val="none" w:color="FFFFFF" w:sz="0"/>
+              <w:bottom w:val="none" w:color="FFFFFF" w:sz="0"/>
+              <w:right w:val="none" w:color="FFFFFF" w:sz="0"/>
+            </w:tcBorders>
+            <w:shd w:fill="F5E8C0" w:color="auto" w:val="clear"/>
+            <w:tcMar>
+              <w:top w:type="dxa" w:w="40"/>
+              <w:left w:type="dxa" w:w="80"/>
+              <w:bottom w:type="dxa" w:w="40"/>
+              <w:right w:type="dxa" w:w="80"/>
+            </w:tcMar>
+            <w:vAlign w:val="center"/>
+          </w:tcPr>
+          <w:p>
+            <w:pPr>
+              <w:jc w:val="center"/>
+            </w:pPr>
+            <w:r>
+              <w:rPr>
+                <w:rFonts w:ascii="Arial" w:cs="Arial" w:eastAsia="Arial" w:hAnsi="Arial"/>
+                <w:b/>
+                <w:bCs/>
+                <w:color w:val="C9A227"/>
+                <w:sz w:val="13"/>
+                <w:szCs w:val="13"/>
+              </w:rPr>
+              <w:t xml:space="preserve">TEMPO</w:t>
+            </w:r>
+          </w:p>
+        </w:tc>
+        <w:tc>
+          <w:tcPr>
+            <w:tcW w:type="dxa" w:w="440"/>
+            <w:tcBorders>
+              <w:top w:val="none" w:color="FFFFFF" w:sz="0"/>
+              <w:left w:val="none" w:color="FFFFFF" w:sz="0"/>
+              <w:bottom w:val="none" w:color="FFFFFF" w:sz="0"/>
+              <w:right w:val="none" w:color="FFFFFF" w:sz="0"/>
+            </w:tcBorders>
+            <w:shd w:fill="F5E8C0" w:color="auto" w:val="clear"/>
+            <w:tcMar>
+              <w:top w:type="dxa" w:w="40"/>
+              <w:left w:type="dxa" w:w="80"/>
+              <w:bottom w:type="dxa" w:w="40"/>
+              <w:right w:type="dxa" w:w="80"/>
+            </w:tcMar>
+            <w:vAlign w:val="center"/>
+          </w:tcPr>
+          <w:p>
+            <w:pPr>
+              <w:jc w:val="center"/>
+            </w:pPr>
+            <w:r>
+              <w:rPr>
+                <w:rFonts w:ascii="Arial" w:cs="Arial" w:eastAsia="Arial" w:hAnsi="Arial"/>
+                <w:b/>
+                <w:bCs/>
+                <w:color w:val="C9A227"/>
+                <w:sz w:val="13"/>
+                <w:szCs w:val="13"/>
+              </w:rPr>
+              <w:t xml:space="preserve">REST</w:t>
+            </w:r>
+          </w:p>
+        </w:tc>
+        <w:tc>
+          <w:tcPr>
+            <w:tcW w:type="dxa" w:w="5580"/>
+            <w:tcBorders>
+              <w:top w:val="none" w:color="FFFFFF" w:sz="0"/>
+              <w:left w:val="none" w:color="FFFFFF" w:sz="0"/>
+              <w:bottom w:val="none" w:color="FFFFFF" w:sz="0"/>
+              <w:right w:val="none" w:color="FFFFFF" w:sz="0"/>
+            </w:tcBorders>
+            <w:shd w:fill="F5E8C0" w:color="auto" w:val="clear"/>
+            <w:tcMar>
+              <w:top w:type="dxa" w:w="40"/>
+              <w:left w:type="dxa" w:w="80"/>
+              <w:bottom w:type="dxa" w:w="40"/>
+              <w:right w:type="dxa" w:w="80"/>
+            </w:tcMar>
+            <w:vAlign w:val="center"/>
+          </w:tcPr>
+          <w:p>
+            <w:pPr>
+              <w:jc w:val="left"/>
+            </w:pPr>
+            <w:r>
+              <w:rPr>
+                <w:rFonts w:ascii="Arial" w:cs="Arial" w:eastAsia="Arial" w:hAnsi="Arial"/>
+                <w:b/>
+                <w:bCs/>
+                <w:color w:val="C9A227"/>
+                <w:sz w:val="15"/>
+                <w:szCs w:val="15"/>
+              </w:rPr>
+              <w:t xml:space="preserve">COACHING CUE</w:t>
+            </w:r>
+          </w:p>
+        </w:tc>
+      </w:tr>
+      <w:tr>
+        <w:tc>
+          <w:tcPr>
+            <w:tcW w:type="dxa" w:w="2400"/>
+            <w:tcBorders>
+              <w:top w:val="none" w:color="FFFFFF" w:sz="0"/>
+              <w:left w:val="none" w:color="FFFFFF" w:sz="0"/>
+              <w:bottom w:val="none" w:color="FFFFFF" w:sz="0"/>
+              <w:right w:val="none" w:color="FFFFFF" w:sz="0"/>
+            </w:tcBorders>
+            <w:shd w:fill="FAF3E0" w:color="auto" w:val="clear"/>
             <w:tcMar>
               <w:top w:type="dxa" w:w="40"/>
               <w:left w:type="dxa" w:w="80"/>
@@ -12405,7 +14587,7 @@
               <w:bottom w:val="none" w:color="FFFFFF" w:sz="0"/>
               <w:right w:val="none" w:color="FFFFFF" w:sz="0"/>
             </w:tcBorders>
-            <w:shd w:fill="FFFFFF" w:color="auto" w:val="clear"/>
+            <w:shd w:fill="FAF3E0" w:color="auto" w:val="clear"/>
             <w:tcMar>
               <w:top w:type="dxa" w:w="40"/>
               <w:left w:type="dxa" w:w="80"/>
@@ -12438,7 +14620,7 @@
               <w:bottom w:val="none" w:color="FFFFFF" w:sz="0"/>
               <w:right w:val="none" w:color="FFFFFF" w:sz="0"/>
             </w:tcBorders>
-            <w:shd w:fill="FFFFFF" w:color="auto" w:val="clear"/>
+            <w:shd w:fill="FAF3E0" w:color="auto" w:val="clear"/>
             <w:tcMar>
               <w:top w:type="dxa" w:w="40"/>
               <w:left w:type="dxa" w:w="80"/>
@@ -12471,7 +14653,7 @@
               <w:bottom w:val="none" w:color="FFFFFF" w:sz="0"/>
               <w:right w:val="none" w:color="FFFFFF" w:sz="0"/>
             </w:tcBorders>
-            <w:shd w:fill="FFFFFF" w:color="auto" w:val="clear"/>
+            <w:shd w:fill="FAF3E0" w:color="auto" w:val="clear"/>
             <w:tcMar>
               <w:top w:type="dxa" w:w="40"/>
               <w:left w:type="dxa" w:w="80"/>
@@ -12504,7 +14686,7 @@
               <w:bottom w:val="none" w:color="FFFFFF" w:sz="0"/>
               <w:right w:val="none" w:color="FFFFFF" w:sz="0"/>
             </w:tcBorders>
-            <w:shd w:fill="FFFFFF" w:color="auto" w:val="clear"/>
+            <w:shd w:fill="FAF3E0" w:color="auto" w:val="clear"/>
             <w:tcMar>
               <w:top w:type="dxa" w:w="40"/>
               <w:left w:type="dxa" w:w="80"/>
@@ -12537,7 +14719,7 @@
               <w:bottom w:val="none" w:color="FFFFFF" w:sz="0"/>
               <w:right w:val="none" w:color="FFFFFF" w:sz="0"/>
             </w:tcBorders>
-            <w:shd w:fill="FFFFFF" w:color="auto" w:val="clear"/>
+            <w:shd w:fill="FAF3E0" w:color="auto" w:val="clear"/>
             <w:tcMar>
               <w:top w:type="dxa" w:w="40"/>
               <w:left w:type="dxa" w:w="80"/>
@@ -12570,7 +14752,7 @@
               <w:bottom w:val="none" w:color="FFFFFF" w:sz="0"/>
               <w:right w:val="none" w:color="FFFFFF" w:sz="0"/>
             </w:tcBorders>
-            <w:shd w:fill="FFFFFF" w:color="auto" w:val="clear"/>
+            <w:shd w:fill="FAF3E0" w:color="auto" w:val="clear"/>
             <w:tcMar>
               <w:top w:type="dxa" w:w="40"/>
               <w:left w:type="dxa" w:w="80"/>
@@ -12613,7 +14795,7 @@
               <w:bottom w:val="none" w:color="FFFFFF" w:sz="0"/>
               <w:right w:val="none" w:color="FFFFFF" w:sz="0"/>
             </w:tcBorders>
-            <w:shd w:fill="FAF3E0" w:color="auto" w:val="clear"/>
+            <w:shd w:fill="FFFFFF" w:color="auto" w:val="clear"/>
             <w:tcMar>
               <w:top w:type="dxa" w:w="40"/>
               <w:left w:type="dxa" w:w="80"/>
@@ -12645,7 +14827,7 @@
               <w:bottom w:val="none" w:color="FFFFFF" w:sz="0"/>
               <w:right w:val="none" w:color="FFFFFF" w:sz="0"/>
             </w:tcBorders>
-            <w:shd w:fill="FAF3E0" w:color="auto" w:val="clear"/>
+            <w:shd w:fill="FFFFFF" w:color="auto" w:val="clear"/>
             <w:tcMar>
               <w:top w:type="dxa" w:w="40"/>
               <w:left w:type="dxa" w:w="80"/>
@@ -12678,7 +14860,7 @@
               <w:bottom w:val="none" w:color="FFFFFF" w:sz="0"/>
               <w:right w:val="none" w:color="FFFFFF" w:sz="0"/>
             </w:tcBorders>
-            <w:shd w:fill="FAF3E0" w:color="auto" w:val="clear"/>
+            <w:shd w:fill="FFFFFF" w:color="auto" w:val="clear"/>
             <w:tcMar>
               <w:top w:type="dxa" w:w="40"/>
               <w:left w:type="dxa" w:w="80"/>
@@ -12711,7 +14893,7 @@
               <w:bottom w:val="none" w:color="FFFFFF" w:sz="0"/>
               <w:right w:val="none" w:color="FFFFFF" w:sz="0"/>
             </w:tcBorders>
-            <w:shd w:fill="FAF3E0" w:color="auto" w:val="clear"/>
+            <w:shd w:fill="FFFFFF" w:color="auto" w:val="clear"/>
             <w:tcMar>
               <w:top w:type="dxa" w:w="40"/>
               <w:left w:type="dxa" w:w="80"/>
@@ -12744,7 +14926,7 @@
               <w:bottom w:val="none" w:color="FFFFFF" w:sz="0"/>
               <w:right w:val="none" w:color="FFFFFF" w:sz="0"/>
             </w:tcBorders>
-            <w:shd w:fill="FAF3E0" w:color="auto" w:val="clear"/>
+            <w:shd w:fill="FFFFFF" w:color="auto" w:val="clear"/>
             <w:tcMar>
               <w:top w:type="dxa" w:w="40"/>
               <w:left w:type="dxa" w:w="80"/>
@@ -12777,7 +14959,7 @@
               <w:bottom w:val="none" w:color="FFFFFF" w:sz="0"/>
               <w:right w:val="none" w:color="FFFFFF" w:sz="0"/>
             </w:tcBorders>
-            <w:shd w:fill="FAF3E0" w:color="auto" w:val="clear"/>
+            <w:shd w:fill="FFFFFF" w:color="auto" w:val="clear"/>
             <w:tcMar>
               <w:top w:type="dxa" w:w="40"/>
               <w:left w:type="dxa" w:w="80"/>
@@ -12810,7 +14992,7 @@
               <w:bottom w:val="none" w:color="FFFFFF" w:sz="0"/>
               <w:right w:val="none" w:color="FFFFFF" w:sz="0"/>
             </w:tcBorders>
-            <w:shd w:fill="FAF3E0" w:color="auto" w:val="clear"/>
+            <w:shd w:fill="FFFFFF" w:color="auto" w:val="clear"/>
             <w:tcMar>
               <w:top w:type="dxa" w:w="40"/>
               <w:left w:type="dxa" w:w="80"/>
@@ -12851,7 +15033,7 @@
           <w:sz w:val="17"/>
           <w:szCs w:val="17"/>
         </w:rPr>
-        <w:t xml:space="preserve">D — METABOLIC FINISHER</w:t>
+        <w:t xml:space="preserve">F — METABOLIC FINISHER</w:t>
       </w:r>
     </w:p>
     <w:p>
@@ -14531,7 +16713,7 @@
           <w:sz w:val="17"/>
           <w:szCs w:val="17"/>
         </w:rPr>
-        <w:t xml:space="preserve">Squat 25–27.5 lbs × 8 @ 2–3 RIR. Trap bar deadlift 55–60 lbs × 6. Hip thrust progressing toward 70 lbs. Left-leg single-leg RDL load matched to right within 10%.</w:t>
+        <w:t xml:space="preserve">Squat 25–27.5 lbs × 8 @ 2–3 RIR. Trap bar deadlift 55–60 lbs × 6. Hip thrust progressing toward 70 lbs. Left-leg single-leg RDL load matched to right within 10%. Week 4 carries the standing 4-week strength check — tested lifts re-checked and working loads reset from the result — with the flexible Week 5 deload slot (see the deload note above) following it.</w:t>
       </w:r>
     </w:p>
     <w:p>
@@ -14556,7 +16738,7 @@
           <w:sz w:val="17"/>
           <w:szCs w:val="17"/>
         </w:rPr>
-        <w:t xml:space="preserve">Squat/deadlift 8-week retest against today's new baseline. VFA and body fat % trending down from 142.7 cm² / 40.4%. Left/right leg lean-mass gap (currently 17.5 vs 18.0 lbs) holding steady or narrowing. Hip thrust and OHP progressed from current working loads.</w:t>
+        <w:t xml:space="preserve">Reached through the Week 4 strength check, the flexible Week 5 deload slot, and the weeks that rebuild from it: squat/deadlift 8-week retest against today's new baseline. VFA and body fat % trending down from 142.7 cm² / 40.4%. Left/right leg lean-mass gap (currently 17.5 vs 18.0 lbs) holding steady or narrowing. Hip thrust and OHP progressed from current working loads.</w:t>
       </w:r>
     </w:p>
     <w:p>

--- a/clients/johanna_castillo/Johanna_Castillo_3Day_Training_Plan_Client_View.docx
+++ b/clients/johanna_castillo/Johanna_Castillo_3Day_Training_Plan_Client_View.docx
@@ -2283,7 +2283,7 @@
           <w:sz w:val="17"/>
           <w:szCs w:val="17"/>
         </w:rPr>
-        <w:t xml:space="preserve">~31g per meal minimum (leucine threshold), distributed across 4+ meals/day.</w:t>
+        <w:t xml:space="preserve">~23g per meal (≈0.3 g/kg), across 4 meals spaced 3–4 hours apart.</w:t>
       </w:r>
     </w:p>
     <w:p>

--- a/clients/johanna_castillo/Johanna_Castillo_3Day_Training_Plan_Client_View.docx
+++ b/clients/johanna_castillo/Johanna_Castillo_3Day_Training_Plan_Client_View.docx
@@ -2283,7 +2283,7 @@
           <w:sz w:val="17"/>
           <w:szCs w:val="17"/>
         </w:rPr>
-        <w:t xml:space="preserve">~23g per meal (≈0.3 g/kg), across 4 meals spaced 3–4 hours apart.</w:t>
+        <w:t xml:space="preserve">~39–43g per meal (0.50–0.55 g/kg), across 4 meals spaced 3–4 hours apart.</w:t>
       </w:r>
     </w:p>
     <w:p>
